--- a/manuscript/supplementary_information.docx
+++ b/manuscript/supplementary_information.docx
@@ -1809,7 +1809,19 @@
               <w:jc w:val="left"/>
             </w:pPr>
             <w:r>
-              <w:t xml:space="preserve">NavC, τ_m8 = 1.5 ms</w:t>
+              <w:t xml:space="preserve">NavC, τ</w:t>
+            </w:r>
+            <w:r>
+              <w:rPr>
+                <w:vertAlign w:val="subscript"/>
+              </w:rPr>
+              <w:t xml:space="preserve">m8</w:t>
+            </w:r>
+            <w:r>
+              <w:t xml:space="preserve"> </w:t>
+            </w:r>
+            <w:r>
+              <w:t xml:space="preserve">= 1.5 ms</w:t>
             </w:r>
           </w:p>
         </w:tc>
@@ -1883,7 +1895,19 @@
               <w:jc w:val="left"/>
             </w:pPr>
             <w:r>
-              <w:t xml:space="preserve">NavC, τ_m8 = 0.05 ms</w:t>
+              <w:t xml:space="preserve">NavC, τ</w:t>
+            </w:r>
+            <w:r>
+              <w:rPr>
+                <w:vertAlign w:val="subscript"/>
+              </w:rPr>
+              <w:t xml:space="preserve">m8</w:t>
+            </w:r>
+            <w:r>
+              <w:t xml:space="preserve"> </w:t>
+            </w:r>
+            <w:r>
+              <w:t xml:space="preserve">= 0.05 ms</w:t>
             </w:r>
           </w:p>
         </w:tc>

--- a/manuscript/supplementary_information.docx
+++ b/manuscript/supplementary_information.docx
@@ -7,7 +7,7 @@
         <w:pStyle w:val="Title"/>
       </w:pPr>
       <w:r>
-        <w:t xml:space="preserve">Supplementary Information: Ephaptic coupling between myelinated Aβ and unmyelinated C-fibers in a focal nerve lesion</w:t>
+        <w:t xml:space="preserve">Supplementary Information: Ephaptic Aβ-to-C-Fiber Crosstalk and Multi-Fiber Spatial Summation</w:t>
       </w:r>
     </w:p>
     <w:p>
@@ -1329,13 +1329,78 @@
       </w:r>
     </w:p>
     <w:bookmarkEnd w:id="50"/>
-    <w:bookmarkStart w:id="51" w:name="s2-strengthduration-characterization"/>
+    <w:bookmarkStart w:id="54" w:name="s2-membrane-verification"/>
     <w:p>
       <w:pPr>
         <w:pStyle w:val="Heading2"/>
       </w:pPr>
       <w:r>
-        <w:t xml:space="preserve">S2 Strength–duration characterization</w:t>
+        <w:t xml:space="preserve">S2 Membrane verification</w:t>
+      </w:r>
+    </w:p>
+    <w:p>
+      <w:pPr>
+        <w:pStyle w:val="CaptionedFigure"/>
+      </w:pPr>
+      <w:r>
+        <w:drawing>
+          <wp:inline>
+            <wp:extent cx="5943600" cy="1631523"/>
+            <wp:effectExtent b="0" l="0" r="0" t="0"/>
+            <wp:docPr descr="Fig. S3 Verification of the Aβ source. (a) CRRSS steady-state activation and inactivation and (b) their time constants over the modelled range, at 37 °C. (c) Action potential at a node (z = 5 mm) followed through repolarization to rest. (d) Paired-pulse recovery: peak of the response at z = 8 mm after a second stimulus, against the interpulse interval. Grey crosses mark intervals at which no second action potential propagates; the value plotted there is the decaying tail of the first action potential, not a second spike." title="" id="52" name="Picture"/>
+            <a:graphic>
+              <a:graphicData uri="http://schemas.openxmlformats.org/drawingml/2006/picture">
+                <pic:pic>
+                  <pic:nvPicPr>
+                    <pic:cNvPr descr="../results/figures/figS3_membrane_verification.png" id="53" name="Picture"/>
+                    <pic:cNvPicPr>
+                      <a:picLocks noChangeArrowheads="1" noChangeAspect="1"/>
+                    </pic:cNvPicPr>
+                  </pic:nvPicPr>
+                  <pic:blipFill>
+                    <a:blip r:embed="rId51"/>
+                    <a:stretch>
+                      <a:fillRect/>
+                    </a:stretch>
+                  </pic:blipFill>
+                  <pic:spPr bwMode="auto">
+                    <a:xfrm>
+                      <a:off x="0" y="0"/>
+                      <a:ext cx="5943600" cy="1631523"/>
+                    </a:xfrm>
+                    <a:prstGeom prst="rect">
+                      <a:avLst/>
+                    </a:prstGeom>
+                    <a:noFill/>
+                    <a:ln w="9525">
+                      <a:noFill/>
+                      <a:headEnd/>
+                      <a:tailEnd/>
+                    </a:ln>
+                  </pic:spPr>
+                </pic:pic>
+              </a:graphicData>
+            </a:graphic>
+          </wp:inline>
+        </w:drawing>
+      </w:r>
+    </w:p>
+    <w:p>
+      <w:pPr>
+        <w:pStyle w:val="ImageCaption"/>
+      </w:pPr>
+      <w:r>
+        <w:rPr>
+          <w:b/>
+          <w:bCs/>
+        </w:rPr>
+        <w:t xml:space="preserve">Fig. S3</w:t>
+      </w:r>
+      <w:r>
+        <w:t xml:space="preserve"> </w:t>
+      </w:r>
+      <w:r>
+        <w:t xml:space="preserve">Verification of the Aβ source. (a) CRRSS steady-state activation and inactivation and (b) their time constants over the modelled range, at 37 °C. (c) Action potential at a node (z = 5 mm) followed through repolarization to rest. (d) Paired-pulse recovery: peak of the response at z = 8 mm after a second stimulus, against the interpulse interval. Grey crosses mark intervals at which no second action potential propagates; the value plotted there is the decaying tail of the first action potential, not a second spike.</w:t>
       </w:r>
     </w:p>
     <w:tbl>
@@ -1346,12 +1411,11 @@
         <w:tblLook w:firstRow="1" w:lastRow="0" w:firstColumn="0" w:lastColumn="0" w:noHBand="0" w:noVBand="0" w:val="0020"/>
       </w:tblPr>
       <w:tblGrid>
-        <w:gridCol w:w="1320"/>
-        <w:gridCol w:w="1320"/>
-        <w:gridCol w:w="1320"/>
-        <w:gridCol w:w="1320"/>
-        <w:gridCol w:w="1320"/>
-        <w:gridCol w:w="1320"/>
+        <w:gridCol w:w="1584"/>
+        <w:gridCol w:w="1584"/>
+        <w:gridCol w:w="1584"/>
+        <w:gridCol w:w="1584"/>
+        <w:gridCol w:w="1584"/>
       </w:tblGrid>
       <w:tr>
         <w:trPr>
@@ -1365,67 +1429,55 @@
               <w:jc w:val="left"/>
             </w:pPr>
             <w:r>
-              <w:t xml:space="preserve">C-fiber membrane</w:t>
-            </w:r>
-          </w:p>
-        </w:tc>
-        <w:tc>
-          <w:tcPr/>
-          <w:p>
-            <w:pPr>
-              <w:pStyle w:val="Compact"/>
-              <w:jc w:val="right"/>
-            </w:pPr>
-            <w:r>
-              <w:t xml:space="preserve">Q_th 0.1 ms (pC)</w:t>
-            </w:r>
-          </w:p>
-        </w:tc>
-        <w:tc>
-          <w:tcPr/>
-          <w:p>
-            <w:pPr>
-              <w:pStyle w:val="Compact"/>
-              <w:jc w:val="right"/>
-            </w:pPr>
-            <w:r>
-              <w:t xml:space="preserve">V_peak 0.1 ms (mV)</w:t>
-            </w:r>
-          </w:p>
-        </w:tc>
-        <w:tc>
-          <w:tcPr/>
-          <w:p>
-            <w:pPr>
-              <w:pStyle w:val="Compact"/>
-              <w:jc w:val="right"/>
-            </w:pPr>
-            <w:r>
-              <w:t xml:space="preserve">V_peak 1 ms (mV)</w:t>
-            </w:r>
-          </w:p>
-        </w:tc>
-        <w:tc>
-          <w:tcPr/>
-          <w:p>
-            <w:pPr>
-              <w:pStyle w:val="Compact"/>
-              <w:jc w:val="right"/>
-            </w:pPr>
-            <w:r>
-              <w:t xml:space="preserve">V_peak 20 ms (mV)</w:t>
-            </w:r>
-          </w:p>
-        </w:tc>
-        <w:tc>
-          <w:tcPr/>
-          <w:p>
-            <w:pPr>
-              <w:pStyle w:val="Compact"/>
-              <w:jc w:val="right"/>
-            </w:pPr>
-            <w:r>
-              <w:t xml:space="preserve">I_th 0.1 / I_th 20 ms</w:t>
+              <w:t xml:space="preserve">interval (ms)</w:t>
+            </w:r>
+          </w:p>
+        </w:tc>
+        <w:tc>
+          <w:tcPr/>
+          <w:p>
+            <w:pPr>
+              <w:pStyle w:val="Compact"/>
+              <w:jc w:val="right"/>
+            </w:pPr>
+            <w:r>
+              <w:t xml:space="preserve">APs at z = 8 mm</w:t>
+            </w:r>
+          </w:p>
+        </w:tc>
+        <w:tc>
+          <w:tcPr/>
+          <w:p>
+            <w:pPr>
+              <w:pStyle w:val="Compact"/>
+              <w:jc w:val="right"/>
+            </w:pPr>
+            <w:r>
+              <w:t xml:space="preserve">2nd AP peak (mV)</w:t>
+            </w:r>
+          </w:p>
+        </w:tc>
+        <w:tc>
+          <w:tcPr/>
+          <w:p>
+            <w:pPr>
+              <w:pStyle w:val="Compact"/>
+              <w:jc w:val="right"/>
+            </w:pPr>
+            <w:r>
+              <w:t xml:space="preserve">2nd AP CV (m/s)</w:t>
+            </w:r>
+          </w:p>
+        </w:tc>
+        <w:tc>
+          <w:tcPr/>
+          <w:p>
+            <w:pPr>
+              <w:pStyle w:val="Compact"/>
+              <w:jc w:val="right"/>
+            </w:pPr>
+            <w:r>
+              <w:t xml:space="preserve">2nd AP conducts</w:t>
             </w:r>
           </w:p>
         </w:tc>
@@ -1439,67 +1491,55 @@
               <w:jc w:val="left"/>
             </w:pPr>
             <w:r>
-              <w:t xml:space="preserve">HH, 6.3 °C</w:t>
-            </w:r>
-          </w:p>
-        </w:tc>
-        <w:tc>
-          <w:tcPr/>
-          <w:p>
-            <w:pPr>
-              <w:pStyle w:val="Compact"/>
-              <w:jc w:val="right"/>
-            </w:pPr>
-            <w:r>
-              <w:t xml:space="preserve">0.14</w:t>
-            </w:r>
-          </w:p>
-        </w:tc>
-        <w:tc>
-          <w:tcPr/>
-          <w:p>
-            <w:pPr>
-              <w:pStyle w:val="Compact"/>
-              <w:jc w:val="right"/>
-            </w:pPr>
-            <w:r>
-              <w:t xml:space="preserve">-30</w:t>
-            </w:r>
-          </w:p>
-        </w:tc>
-        <w:tc>
-          <w:tcPr/>
-          <w:p>
-            <w:pPr>
-              <w:pStyle w:val="Compact"/>
-              <w:jc w:val="right"/>
-            </w:pPr>
-            <w:r>
-              <w:t xml:space="preserve">-51</w:t>
-            </w:r>
-          </w:p>
-        </w:tc>
-        <w:tc>
-          <w:tcPr/>
-          <w:p>
-            <w:pPr>
-              <w:pStyle w:val="Compact"/>
-              <w:jc w:val="right"/>
-            </w:pPr>
-            <w:r>
-              <w:t xml:space="preserve">-53</w:t>
-            </w:r>
-          </w:p>
-        </w:tc>
-        <w:tc>
-          <w:tcPr/>
-          <w:p>
-            <w:pPr>
-              <w:pStyle w:val="Compact"/>
-              <w:jc w:val="right"/>
-            </w:pPr>
-            <w:r>
-              <w:t xml:space="preserve">21.3</w:t>
+              <w:t xml:space="preserve">0.30</w:t>
+            </w:r>
+          </w:p>
+        </w:tc>
+        <w:tc>
+          <w:tcPr/>
+          <w:p>
+            <w:pPr>
+              <w:pStyle w:val="Compact"/>
+              <w:jc w:val="right"/>
+            </w:pPr>
+            <w:r>
+              <w:t xml:space="preserve">1</w:t>
+            </w:r>
+          </w:p>
+        </w:tc>
+        <w:tc>
+          <w:tcPr/>
+          <w:p>
+            <w:pPr>
+              <w:pStyle w:val="Compact"/>
+              <w:jc w:val="right"/>
+            </w:pPr>
+            <w:r>
+              <w:t xml:space="preserve">+3.4</w:t>
+            </w:r>
+          </w:p>
+        </w:tc>
+        <w:tc>
+          <w:tcPr/>
+          <w:p>
+            <w:pPr>
+              <w:pStyle w:val="Compact"/>
+              <w:jc w:val="right"/>
+            </w:pPr>
+            <w:r>
+              <w:t xml:space="preserve">–</w:t>
+            </w:r>
+          </w:p>
+        </w:tc>
+        <w:tc>
+          <w:tcPr/>
+          <w:p>
+            <w:pPr>
+              <w:pStyle w:val="Compact"/>
+              <w:jc w:val="right"/>
+            </w:pPr>
+            <w:r>
+              <w:t xml:space="preserve">False</w:t>
             </w:r>
           </w:p>
         </w:tc>
@@ -1513,67 +1553,55 @@
               <w:jc w:val="left"/>
             </w:pPr>
             <w:r>
-              <w:t xml:space="preserve">HH, 25 °C</w:t>
-            </w:r>
-          </w:p>
-        </w:tc>
-        <w:tc>
-          <w:tcPr/>
-          <w:p>
-            <w:pPr>
-              <w:pStyle w:val="Compact"/>
-              <w:jc w:val="right"/>
-            </w:pPr>
-            <w:r>
-              <w:t xml:space="preserve">0.10</w:t>
-            </w:r>
-          </w:p>
-        </w:tc>
-        <w:tc>
-          <w:tcPr/>
-          <w:p>
-            <w:pPr>
-              <w:pStyle w:val="Compact"/>
-              <w:jc w:val="right"/>
-            </w:pPr>
-            <w:r>
-              <w:t xml:space="preserve">-38</w:t>
-            </w:r>
-          </w:p>
-        </w:tc>
-        <w:tc>
-          <w:tcPr/>
-          <w:p>
-            <w:pPr>
-              <w:pStyle w:val="Compact"/>
-              <w:jc w:val="right"/>
-            </w:pPr>
-            <w:r>
-              <w:t xml:space="preserve">-43</w:t>
-            </w:r>
-          </w:p>
-        </w:tc>
-        <w:tc>
-          <w:tcPr/>
-          <w:p>
-            <w:pPr>
-              <w:pStyle w:val="Compact"/>
-              <w:jc w:val="right"/>
-            </w:pPr>
-            <w:r>
-              <w:t xml:space="preserve">-38</w:t>
-            </w:r>
-          </w:p>
-        </w:tc>
-        <w:tc>
-          <w:tcPr/>
-          <w:p>
-            <w:pPr>
-              <w:pStyle w:val="Compact"/>
-              <w:jc w:val="right"/>
-            </w:pPr>
-            <w:r>
-              <w:t xml:space="preserve">5.4</w:t>
+              <w:t xml:space="preserve">0.50</w:t>
+            </w:r>
+          </w:p>
+        </w:tc>
+        <w:tc>
+          <w:tcPr/>
+          <w:p>
+            <w:pPr>
+              <w:pStyle w:val="Compact"/>
+              <w:jc w:val="right"/>
+            </w:pPr>
+            <w:r>
+              <w:t xml:space="preserve">1</w:t>
+            </w:r>
+          </w:p>
+        </w:tc>
+        <w:tc>
+          <w:tcPr/>
+          <w:p>
+            <w:pPr>
+              <w:pStyle w:val="Compact"/>
+              <w:jc w:val="right"/>
+            </w:pPr>
+            <w:r>
+              <w:t xml:space="preserve">-58.9</w:t>
+            </w:r>
+          </w:p>
+        </w:tc>
+        <w:tc>
+          <w:tcPr/>
+          <w:p>
+            <w:pPr>
+              <w:pStyle w:val="Compact"/>
+              <w:jc w:val="right"/>
+            </w:pPr>
+            <w:r>
+              <w:t xml:space="preserve">–</w:t>
+            </w:r>
+          </w:p>
+        </w:tc>
+        <w:tc>
+          <w:tcPr/>
+          <w:p>
+            <w:pPr>
+              <w:pStyle w:val="Compact"/>
+              <w:jc w:val="right"/>
+            </w:pPr>
+            <w:r>
+              <w:t xml:space="preserve">False</w:t>
             </w:r>
           </w:p>
         </w:tc>
@@ -1587,67 +1615,55 @@
               <w:jc w:val="left"/>
             </w:pPr>
             <w:r>
-              <w:t xml:space="preserve">HH, conductances × 5</w:t>
-            </w:r>
-          </w:p>
-        </w:tc>
-        <w:tc>
-          <w:tcPr/>
-          <w:p>
-            <w:pPr>
-              <w:pStyle w:val="Compact"/>
-              <w:jc w:val="right"/>
-            </w:pPr>
-            <w:r>
-              <w:t xml:space="preserve">0.11</w:t>
-            </w:r>
-          </w:p>
-        </w:tc>
-        <w:tc>
-          <w:tcPr/>
-          <w:p>
-            <w:pPr>
-              <w:pStyle w:val="Compact"/>
-              <w:jc w:val="right"/>
-            </w:pPr>
-            <w:r>
-              <w:t xml:space="preserve">-38</w:t>
-            </w:r>
-          </w:p>
-        </w:tc>
-        <w:tc>
-          <w:tcPr/>
-          <w:p>
-            <w:pPr>
-              <w:pStyle w:val="Compact"/>
-              <w:jc w:val="right"/>
-            </w:pPr>
-            <w:r>
-              <w:t xml:space="preserve">-54</w:t>
-            </w:r>
-          </w:p>
-        </w:tc>
-        <w:tc>
-          <w:tcPr/>
-          <w:p>
-            <w:pPr>
-              <w:pStyle w:val="Compact"/>
-              <w:jc w:val="right"/>
-            </w:pPr>
-            <w:r>
-              <w:t xml:space="preserve">-56</w:t>
-            </w:r>
-          </w:p>
-        </w:tc>
-        <w:tc>
-          <w:tcPr/>
-          <w:p>
-            <w:pPr>
-              <w:pStyle w:val="Compact"/>
-              <w:jc w:val="right"/>
-            </w:pPr>
-            <w:r>
-              <w:t xml:space="preserve">12.7</w:t>
+              <w:t xml:space="preserve">0.75</w:t>
+            </w:r>
+          </w:p>
+        </w:tc>
+        <w:tc>
+          <w:tcPr/>
+          <w:p>
+            <w:pPr>
+              <w:pStyle w:val="Compact"/>
+              <w:jc w:val="right"/>
+            </w:pPr>
+            <w:r>
+              <w:t xml:space="preserve">2</w:t>
+            </w:r>
+          </w:p>
+        </w:tc>
+        <w:tc>
+          <w:tcPr/>
+          <w:p>
+            <w:pPr>
+              <w:pStyle w:val="Compact"/>
+              <w:jc w:val="right"/>
+            </w:pPr>
+            <w:r>
+              <w:t xml:space="preserve">-1.3</w:t>
+            </w:r>
+          </w:p>
+        </w:tc>
+        <w:tc>
+          <w:tcPr/>
+          <w:p>
+            <w:pPr>
+              <w:pStyle w:val="Compact"/>
+              <w:jc w:val="right"/>
+            </w:pPr>
+            <w:r>
+              <w:t xml:space="preserve">36.0</w:t>
+            </w:r>
+          </w:p>
+        </w:tc>
+        <w:tc>
+          <w:tcPr/>
+          <w:p>
+            <w:pPr>
+              <w:pStyle w:val="Compact"/>
+              <w:jc w:val="right"/>
+            </w:pPr>
+            <w:r>
+              <w:t xml:space="preserve">True</w:t>
             </w:r>
           </w:p>
         </w:tc>
@@ -1661,67 +1677,55 @@
               <w:jc w:val="left"/>
             </w:pPr>
             <w:r>
-              <w:t xml:space="preserve">HH, rates &amp; conductances × 5</w:t>
-            </w:r>
-          </w:p>
-        </w:tc>
-        <w:tc>
-          <w:tcPr/>
-          <w:p>
-            <w:pPr>
-              <w:pStyle w:val="Compact"/>
-              <w:jc w:val="right"/>
-            </w:pPr>
-            <w:r>
-              <w:t xml:space="preserve">0.07</w:t>
-            </w:r>
-          </w:p>
-        </w:tc>
-        <w:tc>
-          <w:tcPr/>
-          <w:p>
-            <w:pPr>
-              <w:pStyle w:val="Compact"/>
-              <w:jc w:val="right"/>
-            </w:pPr>
-            <w:r>
-              <w:t xml:space="preserve">-48</w:t>
-            </w:r>
-          </w:p>
-        </w:tc>
-        <w:tc>
-          <w:tcPr/>
-          <w:p>
-            <w:pPr>
-              <w:pStyle w:val="Compact"/>
-              <w:jc w:val="right"/>
-            </w:pPr>
-            <w:r>
-              <w:t xml:space="preserve">-52</w:t>
-            </w:r>
-          </w:p>
-        </w:tc>
-        <w:tc>
-          <w:tcPr/>
-          <w:p>
-            <w:pPr>
-              <w:pStyle w:val="Compact"/>
-              <w:jc w:val="right"/>
-            </w:pPr>
-            <w:r>
-              <w:t xml:space="preserve">-53</w:t>
-            </w:r>
-          </w:p>
-        </w:tc>
-        <w:tc>
-          <w:tcPr/>
-          <w:p>
-            <w:pPr>
-              <w:pStyle w:val="Compact"/>
-              <w:jc w:val="right"/>
-            </w:pPr>
-            <w:r>
-              <w:t xml:space="preserve">4.6</w:t>
+              <w:t xml:space="preserve">1.00</w:t>
+            </w:r>
+          </w:p>
+        </w:tc>
+        <w:tc>
+          <w:tcPr/>
+          <w:p>
+            <w:pPr>
+              <w:pStyle w:val="Compact"/>
+              <w:jc w:val="right"/>
+            </w:pPr>
+            <w:r>
+              <w:t xml:space="preserve">2</w:t>
+            </w:r>
+          </w:p>
+        </w:tc>
+        <w:tc>
+          <w:tcPr/>
+          <w:p>
+            <w:pPr>
+              <w:pStyle w:val="Compact"/>
+              <w:jc w:val="right"/>
+            </w:pPr>
+            <w:r>
+              <w:t xml:space="preserve">+2.6</w:t>
+            </w:r>
+          </w:p>
+        </w:tc>
+        <w:tc>
+          <w:tcPr/>
+          <w:p>
+            <w:pPr>
+              <w:pStyle w:val="Compact"/>
+              <w:jc w:val="right"/>
+            </w:pPr>
+            <w:r>
+              <w:t xml:space="preserve">39.2</w:t>
+            </w:r>
+          </w:p>
+        </w:tc>
+        <w:tc>
+          <w:tcPr/>
+          <w:p>
+            <w:pPr>
+              <w:pStyle w:val="Compact"/>
+              <w:jc w:val="right"/>
+            </w:pPr>
+            <w:r>
+              <w:t xml:space="preserve">True</w:t>
             </w:r>
           </w:p>
         </w:tc>
@@ -1735,67 +1739,55 @@
               <w:jc w:val="left"/>
             </w:pPr>
             <w:r>
-              <w:t xml:space="preserve">HH, rates &amp; conductances × 10</w:t>
-            </w:r>
-          </w:p>
-        </w:tc>
-        <w:tc>
-          <w:tcPr/>
-          <w:p>
-            <w:pPr>
-              <w:pStyle w:val="Compact"/>
-              <w:jc w:val="right"/>
-            </w:pPr>
-            <w:r>
-              <w:t xml:space="preserve">0.05</w:t>
-            </w:r>
-          </w:p>
-        </w:tc>
-        <w:tc>
-          <w:tcPr/>
-          <w:p>
-            <w:pPr>
-              <w:pStyle w:val="Compact"/>
-              <w:jc w:val="right"/>
-            </w:pPr>
-            <w:r>
-              <w:t xml:space="preserve">-51</w:t>
-            </w:r>
-          </w:p>
-        </w:tc>
-        <w:tc>
-          <w:tcPr/>
-          <w:p>
-            <w:pPr>
-              <w:pStyle w:val="Compact"/>
-              <w:jc w:val="right"/>
-            </w:pPr>
-            <w:r>
-              <w:t xml:space="preserve">-53</w:t>
-            </w:r>
-          </w:p>
-        </w:tc>
-        <w:tc>
-          <w:tcPr/>
-          <w:p>
-            <w:pPr>
-              <w:pStyle w:val="Compact"/>
-              <w:jc w:val="right"/>
-            </w:pPr>
-            <w:r>
-              <w:t xml:space="preserve">-53</w:t>
-            </w:r>
-          </w:p>
-        </w:tc>
-        <w:tc>
-          <w:tcPr/>
-          <w:p>
-            <w:pPr>
-              <w:pStyle w:val="Compact"/>
-              <w:jc w:val="right"/>
-            </w:pPr>
-            <w:r>
-              <w:t xml:space="preserve">2.5</w:t>
+              <w:t xml:space="preserve">1.50</w:t>
+            </w:r>
+          </w:p>
+        </w:tc>
+        <w:tc>
+          <w:tcPr/>
+          <w:p>
+            <w:pPr>
+              <w:pStyle w:val="Compact"/>
+              <w:jc w:val="right"/>
+            </w:pPr>
+            <w:r>
+              <w:t xml:space="preserve">2</w:t>
+            </w:r>
+          </w:p>
+        </w:tc>
+        <w:tc>
+          <w:tcPr/>
+          <w:p>
+            <w:pPr>
+              <w:pStyle w:val="Compact"/>
+              <w:jc w:val="right"/>
+            </w:pPr>
+            <w:r>
+              <w:t xml:space="preserve">+3.9</w:t>
+            </w:r>
+          </w:p>
+        </w:tc>
+        <w:tc>
+          <w:tcPr/>
+          <w:p>
+            <w:pPr>
+              <w:pStyle w:val="Compact"/>
+              <w:jc w:val="right"/>
+            </w:pPr>
+            <w:r>
+              <w:t xml:space="preserve">40.4</w:t>
+            </w:r>
+          </w:p>
+        </w:tc>
+        <w:tc>
+          <w:tcPr/>
+          <w:p>
+            <w:pPr>
+              <w:pStyle w:val="Compact"/>
+              <w:jc w:val="right"/>
+            </w:pPr>
+            <w:r>
+              <w:t xml:space="preserve">True</w:t>
             </w:r>
           </w:p>
         </w:tc>
@@ -1809,79 +1801,55 @@
               <w:jc w:val="left"/>
             </w:pPr>
             <w:r>
-              <w:t xml:space="preserve">NavC, τ</w:t>
-            </w:r>
-            <w:r>
-              <w:rPr>
-                <w:vertAlign w:val="subscript"/>
-              </w:rPr>
-              <w:t xml:space="preserve">m8</w:t>
-            </w:r>
-            <w:r>
-              <w:t xml:space="preserve"> </w:t>
-            </w:r>
-            <w:r>
-              <w:t xml:space="preserve">= 1.5 ms</w:t>
-            </w:r>
-          </w:p>
-        </w:tc>
-        <w:tc>
-          <w:tcPr/>
-          <w:p>
-            <w:pPr>
-              <w:pStyle w:val="Compact"/>
-              <w:jc w:val="right"/>
-            </w:pPr>
-            <w:r>
-              <w:t xml:space="preserve">0.41</w:t>
-            </w:r>
-          </w:p>
-        </w:tc>
-        <w:tc>
-          <w:tcPr/>
-          <w:p>
-            <w:pPr>
-              <w:pStyle w:val="Compact"/>
-              <w:jc w:val="right"/>
-            </w:pPr>
-            <w:r>
-              <w:t xml:space="preserve">39</w:t>
-            </w:r>
-          </w:p>
-        </w:tc>
-        <w:tc>
-          <w:tcPr/>
-          <w:p>
-            <w:pPr>
-              <w:pStyle w:val="Compact"/>
-              <w:jc w:val="right"/>
-            </w:pPr>
-            <w:r>
-              <w:t xml:space="preserve">-19</w:t>
-            </w:r>
-          </w:p>
-        </w:tc>
-        <w:tc>
-          <w:tcPr/>
-          <w:p>
-            <w:pPr>
-              <w:pStyle w:val="Compact"/>
-              <w:jc w:val="right"/>
-            </w:pPr>
-            <w:r>
-              <w:t xml:space="preserve">-31</w:t>
-            </w:r>
-          </w:p>
-        </w:tc>
-        <w:tc>
-          <w:tcPr/>
-          <w:p>
-            <w:pPr>
-              <w:pStyle w:val="Compact"/>
-              <w:jc w:val="right"/>
-            </w:pPr>
-            <w:r>
-              <w:t xml:space="preserve">7.3</w:t>
+              <w:t xml:space="preserve">2.00</w:t>
+            </w:r>
+          </w:p>
+        </w:tc>
+        <w:tc>
+          <w:tcPr/>
+          <w:p>
+            <w:pPr>
+              <w:pStyle w:val="Compact"/>
+              <w:jc w:val="right"/>
+            </w:pPr>
+            <w:r>
+              <w:t xml:space="preserve">2</w:t>
+            </w:r>
+          </w:p>
+        </w:tc>
+        <w:tc>
+          <w:tcPr/>
+          <w:p>
+            <w:pPr>
+              <w:pStyle w:val="Compact"/>
+              <w:jc w:val="right"/>
+            </w:pPr>
+            <w:r>
+              <w:t xml:space="preserve">+4.0</w:t>
+            </w:r>
+          </w:p>
+        </w:tc>
+        <w:tc>
+          <w:tcPr/>
+          <w:p>
+            <w:pPr>
+              <w:pStyle w:val="Compact"/>
+              <w:jc w:val="right"/>
+            </w:pPr>
+            <w:r>
+              <w:t xml:space="preserve">40.4</w:t>
+            </w:r>
+          </w:p>
+        </w:tc>
+        <w:tc>
+          <w:tcPr/>
+          <w:p>
+            <w:pPr>
+              <w:pStyle w:val="Compact"/>
+              <w:jc w:val="right"/>
+            </w:pPr>
+            <w:r>
+              <w:t xml:space="preserve">True</w:t>
             </w:r>
           </w:p>
         </w:tc>
@@ -1895,79 +1863,55 @@
               <w:jc w:val="left"/>
             </w:pPr>
             <w:r>
-              <w:t xml:space="preserve">NavC, τ</w:t>
-            </w:r>
-            <w:r>
-              <w:rPr>
-                <w:vertAlign w:val="subscript"/>
-              </w:rPr>
-              <w:t xml:space="preserve">m8</w:t>
-            </w:r>
-            <w:r>
-              <w:t xml:space="preserve"> </w:t>
-            </w:r>
-            <w:r>
-              <w:t xml:space="preserve">= 0.05 ms</w:t>
-            </w:r>
-          </w:p>
-        </w:tc>
-        <w:tc>
-          <w:tcPr/>
-          <w:p>
-            <w:pPr>
-              <w:pStyle w:val="Compact"/>
-              <w:jc w:val="right"/>
-            </w:pPr>
-            <w:r>
-              <w:t xml:space="preserve">0.16</w:t>
-            </w:r>
-          </w:p>
-        </w:tc>
-        <w:tc>
-          <w:tcPr/>
-          <w:p>
-            <w:pPr>
-              <w:pStyle w:val="Compact"/>
-              <w:jc w:val="right"/>
-            </w:pPr>
-            <w:r>
-              <w:t xml:space="preserve">-24</w:t>
-            </w:r>
-          </w:p>
-        </w:tc>
-        <w:tc>
-          <w:tcPr/>
-          <w:p>
-            <w:pPr>
-              <w:pStyle w:val="Compact"/>
-              <w:jc w:val="right"/>
-            </w:pPr>
-            <w:r>
-              <w:t xml:space="preserve">-34</w:t>
-            </w:r>
-          </w:p>
-        </w:tc>
-        <w:tc>
-          <w:tcPr/>
-          <w:p>
-            <w:pPr>
-              <w:pStyle w:val="Compact"/>
-              <w:jc w:val="right"/>
-            </w:pPr>
-            <w:r>
-              <w:t xml:space="preserve">-39</w:t>
-            </w:r>
-          </w:p>
-        </w:tc>
-        <w:tc>
-          <w:tcPr/>
-          <w:p>
-            <w:pPr>
-              <w:pStyle w:val="Compact"/>
-              <w:jc w:val="right"/>
-            </w:pPr>
-            <w:r>
-              <w:t xml:space="preserve">4.0</w:t>
+              <w:t xml:space="preserve">3.00</w:t>
+            </w:r>
+          </w:p>
+        </w:tc>
+        <w:tc>
+          <w:tcPr/>
+          <w:p>
+            <w:pPr>
+              <w:pStyle w:val="Compact"/>
+              <w:jc w:val="right"/>
+            </w:pPr>
+            <w:r>
+              <w:t xml:space="preserve">2</w:t>
+            </w:r>
+          </w:p>
+        </w:tc>
+        <w:tc>
+          <w:tcPr/>
+          <w:p>
+            <w:pPr>
+              <w:pStyle w:val="Compact"/>
+              <w:jc w:val="right"/>
+            </w:pPr>
+            <w:r>
+              <w:t xml:space="preserve">+4.0</w:t>
+            </w:r>
+          </w:p>
+        </w:tc>
+        <w:tc>
+          <w:tcPr/>
+          <w:p>
+            <w:pPr>
+              <w:pStyle w:val="Compact"/>
+              <w:jc w:val="right"/>
+            </w:pPr>
+            <w:r>
+              <w:t xml:space="preserve">40.0</w:t>
+            </w:r>
+          </w:p>
+        </w:tc>
+        <w:tc>
+          <w:tcPr/>
+          <w:p>
+            <w:pPr>
+              <w:pStyle w:val="Compact"/>
+              <w:jc w:val="right"/>
+            </w:pPr>
+            <w:r>
+              <w:t xml:space="preserve">True</w:t>
             </w:r>
           </w:p>
         </w:tc>
@@ -1981,67 +1925,55 @@
               <w:jc w:val="left"/>
             </w:pPr>
             <w:r>
-              <w:t xml:space="preserve">NavC, time constants ÷ 10, conductances × 10</w:t>
-            </w:r>
-          </w:p>
-        </w:tc>
-        <w:tc>
-          <w:tcPr/>
-          <w:p>
-            <w:pPr>
-              <w:pStyle w:val="Compact"/>
-              <w:jc w:val="right"/>
-            </w:pPr>
-            <w:r>
-              <w:t xml:space="preserve">0.22</w:t>
-            </w:r>
-          </w:p>
-        </w:tc>
-        <w:tc>
-          <w:tcPr/>
-          <w:p>
-            <w:pPr>
-              <w:pStyle w:val="Compact"/>
-              <w:jc w:val="right"/>
-            </w:pPr>
-            <w:r>
-              <w:t xml:space="preserve">-19</w:t>
-            </w:r>
-          </w:p>
-        </w:tc>
-        <w:tc>
-          <w:tcPr/>
-          <w:p>
-            <w:pPr>
-              <w:pStyle w:val="Compact"/>
-              <w:jc w:val="right"/>
-            </w:pPr>
-            <w:r>
-              <w:t xml:space="preserve">-31</w:t>
-            </w:r>
-          </w:p>
-        </w:tc>
-        <w:tc>
-          <w:tcPr/>
-          <w:p>
-            <w:pPr>
-              <w:pStyle w:val="Compact"/>
-              <w:jc w:val="right"/>
-            </w:pPr>
-            <w:r>
-              <w:t xml:space="preserve">-31</w:t>
-            </w:r>
-          </w:p>
-        </w:tc>
-        <w:tc>
-          <w:tcPr/>
-          <w:p>
-            <w:pPr>
-              <w:pStyle w:val="Compact"/>
-              <w:jc w:val="right"/>
-            </w:pPr>
-            <w:r>
-              <w:t xml:space="preserve">1.2</w:t>
+              <w:t xml:space="preserve">5.00</w:t>
+            </w:r>
+          </w:p>
+        </w:tc>
+        <w:tc>
+          <w:tcPr/>
+          <w:p>
+            <w:pPr>
+              <w:pStyle w:val="Compact"/>
+              <w:jc w:val="right"/>
+            </w:pPr>
+            <w:r>
+              <w:t xml:space="preserve">2</w:t>
+            </w:r>
+          </w:p>
+        </w:tc>
+        <w:tc>
+          <w:tcPr/>
+          <w:p>
+            <w:pPr>
+              <w:pStyle w:val="Compact"/>
+              <w:jc w:val="right"/>
+            </w:pPr>
+            <w:r>
+              <w:t xml:space="preserve">+4.0</w:t>
+            </w:r>
+          </w:p>
+        </w:tc>
+        <w:tc>
+          <w:tcPr/>
+          <w:p>
+            <w:pPr>
+              <w:pStyle w:val="Compact"/>
+              <w:jc w:val="right"/>
+            </w:pPr>
+            <w:r>
+              <w:t xml:space="preserve">40.0</w:t>
+            </w:r>
+          </w:p>
+        </w:tc>
+        <w:tc>
+          <w:tcPr/>
+          <w:p>
+            <w:pPr>
+              <w:pStyle w:val="Compact"/>
+              <w:jc w:val="right"/>
+            </w:pPr>
+            <w:r>
+              <w:t xml:space="preserve">True</w:t>
             </w:r>
           </w:p>
         </w:tc>
@@ -2056,41 +1988,13 @@
           <w:b/>
           <w:bCs/>
         </w:rPr>
-        <w:t xml:space="preserve">Table S3.</w:t>
+        <w:t xml:space="preserve">Table S7.</w:t>
       </w:r>
       <w:r>
         <w:t xml:space="preserve"> </w:t>
       </w:r>
       <w:r>
-        <w:t xml:space="preserve">Point current injection at z = 5 mm into the isolated C-fiber. Q</w:t>
-      </w:r>
-      <w:r>
-        <w:rPr>
-          <w:vertAlign w:val="subscript"/>
-        </w:rPr>
-        <w:t xml:space="preserve">th</w:t>
-      </w:r>
-      <w:r>
-        <w:t xml:space="preserve">: threshold charge for a 0.1-ms pulse; V</w:t>
-      </w:r>
-      <w:r>
-        <w:rPr>
-          <w:vertAlign w:val="subscript"/>
-        </w:rPr>
-        <w:t xml:space="preserve">peak</w:t>
-      </w:r>
-      <w:r>
-        <w:t xml:space="preserve">: largest membrane potential at the injection site for a pulse 0.5 % below threshold; last column: ratio of threshold currents for 0.1-ms and 20-ms pulses.</w:t>
-      </w:r>
-    </w:p>
-    <w:bookmarkEnd w:id="51"/>
-    <w:bookmarkStart w:id="52" w:name="s3-sensitizing-bias"/>
-    <w:p>
-      <w:pPr>
-        <w:pStyle w:val="Heading2"/>
-      </w:pPr>
-      <w:r>
-        <w:t xml:space="preserve">S3 Sensitizing bias</w:t>
+        <w:t xml:space="preserve">Paired-pulse recovery of the isolated Aβ fiber (2 × threshold, 0.2-ms pulses at node 0; counts and peaks read at z = 8 mm). The first action potential conducts at 40.0 m/s in every run.</w:t>
       </w:r>
     </w:p>
     <w:tbl>
@@ -2121,19 +2025,7 @@
               <w:jc w:val="left"/>
             </w:pPr>
             <w:r>
-              <w:t xml:space="preserve">model</w:t>
-            </w:r>
-          </w:p>
-        </w:tc>
-        <w:tc>
-          <w:tcPr/>
-          <w:p>
-            <w:pPr>
-              <w:pStyle w:val="Compact"/>
-              <w:jc w:val="right"/>
-            </w:pPr>
-            <w:r>
-              <w:t xml:space="preserve">bias (A/m²)</w:t>
+              <w:t xml:space="preserve">C-fiber membrane</w:t>
             </w:r>
           </w:p>
         </w:tc>
@@ -2157,43 +2049,91 @@
               <w:jc w:val="right"/>
             </w:pPr>
             <w:r>
-              <w:t xml:space="preserve">spontaneous AP</w:t>
-            </w:r>
-          </w:p>
-        </w:tc>
-        <w:tc>
-          <w:tcPr/>
-          <w:p>
-            <w:pPr>
-              <w:pStyle w:val="Compact"/>
-              <w:jc w:val="right"/>
-            </w:pPr>
-            <w:r>
-              <w:t xml:space="preserve">peak V, n = 25 (mV)</w:t>
-            </w:r>
-          </w:p>
-        </w:tc>
-        <w:tc>
-          <w:tcPr/>
-          <w:p>
-            <w:pPr>
-              <w:pStyle w:val="Compact"/>
-              <w:jc w:val="right"/>
-            </w:pPr>
-            <w:r>
-              <w:t xml:space="preserve">peak V, n = 100 (mV)</w:t>
-            </w:r>
-          </w:p>
-        </w:tc>
-        <w:tc>
-          <w:tcPr/>
-          <w:p>
-            <w:pPr>
-              <w:pStyle w:val="Compact"/>
-              <w:jc w:val="right"/>
-            </w:pPr>
-            <w:r>
-              <w:t xml:space="preserve">evoked AP (any n)</w:t>
+              <w:t xml:space="preserve">τ</w:t>
+            </w:r>
+            <w:r>
+              <w:rPr>
+                <w:vertAlign w:val="subscript"/>
+              </w:rPr>
+              <w:t xml:space="preserve">m</w:t>
+            </w:r>
+            <w:r>
+              <w:t xml:space="preserve"> </w:t>
+            </w:r>
+            <w:r>
+              <w:t xml:space="preserve">at rest (ms)</w:t>
+            </w:r>
+          </w:p>
+        </w:tc>
+        <w:tc>
+          <w:tcPr/>
+          <w:p>
+            <w:pPr>
+              <w:pStyle w:val="Compact"/>
+              <w:jc w:val="right"/>
+            </w:pPr>
+            <w:r>
+              <w:t xml:space="preserve">λ, small signal (µm)</w:t>
+            </w:r>
+          </w:p>
+        </w:tc>
+        <w:tc>
+          <w:tcPr/>
+          <w:p>
+            <w:pPr>
+              <w:pStyle w:val="Compact"/>
+              <w:jc w:val="right"/>
+            </w:pPr>
+            <w:r>
+              <w:t xml:space="preserve">R</w:t>
+            </w:r>
+            <w:r>
+              <w:rPr>
+                <w:vertAlign w:val="subscript"/>
+              </w:rPr>
+              <w:t xml:space="preserve">in</w:t>
+            </w:r>
+            <w:r>
+              <w:t xml:space="preserve"> </w:t>
+            </w:r>
+            <w:r>
+              <w:t xml:space="preserve">predicted (MΩ)</w:t>
+            </w:r>
+          </w:p>
+        </w:tc>
+        <w:tc>
+          <w:tcPr/>
+          <w:p>
+            <w:pPr>
+              <w:pStyle w:val="Compact"/>
+              <w:jc w:val="right"/>
+            </w:pPr>
+            <w:r>
+              <w:t xml:space="preserve">R</w:t>
+            </w:r>
+            <w:r>
+              <w:rPr>
+                <w:vertAlign w:val="subscript"/>
+              </w:rPr>
+              <w:t xml:space="preserve">in</w:t>
+            </w:r>
+            <w:r>
+              <w:t xml:space="preserve"> </w:t>
+            </w:r>
+            <w:r>
+              <w:t xml:space="preserve">measured (MΩ)</w:t>
+            </w:r>
+          </w:p>
+        </w:tc>
+        <w:tc>
+          <w:tcPr/>
+          <w:p>
+            <w:pPr>
+              <w:pStyle w:val="Compact"/>
+              <w:jc w:val="right"/>
+            </w:pPr>
+            <w:r>
+              <w:t xml:space="preserve">rheobase, 1 ms (nA)</w:t>
             </w:r>
           </w:p>
         </w:tc>
@@ -2219,18 +2159,6 @@
               <w:jc w:val="right"/>
             </w:pPr>
             <w:r>
-              <w:t xml:space="preserve">0</w:t>
-            </w:r>
-          </w:p>
-        </w:tc>
-        <w:tc>
-          <w:tcPr/>
-          <w:p>
-            <w:pPr>
-              <w:pStyle w:val="Compact"/>
-              <w:jc w:val="right"/>
-            </w:pPr>
-            <w:r>
               <w:t xml:space="preserve">-65.00</w:t>
             </w:r>
           </w:p>
@@ -2243,43 +2171,55 @@
               <w:jc w:val="right"/>
             </w:pPr>
             <w:r>
-              <w:t xml:space="preserve">no</w:t>
-            </w:r>
-          </w:p>
-        </w:tc>
-        <w:tc>
-          <w:tcPr/>
-          <w:p>
-            <w:pPr>
-              <w:pStyle w:val="Compact"/>
-              <w:jc w:val="right"/>
-            </w:pPr>
-            <w:r>
-              <w:t xml:space="preserve">-45.7</w:t>
-            </w:r>
-          </w:p>
-        </w:tc>
-        <w:tc>
-          <w:tcPr/>
-          <w:p>
-            <w:pPr>
-              <w:pStyle w:val="Compact"/>
-              <w:jc w:val="right"/>
-            </w:pPr>
-            <w:r>
-              <w:t xml:space="preserve">-38.1</w:t>
-            </w:r>
-          </w:p>
-        </w:tc>
-        <w:tc>
-          <w:tcPr/>
-          <w:p>
-            <w:pPr>
-              <w:pStyle w:val="Compact"/>
-              <w:jc w:val="right"/>
-            </w:pPr>
-            <w:r>
-              <w:t xml:space="preserve">no</w:t>
+              <w:t xml:space="preserve">1.48</w:t>
+            </w:r>
+          </w:p>
+        </w:tc>
+        <w:tc>
+          <w:tcPr/>
+          <w:p>
+            <w:pPr>
+              <w:pStyle w:val="Compact"/>
+              <w:jc w:val="right"/>
+            </w:pPr>
+            <w:r>
+              <w:t xml:space="preserve">198</w:t>
+            </w:r>
+          </w:p>
+        </w:tc>
+        <w:tc>
+          <w:tcPr/>
+          <w:p>
+            <w:pPr>
+              <w:pStyle w:val="Compact"/>
+              <w:jc w:val="right"/>
+            </w:pPr>
+            <w:r>
+              <w:t xml:space="preserve">68.9</w:t>
+            </w:r>
+          </w:p>
+        </w:tc>
+        <w:tc>
+          <w:tcPr/>
+          <w:p>
+            <w:pPr>
+              <w:pStyle w:val="Compact"/>
+              <w:jc w:val="right"/>
+            </w:pPr>
+            <w:r>
+              <w:t xml:space="preserve">68.8</w:t>
+            </w:r>
+          </w:p>
+        </w:tc>
+        <w:tc>
+          <w:tcPr/>
+          <w:p>
+            <w:pPr>
+              <w:pStyle w:val="Compact"/>
+              <w:jc w:val="right"/>
+            </w:pPr>
+            <w:r>
+              <w:t xml:space="preserve">0.16</w:t>
             </w:r>
           </w:p>
         </w:tc>
@@ -2293,608 +2233,6 @@
               <w:jc w:val="left"/>
             </w:pPr>
             <w:r>
-              <w:t xml:space="preserve">HH</w:t>
-            </w:r>
-          </w:p>
-        </w:tc>
-        <w:tc>
-          <w:tcPr/>
-          <w:p>
-            <w:pPr>
-              <w:pStyle w:val="Compact"/>
-              <w:jc w:val="right"/>
-            </w:pPr>
-            <w:r>
-              <w:t xml:space="preserve">0.01</w:t>
-            </w:r>
-          </w:p>
-        </w:tc>
-        <w:tc>
-          <w:tcPr/>
-          <w:p>
-            <w:pPr>
-              <w:pStyle w:val="Compact"/>
-              <w:jc w:val="right"/>
-            </w:pPr>
-            <w:r>
-              <w:t xml:space="preserve">-64.20</w:t>
-            </w:r>
-          </w:p>
-        </w:tc>
-        <w:tc>
-          <w:tcPr/>
-          <w:p>
-            <w:pPr>
-              <w:pStyle w:val="Compact"/>
-              <w:jc w:val="right"/>
-            </w:pPr>
-            <w:r>
-              <w:t xml:space="preserve">no</w:t>
-            </w:r>
-          </w:p>
-        </w:tc>
-        <w:tc>
-          <w:tcPr/>
-          <w:p>
-            <w:pPr>
-              <w:pStyle w:val="Compact"/>
-              <w:jc w:val="right"/>
-            </w:pPr>
-            <w:r>
-              <w:t xml:space="preserve">-44.9</w:t>
-            </w:r>
-          </w:p>
-        </w:tc>
-        <w:tc>
-          <w:tcPr/>
-          <w:p>
-            <w:pPr>
-              <w:pStyle w:val="Compact"/>
-              <w:jc w:val="right"/>
-            </w:pPr>
-            <w:r>
-              <w:t xml:space="preserve">-37.3</w:t>
-            </w:r>
-          </w:p>
-        </w:tc>
-        <w:tc>
-          <w:tcPr/>
-          <w:p>
-            <w:pPr>
-              <w:pStyle w:val="Compact"/>
-              <w:jc w:val="right"/>
-            </w:pPr>
-            <w:r>
-              <w:t xml:space="preserve">no</w:t>
-            </w:r>
-          </w:p>
-        </w:tc>
-      </w:tr>
-      <w:tr>
-        <w:tc>
-          <w:tcPr/>
-          <w:p>
-            <w:pPr>
-              <w:pStyle w:val="Compact"/>
-              <w:jc w:val="left"/>
-            </w:pPr>
-            <w:r>
-              <w:t xml:space="preserve">HH</w:t>
-            </w:r>
-          </w:p>
-        </w:tc>
-        <w:tc>
-          <w:tcPr/>
-          <w:p>
-            <w:pPr>
-              <w:pStyle w:val="Compact"/>
-              <w:jc w:val="right"/>
-            </w:pPr>
-            <w:r>
-              <w:t xml:space="preserve">0.02</w:t>
-            </w:r>
-          </w:p>
-        </w:tc>
-        <w:tc>
-          <w:tcPr/>
-          <w:p>
-            <w:pPr>
-              <w:pStyle w:val="Compact"/>
-              <w:jc w:val="right"/>
-            </w:pPr>
-            <w:r>
-              <w:t xml:space="preserve">-63.48</w:t>
-            </w:r>
-          </w:p>
-        </w:tc>
-        <w:tc>
-          <w:tcPr/>
-          <w:p>
-            <w:pPr>
-              <w:pStyle w:val="Compact"/>
-              <w:jc w:val="right"/>
-            </w:pPr>
-            <w:r>
-              <w:t xml:space="preserve">no</w:t>
-            </w:r>
-          </w:p>
-        </w:tc>
-        <w:tc>
-          <w:tcPr/>
-          <w:p>
-            <w:pPr>
-              <w:pStyle w:val="Compact"/>
-              <w:jc w:val="right"/>
-            </w:pPr>
-            <w:r>
-              <w:t xml:space="preserve">-44.2</w:t>
-            </w:r>
-          </w:p>
-        </w:tc>
-        <w:tc>
-          <w:tcPr/>
-          <w:p>
-            <w:pPr>
-              <w:pStyle w:val="Compact"/>
-              <w:jc w:val="right"/>
-            </w:pPr>
-            <w:r>
-              <w:t xml:space="preserve">-36.6</w:t>
-            </w:r>
-          </w:p>
-        </w:tc>
-        <w:tc>
-          <w:tcPr/>
-          <w:p>
-            <w:pPr>
-              <w:pStyle w:val="Compact"/>
-              <w:jc w:val="right"/>
-            </w:pPr>
-            <w:r>
-              <w:t xml:space="preserve">no</w:t>
-            </w:r>
-          </w:p>
-        </w:tc>
-      </w:tr>
-      <w:tr>
-        <w:tc>
-          <w:tcPr/>
-          <w:p>
-            <w:pPr>
-              <w:pStyle w:val="Compact"/>
-              <w:jc w:val="left"/>
-            </w:pPr>
-            <w:r>
-              <w:t xml:space="preserve">HH</w:t>
-            </w:r>
-          </w:p>
-        </w:tc>
-        <w:tc>
-          <w:tcPr/>
-          <w:p>
-            <w:pPr>
-              <w:pStyle w:val="Compact"/>
-              <w:jc w:val="right"/>
-            </w:pPr>
-            <w:r>
-              <w:t xml:space="preserve">0.03</w:t>
-            </w:r>
-          </w:p>
-        </w:tc>
-        <w:tc>
-          <w:tcPr/>
-          <w:p>
-            <w:pPr>
-              <w:pStyle w:val="Compact"/>
-              <w:jc w:val="right"/>
-            </w:pPr>
-            <w:r>
-              <w:t xml:space="preserve">-62.85</w:t>
-            </w:r>
-          </w:p>
-        </w:tc>
-        <w:tc>
-          <w:tcPr/>
-          <w:p>
-            <w:pPr>
-              <w:pStyle w:val="Compact"/>
-              <w:jc w:val="right"/>
-            </w:pPr>
-            <w:r>
-              <w:t xml:space="preserve">no</w:t>
-            </w:r>
-          </w:p>
-        </w:tc>
-        <w:tc>
-          <w:tcPr/>
-          <w:p>
-            <w:pPr>
-              <w:pStyle w:val="Compact"/>
-              <w:jc w:val="right"/>
-            </w:pPr>
-            <w:r>
-              <w:t xml:space="preserve">-43.5</w:t>
-            </w:r>
-          </w:p>
-        </w:tc>
-        <w:tc>
-          <w:tcPr/>
-          <w:p>
-            <w:pPr>
-              <w:pStyle w:val="Compact"/>
-              <w:jc w:val="right"/>
-            </w:pPr>
-            <w:r>
-              <w:t xml:space="preserve">-35.9</w:t>
-            </w:r>
-          </w:p>
-        </w:tc>
-        <w:tc>
-          <w:tcPr/>
-          <w:p>
-            <w:pPr>
-              <w:pStyle w:val="Compact"/>
-              <w:jc w:val="right"/>
-            </w:pPr>
-            <w:r>
-              <w:t xml:space="preserve">no</w:t>
-            </w:r>
-          </w:p>
-        </w:tc>
-      </w:tr>
-      <w:tr>
-        <w:tc>
-          <w:tcPr/>
-          <w:p>
-            <w:pPr>
-              <w:pStyle w:val="Compact"/>
-              <w:jc w:val="left"/>
-            </w:pPr>
-            <w:r>
-              <w:t xml:space="preserve">HH</w:t>
-            </w:r>
-          </w:p>
-        </w:tc>
-        <w:tc>
-          <w:tcPr/>
-          <w:p>
-            <w:pPr>
-              <w:pStyle w:val="Compact"/>
-              <w:jc w:val="right"/>
-            </w:pPr>
-            <w:r>
-              <w:t xml:space="preserve">0.04</w:t>
-            </w:r>
-          </w:p>
-        </w:tc>
-        <w:tc>
-          <w:tcPr/>
-          <w:p>
-            <w:pPr>
-              <w:pStyle w:val="Compact"/>
-              <w:jc w:val="right"/>
-            </w:pPr>
-            <w:r>
-              <w:t xml:space="preserve">-62.27</w:t>
-            </w:r>
-          </w:p>
-        </w:tc>
-        <w:tc>
-          <w:tcPr/>
-          <w:p>
-            <w:pPr>
-              <w:pStyle w:val="Compact"/>
-              <w:jc w:val="right"/>
-            </w:pPr>
-            <w:r>
-              <w:t xml:space="preserve">no</w:t>
-            </w:r>
-          </w:p>
-        </w:tc>
-        <w:tc>
-          <w:tcPr/>
-          <w:p>
-            <w:pPr>
-              <w:pStyle w:val="Compact"/>
-              <w:jc w:val="right"/>
-            </w:pPr>
-            <w:r>
-              <w:t xml:space="preserve">-43.0</w:t>
-            </w:r>
-          </w:p>
-        </w:tc>
-        <w:tc>
-          <w:tcPr/>
-          <w:p>
-            <w:pPr>
-              <w:pStyle w:val="Compact"/>
-              <w:jc w:val="right"/>
-            </w:pPr>
-            <w:r>
-              <w:t xml:space="preserve">-35.4</w:t>
-            </w:r>
-          </w:p>
-        </w:tc>
-        <w:tc>
-          <w:tcPr/>
-          <w:p>
-            <w:pPr>
-              <w:pStyle w:val="Compact"/>
-              <w:jc w:val="right"/>
-            </w:pPr>
-            <w:r>
-              <w:t xml:space="preserve">no</w:t>
-            </w:r>
-          </w:p>
-        </w:tc>
-      </w:tr>
-      <w:tr>
-        <w:tc>
-          <w:tcPr/>
-          <w:p>
-            <w:pPr>
-              <w:pStyle w:val="Compact"/>
-              <w:jc w:val="left"/>
-            </w:pPr>
-            <w:r>
-              <w:t xml:space="preserve">HH</w:t>
-            </w:r>
-          </w:p>
-        </w:tc>
-        <w:tc>
-          <w:tcPr/>
-          <w:p>
-            <w:pPr>
-              <w:pStyle w:val="Compact"/>
-              <w:jc w:val="right"/>
-            </w:pPr>
-            <w:r>
-              <w:t xml:space="preserve">0.05</w:t>
-            </w:r>
-          </w:p>
-        </w:tc>
-        <w:tc>
-          <w:tcPr/>
-          <w:p>
-            <w:pPr>
-              <w:pStyle w:val="Compact"/>
-              <w:jc w:val="right"/>
-            </w:pPr>
-            <w:r>
-              <w:t xml:space="preserve">-61.73</w:t>
-            </w:r>
-          </w:p>
-        </w:tc>
-        <w:tc>
-          <w:tcPr/>
-          <w:p>
-            <w:pPr>
-              <w:pStyle w:val="Compact"/>
-              <w:jc w:val="right"/>
-            </w:pPr>
-            <w:r>
-              <w:t xml:space="preserve">no</w:t>
-            </w:r>
-          </w:p>
-        </w:tc>
-        <w:tc>
-          <w:tcPr/>
-          <w:p>
-            <w:pPr>
-              <w:pStyle w:val="Compact"/>
-              <w:jc w:val="right"/>
-            </w:pPr>
-            <w:r>
-              <w:t xml:space="preserve">-42.4</w:t>
-            </w:r>
-          </w:p>
-        </w:tc>
-        <w:tc>
-          <w:tcPr/>
-          <w:p>
-            <w:pPr>
-              <w:pStyle w:val="Compact"/>
-              <w:jc w:val="right"/>
-            </w:pPr>
-            <w:r>
-              <w:t xml:space="preserve">-34.8</w:t>
-            </w:r>
-          </w:p>
-        </w:tc>
-        <w:tc>
-          <w:tcPr/>
-          <w:p>
-            <w:pPr>
-              <w:pStyle w:val="Compact"/>
-              <w:jc w:val="right"/>
-            </w:pPr>
-            <w:r>
-              <w:t xml:space="preserve">no</w:t>
-            </w:r>
-          </w:p>
-        </w:tc>
-      </w:tr>
-      <w:tr>
-        <w:tc>
-          <w:tcPr/>
-          <w:p>
-            <w:pPr>
-              <w:pStyle w:val="Compact"/>
-              <w:jc w:val="left"/>
-            </w:pPr>
-            <w:r>
-              <w:t xml:space="preserve">HH</w:t>
-            </w:r>
-          </w:p>
-        </w:tc>
-        <w:tc>
-          <w:tcPr/>
-          <w:p>
-            <w:pPr>
-              <w:pStyle w:val="Compact"/>
-              <w:jc w:val="right"/>
-            </w:pPr>
-            <w:r>
-              <w:t xml:space="preserve">0.06</w:t>
-            </w:r>
-          </w:p>
-        </w:tc>
-        <w:tc>
-          <w:tcPr/>
-          <w:p>
-            <w:pPr>
-              <w:pStyle w:val="Compact"/>
-              <w:jc w:val="right"/>
-            </w:pPr>
-            <w:r>
-              <w:t xml:space="preserve">-61.24</w:t>
-            </w:r>
-          </w:p>
-        </w:tc>
-        <w:tc>
-          <w:tcPr/>
-          <w:p>
-            <w:pPr>
-              <w:pStyle w:val="Compact"/>
-              <w:jc w:val="right"/>
-            </w:pPr>
-            <w:r>
-              <w:t xml:space="preserve">no</w:t>
-            </w:r>
-          </w:p>
-        </w:tc>
-        <w:tc>
-          <w:tcPr/>
-          <w:p>
-            <w:pPr>
-              <w:pStyle w:val="Compact"/>
-              <w:jc w:val="right"/>
-            </w:pPr>
-            <w:r>
-              <w:t xml:space="preserve">-41.9</w:t>
-            </w:r>
-          </w:p>
-        </w:tc>
-        <w:tc>
-          <w:tcPr/>
-          <w:p>
-            <w:pPr>
-              <w:pStyle w:val="Compact"/>
-              <w:jc w:val="right"/>
-            </w:pPr>
-            <w:r>
-              <w:t xml:space="preserve">-34.4</w:t>
-            </w:r>
-          </w:p>
-        </w:tc>
-        <w:tc>
-          <w:tcPr/>
-          <w:p>
-            <w:pPr>
-              <w:pStyle w:val="Compact"/>
-              <w:jc w:val="right"/>
-            </w:pPr>
-            <w:r>
-              <w:t xml:space="preserve">no</w:t>
-            </w:r>
-          </w:p>
-        </w:tc>
-      </w:tr>
-      <w:tr>
-        <w:tc>
-          <w:tcPr/>
-          <w:p>
-            <w:pPr>
-              <w:pStyle w:val="Compact"/>
-              <w:jc w:val="left"/>
-            </w:pPr>
-            <w:r>
-              <w:t xml:space="preserve">HH</w:t>
-            </w:r>
-          </w:p>
-        </w:tc>
-        <w:tc>
-          <w:tcPr/>
-          <w:p>
-            <w:pPr>
-              <w:pStyle w:val="Compact"/>
-              <w:jc w:val="right"/>
-            </w:pPr>
-            <w:r>
-              <w:t xml:space="preserve">0.07</w:t>
-            </w:r>
-          </w:p>
-        </w:tc>
-        <w:tc>
-          <w:tcPr/>
-          <w:p>
-            <w:pPr>
-              <w:pStyle w:val="Compact"/>
-              <w:jc w:val="right"/>
-            </w:pPr>
-            <w:r>
-              <w:t xml:space="preserve">-60.78</w:t>
-            </w:r>
-          </w:p>
-        </w:tc>
-        <w:tc>
-          <w:tcPr/>
-          <w:p>
-            <w:pPr>
-              <w:pStyle w:val="Compact"/>
-              <w:jc w:val="right"/>
-            </w:pPr>
-            <w:r>
-              <w:t xml:space="preserve">no</w:t>
-            </w:r>
-          </w:p>
-        </w:tc>
-        <w:tc>
-          <w:tcPr/>
-          <w:p>
-            <w:pPr>
-              <w:pStyle w:val="Compact"/>
-              <w:jc w:val="right"/>
-            </w:pPr>
-            <w:r>
-              <w:t xml:space="preserve">-41.5</w:t>
-            </w:r>
-          </w:p>
-        </w:tc>
-        <w:tc>
-          <w:tcPr/>
-          <w:p>
-            <w:pPr>
-              <w:pStyle w:val="Compact"/>
-              <w:jc w:val="right"/>
-            </w:pPr>
-            <w:r>
-              <w:t xml:space="preserve">-33.9</w:t>
-            </w:r>
-          </w:p>
-        </w:tc>
-        <w:tc>
-          <w:tcPr/>
-          <w:p>
-            <w:pPr>
-              <w:pStyle w:val="Compact"/>
-              <w:jc w:val="right"/>
-            </w:pPr>
-            <w:r>
-              <w:t xml:space="preserve">no</w:t>
-            </w:r>
-          </w:p>
-        </w:tc>
-      </w:tr>
-      <w:tr>
-        <w:tc>
-          <w:tcPr/>
-          <w:p>
-            <w:pPr>
-              <w:pStyle w:val="Compact"/>
-              <w:jc w:val="left"/>
-            </w:pPr>
-            <w:r>
               <w:t xml:space="preserve">NavC</w:t>
             </w:r>
           </w:p>
@@ -2907,18 +2245,6 @@
               <w:jc w:val="right"/>
             </w:pPr>
             <w:r>
-              <w:t xml:space="preserve">0</w:t>
-            </w:r>
-          </w:p>
-        </w:tc>
-        <w:tc>
-          <w:tcPr/>
-          <w:p>
-            <w:pPr>
-              <w:pStyle w:val="Compact"/>
-              <w:jc w:val="right"/>
-            </w:pPr>
-            <w:r>
               <w:t xml:space="preserve">-66.82</w:t>
             </w:r>
           </w:p>
@@ -2931,731 +2257,55 @@
               <w:jc w:val="right"/>
             </w:pPr>
             <w:r>
-              <w:t xml:space="preserve">no</w:t>
-            </w:r>
-          </w:p>
-        </w:tc>
-        <w:tc>
-          <w:tcPr/>
-          <w:p>
-            <w:pPr>
-              <w:pStyle w:val="Compact"/>
-              <w:jc w:val="right"/>
-            </w:pPr>
-            <w:r>
-              <w:t xml:space="preserve">-47.5</w:t>
-            </w:r>
-          </w:p>
-        </w:tc>
-        <w:tc>
-          <w:tcPr/>
-          <w:p>
-            <w:pPr>
-              <w:pStyle w:val="Compact"/>
-              <w:jc w:val="right"/>
-            </w:pPr>
-            <w:r>
-              <w:t xml:space="preserve">-39.9</w:t>
-            </w:r>
-          </w:p>
-        </w:tc>
-        <w:tc>
-          <w:tcPr/>
-          <w:p>
-            <w:pPr>
-              <w:pStyle w:val="Compact"/>
-              <w:jc w:val="right"/>
-            </w:pPr>
-            <w:r>
-              <w:t xml:space="preserve">no</w:t>
-            </w:r>
-          </w:p>
-        </w:tc>
-      </w:tr>
-      <w:tr>
-        <w:tc>
-          <w:tcPr/>
-          <w:p>
-            <w:pPr>
-              <w:pStyle w:val="Compact"/>
-              <w:jc w:val="left"/>
-            </w:pPr>
-            <w:r>
-              <w:t xml:space="preserve">NavC</w:t>
-            </w:r>
-          </w:p>
-        </w:tc>
-        <w:tc>
-          <w:tcPr/>
-          <w:p>
-            <w:pPr>
-              <w:pStyle w:val="Compact"/>
-              <w:jc w:val="right"/>
-            </w:pPr>
-            <w:r>
-              <w:t xml:space="preserve">0.25</w:t>
-            </w:r>
-          </w:p>
-        </w:tc>
-        <w:tc>
-          <w:tcPr/>
-          <w:p>
-            <w:pPr>
-              <w:pStyle w:val="Compact"/>
-              <w:jc w:val="right"/>
-            </w:pPr>
-            <w:r>
-              <w:t xml:space="preserve">-59.30</w:t>
-            </w:r>
-          </w:p>
-        </w:tc>
-        <w:tc>
-          <w:tcPr/>
-          <w:p>
-            <w:pPr>
-              <w:pStyle w:val="Compact"/>
-              <w:jc w:val="right"/>
-            </w:pPr>
-            <w:r>
-              <w:t xml:space="preserve">no</w:t>
-            </w:r>
-          </w:p>
-        </w:tc>
-        <w:tc>
-          <w:tcPr/>
-          <w:p>
-            <w:pPr>
-              <w:pStyle w:val="Compact"/>
-              <w:jc w:val="right"/>
-            </w:pPr>
-            <w:r>
-              <w:t xml:space="preserve">-40.0</w:t>
-            </w:r>
-          </w:p>
-        </w:tc>
-        <w:tc>
-          <w:tcPr/>
-          <w:p>
-            <w:pPr>
-              <w:pStyle w:val="Compact"/>
-              <w:jc w:val="right"/>
-            </w:pPr>
-            <w:r>
-              <w:t xml:space="preserve">-32.3</w:t>
-            </w:r>
-          </w:p>
-        </w:tc>
-        <w:tc>
-          <w:tcPr/>
-          <w:p>
-            <w:pPr>
-              <w:pStyle w:val="Compact"/>
-              <w:jc w:val="right"/>
-            </w:pPr>
-            <w:r>
-              <w:t xml:space="preserve">no</w:t>
-            </w:r>
-          </w:p>
-        </w:tc>
-      </w:tr>
-      <w:tr>
-        <w:tc>
-          <w:tcPr/>
-          <w:p>
-            <w:pPr>
-              <w:pStyle w:val="Compact"/>
-              <w:jc w:val="left"/>
-            </w:pPr>
-            <w:r>
-              <w:t xml:space="preserve">NavC</w:t>
-            </w:r>
-          </w:p>
-        </w:tc>
-        <w:tc>
-          <w:tcPr/>
-          <w:p>
-            <w:pPr>
-              <w:pStyle w:val="Compact"/>
-              <w:jc w:val="right"/>
-            </w:pPr>
-            <w:r>
-              <w:t xml:space="preserve">0.5</w:t>
-            </w:r>
-          </w:p>
-        </w:tc>
-        <w:tc>
-          <w:tcPr/>
-          <w:p>
-            <w:pPr>
-              <w:pStyle w:val="Compact"/>
-              <w:jc w:val="right"/>
-            </w:pPr>
-            <w:r>
-              <w:t xml:space="preserve">-56.11</w:t>
-            </w:r>
-          </w:p>
-        </w:tc>
-        <w:tc>
-          <w:tcPr/>
-          <w:p>
-            <w:pPr>
-              <w:pStyle w:val="Compact"/>
-              <w:jc w:val="right"/>
-            </w:pPr>
-            <w:r>
-              <w:t xml:space="preserve">no</w:t>
-            </w:r>
-          </w:p>
-        </w:tc>
-        <w:tc>
-          <w:tcPr/>
-          <w:p>
-            <w:pPr>
-              <w:pStyle w:val="Compact"/>
-              <w:jc w:val="right"/>
-            </w:pPr>
-            <w:r>
-              <w:t xml:space="preserve">-36.9</w:t>
-            </w:r>
-          </w:p>
-        </w:tc>
-        <w:tc>
-          <w:tcPr/>
-          <w:p>
-            <w:pPr>
-              <w:pStyle w:val="Compact"/>
-              <w:jc w:val="right"/>
-            </w:pPr>
-            <w:r>
-              <w:t xml:space="preserve">-29.1</w:t>
-            </w:r>
-          </w:p>
-        </w:tc>
-        <w:tc>
-          <w:tcPr/>
-          <w:p>
-            <w:pPr>
-              <w:pStyle w:val="Compact"/>
-              <w:jc w:val="right"/>
-            </w:pPr>
-            <w:r>
-              <w:t xml:space="preserve">no</w:t>
-            </w:r>
-          </w:p>
-        </w:tc>
-      </w:tr>
-      <w:tr>
-        <w:tc>
-          <w:tcPr/>
-          <w:p>
-            <w:pPr>
-              <w:pStyle w:val="Compact"/>
-              <w:jc w:val="left"/>
-            </w:pPr>
-            <w:r>
-              <w:t xml:space="preserve">NavC</w:t>
-            </w:r>
-          </w:p>
-        </w:tc>
-        <w:tc>
-          <w:tcPr/>
-          <w:p>
-            <w:pPr>
-              <w:pStyle w:val="Compact"/>
-              <w:jc w:val="right"/>
-            </w:pPr>
-            <w:r>
-              <w:t xml:space="preserve">1</w:t>
-            </w:r>
-          </w:p>
-        </w:tc>
-        <w:tc>
-          <w:tcPr/>
-          <w:p>
-            <w:pPr>
-              <w:pStyle w:val="Compact"/>
-              <w:jc w:val="right"/>
-            </w:pPr>
-            <w:r>
-              <w:t xml:space="preserve">-52.20</w:t>
-            </w:r>
-          </w:p>
-        </w:tc>
-        <w:tc>
-          <w:tcPr/>
-          <w:p>
-            <w:pPr>
-              <w:pStyle w:val="Compact"/>
-              <w:jc w:val="right"/>
-            </w:pPr>
-            <w:r>
-              <w:t xml:space="preserve">no</w:t>
-            </w:r>
-          </w:p>
-        </w:tc>
-        <w:tc>
-          <w:tcPr/>
-          <w:p>
-            <w:pPr>
-              <w:pStyle w:val="Compact"/>
-              <w:jc w:val="right"/>
-            </w:pPr>
-            <w:r>
-              <w:t xml:space="preserve">-33.1</w:t>
-            </w:r>
-          </w:p>
-        </w:tc>
-        <w:tc>
-          <w:tcPr/>
-          <w:p>
-            <w:pPr>
-              <w:pStyle w:val="Compact"/>
-              <w:jc w:val="right"/>
-            </w:pPr>
-            <w:r>
-              <w:t xml:space="preserve">-25.2</w:t>
-            </w:r>
-          </w:p>
-        </w:tc>
-        <w:tc>
-          <w:tcPr/>
-          <w:p>
-            <w:pPr>
-              <w:pStyle w:val="Compact"/>
-              <w:jc w:val="right"/>
-            </w:pPr>
-            <w:r>
-              <w:t xml:space="preserve">no</w:t>
-            </w:r>
-          </w:p>
-        </w:tc>
-      </w:tr>
-      <w:tr>
-        <w:tc>
-          <w:tcPr/>
-          <w:p>
-            <w:pPr>
-              <w:pStyle w:val="Compact"/>
-              <w:jc w:val="left"/>
-            </w:pPr>
-            <w:r>
-              <w:t xml:space="preserve">NavC</w:t>
-            </w:r>
-          </w:p>
-        </w:tc>
-        <w:tc>
-          <w:tcPr/>
-          <w:p>
-            <w:pPr>
-              <w:pStyle w:val="Compact"/>
-              <w:jc w:val="right"/>
-            </w:pPr>
-            <w:r>
-              <w:t xml:space="preserve">1.5</w:t>
-            </w:r>
-          </w:p>
-        </w:tc>
-        <w:tc>
-          <w:tcPr/>
-          <w:p>
-            <w:pPr>
-              <w:pStyle w:val="Compact"/>
-              <w:jc w:val="right"/>
-            </w:pPr>
-            <w:r>
-              <w:t xml:space="preserve">-49.52</w:t>
-            </w:r>
-          </w:p>
-        </w:tc>
-        <w:tc>
-          <w:tcPr/>
-          <w:p>
-            <w:pPr>
-              <w:pStyle w:val="Compact"/>
-              <w:jc w:val="right"/>
-            </w:pPr>
-            <w:r>
-              <w:t xml:space="preserve">no</w:t>
-            </w:r>
-          </w:p>
-        </w:tc>
-        <w:tc>
-          <w:tcPr/>
-          <w:p>
-            <w:pPr>
-              <w:pStyle w:val="Compact"/>
-              <w:jc w:val="right"/>
-            </w:pPr>
-            <w:r>
-              <w:t xml:space="preserve">-30.5</w:t>
-            </w:r>
-          </w:p>
-        </w:tc>
-        <w:tc>
-          <w:tcPr/>
-          <w:p>
-            <w:pPr>
-              <w:pStyle w:val="Compact"/>
-              <w:jc w:val="right"/>
-            </w:pPr>
-            <w:r>
-              <w:t xml:space="preserve">-22.6</w:t>
-            </w:r>
-          </w:p>
-        </w:tc>
-        <w:tc>
-          <w:tcPr/>
-          <w:p>
-            <w:pPr>
-              <w:pStyle w:val="Compact"/>
-              <w:jc w:val="right"/>
-            </w:pPr>
-            <w:r>
-              <w:t xml:space="preserve">no</w:t>
-            </w:r>
-          </w:p>
-        </w:tc>
-      </w:tr>
-      <w:tr>
-        <w:tc>
-          <w:tcPr/>
-          <w:p>
-            <w:pPr>
-              <w:pStyle w:val="Compact"/>
-              <w:jc w:val="left"/>
-            </w:pPr>
-            <w:r>
-              <w:t xml:space="preserve">NavC</w:t>
-            </w:r>
-          </w:p>
-        </w:tc>
-        <w:tc>
-          <w:tcPr/>
-          <w:p>
-            <w:pPr>
-              <w:pStyle w:val="Compact"/>
-              <w:jc w:val="right"/>
-            </w:pPr>
-            <w:r>
-              <w:t xml:space="preserve">2</w:t>
-            </w:r>
-          </w:p>
-        </w:tc>
-        <w:tc>
-          <w:tcPr/>
-          <w:p>
-            <w:pPr>
-              <w:pStyle w:val="Compact"/>
-              <w:jc w:val="right"/>
-            </w:pPr>
-            <w:r>
-              <w:t xml:space="preserve">-47.39</w:t>
-            </w:r>
-          </w:p>
-        </w:tc>
-        <w:tc>
-          <w:tcPr/>
-          <w:p>
-            <w:pPr>
-              <w:pStyle w:val="Compact"/>
-              <w:jc w:val="right"/>
-            </w:pPr>
-            <w:r>
-              <w:t xml:space="preserve">no</w:t>
-            </w:r>
-          </w:p>
-        </w:tc>
-        <w:tc>
-          <w:tcPr/>
-          <w:p>
-            <w:pPr>
-              <w:pStyle w:val="Compact"/>
-              <w:jc w:val="right"/>
-            </w:pPr>
-            <w:r>
-              <w:t xml:space="preserve">-28.4</w:t>
-            </w:r>
-          </w:p>
-        </w:tc>
-        <w:tc>
-          <w:tcPr/>
-          <w:p>
-            <w:pPr>
-              <w:pStyle w:val="Compact"/>
-              <w:jc w:val="right"/>
-            </w:pPr>
-            <w:r>
-              <w:t xml:space="preserve">-20.6</w:t>
-            </w:r>
-          </w:p>
-        </w:tc>
-        <w:tc>
-          <w:tcPr/>
-          <w:p>
-            <w:pPr>
-              <w:pStyle w:val="Compact"/>
-              <w:jc w:val="right"/>
-            </w:pPr>
-            <w:r>
-              <w:t xml:space="preserve">no</w:t>
-            </w:r>
-          </w:p>
-        </w:tc>
-      </w:tr>
-      <w:tr>
-        <w:tc>
-          <w:tcPr/>
-          <w:p>
-            <w:pPr>
-              <w:pStyle w:val="Compact"/>
-              <w:jc w:val="left"/>
-            </w:pPr>
-            <w:r>
-              <w:t xml:space="preserve">NavC</w:t>
-            </w:r>
-          </w:p>
-        </w:tc>
-        <w:tc>
-          <w:tcPr/>
-          <w:p>
-            <w:pPr>
-              <w:pStyle w:val="Compact"/>
-              <w:jc w:val="right"/>
-            </w:pPr>
-            <w:r>
-              <w:t xml:space="preserve">2.5</w:t>
-            </w:r>
-          </w:p>
-        </w:tc>
-        <w:tc>
-          <w:tcPr/>
-          <w:p>
-            <w:pPr>
-              <w:pStyle w:val="Compact"/>
-              <w:jc w:val="right"/>
-            </w:pPr>
-            <w:r>
-              <w:t xml:space="preserve">-45.55</w:t>
-            </w:r>
-          </w:p>
-        </w:tc>
-        <w:tc>
-          <w:tcPr/>
-          <w:p>
-            <w:pPr>
-              <w:pStyle w:val="Compact"/>
-              <w:jc w:val="right"/>
-            </w:pPr>
-            <w:r>
-              <w:t xml:space="preserve">no</w:t>
-            </w:r>
-          </w:p>
-        </w:tc>
-        <w:tc>
-          <w:tcPr/>
-          <w:p>
-            <w:pPr>
-              <w:pStyle w:val="Compact"/>
-              <w:jc w:val="right"/>
-            </w:pPr>
-            <w:r>
-              <w:t xml:space="preserve">-26.7</w:t>
-            </w:r>
-          </w:p>
-        </w:tc>
-        <w:tc>
-          <w:tcPr/>
-          <w:p>
-            <w:pPr>
-              <w:pStyle w:val="Compact"/>
-              <w:jc w:val="right"/>
-            </w:pPr>
-            <w:r>
-              <w:t xml:space="preserve">-18.8</w:t>
-            </w:r>
-          </w:p>
-        </w:tc>
-        <w:tc>
-          <w:tcPr/>
-          <w:p>
-            <w:pPr>
-              <w:pStyle w:val="Compact"/>
-              <w:jc w:val="right"/>
-            </w:pPr>
-            <w:r>
-              <w:t xml:space="preserve">no</w:t>
-            </w:r>
-          </w:p>
-        </w:tc>
-      </w:tr>
-      <w:tr>
-        <w:tc>
-          <w:tcPr/>
-          <w:p>
-            <w:pPr>
-              <w:pStyle w:val="Compact"/>
-              <w:jc w:val="left"/>
-            </w:pPr>
-            <w:r>
-              <w:t xml:space="preserve">NavC</w:t>
-            </w:r>
-          </w:p>
-        </w:tc>
-        <w:tc>
-          <w:tcPr/>
-          <w:p>
-            <w:pPr>
-              <w:pStyle w:val="Compact"/>
-              <w:jc w:val="right"/>
-            </w:pPr>
-            <w:r>
-              <w:t xml:space="preserve">3</w:t>
-            </w:r>
-          </w:p>
-        </w:tc>
-        <w:tc>
-          <w:tcPr/>
-          <w:p>
-            <w:pPr>
-              <w:pStyle w:val="Compact"/>
-              <w:jc w:val="right"/>
-            </w:pPr>
-            <w:r>
-              <w:t xml:space="preserve">-43.90</w:t>
-            </w:r>
-          </w:p>
-        </w:tc>
-        <w:tc>
-          <w:tcPr/>
-          <w:p>
-            <w:pPr>
-              <w:pStyle w:val="Compact"/>
-              <w:jc w:val="right"/>
-            </w:pPr>
-            <w:r>
-              <w:t xml:space="preserve">no</w:t>
-            </w:r>
-          </w:p>
-        </w:tc>
-        <w:tc>
-          <w:tcPr/>
-          <w:p>
-            <w:pPr>
-              <w:pStyle w:val="Compact"/>
-              <w:jc w:val="right"/>
-            </w:pPr>
-            <w:r>
-              <w:t xml:space="preserve">-25.1</w:t>
-            </w:r>
-          </w:p>
-        </w:tc>
-        <w:tc>
-          <w:tcPr/>
-          <w:p>
-            <w:pPr>
-              <w:pStyle w:val="Compact"/>
-              <w:jc w:val="right"/>
-            </w:pPr>
-            <w:r>
-              <w:t xml:space="preserve">-17.3</w:t>
-            </w:r>
-          </w:p>
-        </w:tc>
-        <w:tc>
-          <w:tcPr/>
-          <w:p>
-            <w:pPr>
-              <w:pStyle w:val="Compact"/>
-              <w:jc w:val="right"/>
-            </w:pPr>
-            <w:r>
-              <w:t xml:space="preserve">no</w:t>
-            </w:r>
-          </w:p>
-        </w:tc>
-      </w:tr>
-      <w:tr>
-        <w:tc>
-          <w:tcPr/>
-          <w:p>
-            <w:pPr>
-              <w:pStyle w:val="Compact"/>
-              <w:jc w:val="left"/>
-            </w:pPr>
-            <w:r>
-              <w:t xml:space="preserve">NavC</w:t>
-            </w:r>
-          </w:p>
-        </w:tc>
-        <w:tc>
-          <w:tcPr/>
-          <w:p>
-            <w:pPr>
-              <w:pStyle w:val="Compact"/>
-              <w:jc w:val="right"/>
-            </w:pPr>
-            <w:r>
-              <w:t xml:space="preserve">3.5</w:t>
-            </w:r>
-          </w:p>
-        </w:tc>
-        <w:tc>
-          <w:tcPr/>
-          <w:p>
-            <w:pPr>
-              <w:pStyle w:val="Compact"/>
-              <w:jc w:val="right"/>
-            </w:pPr>
-            <w:r>
-              <w:t xml:space="preserve">-42.35</w:t>
-            </w:r>
-          </w:p>
-        </w:tc>
-        <w:tc>
-          <w:tcPr/>
-          <w:p>
-            <w:pPr>
-              <w:pStyle w:val="Compact"/>
-              <w:jc w:val="right"/>
-            </w:pPr>
-            <w:r>
-              <w:t xml:space="preserve">no</w:t>
-            </w:r>
-          </w:p>
-        </w:tc>
-        <w:tc>
-          <w:tcPr/>
-          <w:p>
-            <w:pPr>
-              <w:pStyle w:val="Compact"/>
-              <w:jc w:val="right"/>
-            </w:pPr>
-            <w:r>
-              <w:t xml:space="preserve">-23.7</w:t>
-            </w:r>
-          </w:p>
-        </w:tc>
-        <w:tc>
-          <w:tcPr/>
-          <w:p>
-            <w:pPr>
-              <w:pStyle w:val="Compact"/>
-              <w:jc w:val="right"/>
-            </w:pPr>
-            <w:r>
-              <w:t xml:space="preserve">-15.9</w:t>
-            </w:r>
-          </w:p>
-        </w:tc>
-        <w:tc>
-          <w:tcPr/>
-          <w:p>
-            <w:pPr>
-              <w:pStyle w:val="Compact"/>
-              <w:jc w:val="right"/>
-            </w:pPr>
-            <w:r>
-              <w:t xml:space="preserve">no</w:t>
+              <w:t xml:space="preserve">1.37</w:t>
+            </w:r>
+          </w:p>
+        </w:tc>
+        <w:tc>
+          <w:tcPr/>
+          <w:p>
+            <w:pPr>
+              <w:pStyle w:val="Compact"/>
+              <w:jc w:val="right"/>
+            </w:pPr>
+            <w:r>
+              <w:t xml:space="preserve">176</w:t>
+            </w:r>
+          </w:p>
+        </w:tc>
+        <w:tc>
+          <w:tcPr/>
+          <w:p>
+            <w:pPr>
+              <w:pStyle w:val="Compact"/>
+              <w:jc w:val="right"/>
+            </w:pPr>
+            <w:r>
+              <w:t xml:space="preserve">61.5</w:t>
+            </w:r>
+          </w:p>
+        </w:tc>
+        <w:tc>
+          <w:tcPr/>
+          <w:p>
+            <w:pPr>
+              <w:pStyle w:val="Compact"/>
+              <w:jc w:val="right"/>
+            </w:pPr>
+            <w:r>
+              <w:t xml:space="preserve">61.3</w:t>
+            </w:r>
+          </w:p>
+        </w:tc>
+        <w:tc>
+          <w:tcPr/>
+          <w:p>
+            <w:pPr>
+              <w:pStyle w:val="Compact"/>
+              <w:jc w:val="right"/>
+            </w:pPr>
+            <w:r>
+              <w:t xml:space="preserve">0.70</w:t>
             </w:r>
           </w:p>
         </w:tc>
@@ -3670,100 +2320,112 @@
           <w:b/>
           <w:bCs/>
         </w:rPr>
-        <w:t xml:space="preserve">Table S4.</w:t>
+        <w:t xml:space="preserve">Table S8.</w:t>
       </w:r>
       <w:r>
         <w:t xml:space="preserve"> </w:t>
       </w:r>
       <w:r>
-        <w:t xml:space="preserve">Uniform depolarizing bias current on the C-fiber (production configuration).</w:t>
+        <w:t xml:space="preserve">Passive properties of the isolated C-fiber membranes under the production geometry. λ and</w:t>
       </w:r>
       <w:r>
         <w:t xml:space="preserve"> </w:t>
       </w:r>
       <w:r>
-        <w:t xml:space="preserve">“Spontaneous AP”</w:t>
-      </w:r>
-      <w:r>
-        <w:t xml:space="preserve">: no-stimulus control of 200 ms. Peak V: largest C-fiber membrane potential in the lesion after the Aβ volley. The HH resting state is linearly stable up to 0.095 A m</w:t>
-      </w:r>
-      <w:r>
         <w:rPr>
-          <w:vertAlign w:val="superscript"/>
+          <w:i/>
+          <w:iCs/>
         </w:rPr>
-        <w:t xml:space="preserve">−2</w:t>
+        <w:t xml:space="preserve">R</w:t>
+      </w:r>
+      <w:r>
+        <w:rPr>
+          <w:vertAlign w:val="subscript"/>
+        </w:rPr>
+        <w:t xml:space="preserve">in</w:t>
       </w:r>
       <w:r>
         <w:t xml:space="preserve"> </w:t>
       </w:r>
       <w:r>
-        <w:t xml:space="preserve">and unstable from 0.1 A m</w:t>
+        <w:t xml:space="preserve">are small-signal values, computed from the slope conductance d</w:t>
       </w:r>
       <w:r>
         <w:rPr>
-          <w:vertAlign w:val="superscript"/>
+          <w:i/>
+          <w:iCs/>
         </w:rPr>
-        <w:t xml:space="preserve">−2</w:t>
-      </w:r>
-      <w:r>
-        <w:t xml:space="preserve">; the NavC resting state stays stable over the whole tested range (to 4 A m</w:t>
+        <w:t xml:space="preserve">I</w:t>
       </w:r>
       <w:r>
         <w:rPr>
-          <w:vertAlign w:val="superscript"/>
+          <w:vertAlign w:val="subscript"/>
         </w:rPr>
-        <w:t xml:space="preserve">−2</w:t>
-      </w:r>
-      <w:r>
-        <w:t xml:space="preserve">) and a second stable, depolarized state appears above 2.75 A m</w:t>
+        <w:t xml:space="preserve">ion</w:t>
+      </w:r>
+      <w:r>
+        <w:t xml:space="preserve">/d</w:t>
       </w:r>
       <w:r>
         <w:rPr>
-          <w:vertAlign w:val="superscript"/>
+          <w:i/>
+          <w:iCs/>
         </w:rPr>
-        <w:t xml:space="preserve">−2</w:t>
+        <w:t xml:space="preserve">V</w:t>
       </w:r>
       <w:r>
         <w:t xml:space="preserve"> </w:t>
       </w:r>
       <w:r>
-        <w:t xml:space="preserve">(space-clamped analysis with linear stability from the Jacobian,</w:t>
+        <w:t xml:space="preserve">at rest;</w:t>
       </w:r>
       <w:r>
         <w:t xml:space="preserve"> </w:t>
       </w:r>
       <w:r>
         <w:rPr>
-          <w:rStyle w:val="VerbatimChar"/>
+          <w:i/>
+          <w:iCs/>
         </w:rPr>
-        <w:t xml:space="preserve">e10_equilibria.csv</w:t>
-      </w:r>
-      <w:r>
-        <w:t xml:space="preserve">).</w:t>
+        <w:t xml:space="preserve">R</w:t>
+      </w:r>
+      <w:r>
+        <w:rPr>
+          <w:vertAlign w:val="subscript"/>
+        </w:rPr>
+        <w:t xml:space="preserve">in</w:t>
+      </w:r>
+      <w:r>
+        <w:t xml:space="preserve"> </w:t>
+      </w:r>
+      <w:r>
+        <w:t xml:space="preserve">measured is the steady response to a 1-pA injection at z = 5 mm. Rheobase is for a 1-ms point injection at the same site.</w:t>
       </w:r>
     </w:p>
-    <w:bookmarkEnd w:id="52"/>
-    <w:bookmarkStart w:id="53" w:name="X8e05d29febe9ffeb517c17ee9c6dc276a366095"/>
+    <w:bookmarkEnd w:id="54"/>
+    <w:bookmarkStart w:id="55" w:name="s3-strengthduration-characterization"/>
     <w:p>
       <w:pPr>
         <w:pStyle w:val="Heading2"/>
       </w:pPr>
       <w:r>
-        <w:t xml:space="preserve">S4 Temporal dispersion: convergence in the number of onset phases</w:t>
+        <w:t xml:space="preserve">S3 Strength–duration characterization</w:t>
       </w:r>
     </w:p>
     <w:tbl>
       <w:tblPr>
         <w:tblStyle w:val="Table"/>
-        <w:tblW w:type="auto" w:w="0"/>
+        <w:tblW w:type="pct" w:w="5000"/>
+        <w:tblLayout w:type="fixed"/>
         <w:tblLook w:firstRow="1" w:lastRow="0" w:firstColumn="0" w:lastColumn="0" w:noHBand="0" w:noVBand="0" w:val="0020"/>
       </w:tblPr>
       <w:tblGrid>
-        <w:gridCol w:w="1584"/>
-        <w:gridCol w:w="1584"/>
-        <w:gridCol w:w="1584"/>
-        <w:gridCol w:w="1584"/>
-        <w:gridCol w:w="1584"/>
+        <w:gridCol w:w="1320"/>
+        <w:gridCol w:w="1320"/>
+        <w:gridCol w:w="1320"/>
+        <w:gridCol w:w="1320"/>
+        <w:gridCol w:w="1320"/>
+        <w:gridCol w:w="1320"/>
       </w:tblGrid>
       <w:tr>
         <w:trPr>
@@ -3777,55 +2439,67 @@
               <w:jc w:val="left"/>
             </w:pPr>
             <w:r>
-              <w:t xml:space="preserve">study</w:t>
-            </w:r>
-          </w:p>
-        </w:tc>
-        <w:tc>
-          <w:tcPr/>
-          <w:p>
-            <w:pPr>
-              <w:pStyle w:val="Compact"/>
-              <w:jc w:val="right"/>
-            </w:pPr>
-            <w:r>
-              <w:t xml:space="preserve">K</w:t>
-            </w:r>
-          </w:p>
-        </w:tc>
-        <w:tc>
-          <w:tcPr/>
-          <w:p>
-            <w:pPr>
-              <w:pStyle w:val="Compact"/>
-              <w:jc w:val="right"/>
-            </w:pPr>
-            <w:r>
-              <w:t xml:space="preserve">Δz (µm)</w:t>
-            </w:r>
-          </w:p>
-        </w:tc>
-        <w:tc>
-          <w:tcPr/>
-          <w:p>
-            <w:pPr>
-              <w:pStyle w:val="Compact"/>
-              <w:jc w:val="right"/>
-            </w:pPr>
-            <w:r>
-              <w:t xml:space="preserve">spacing W/(K−1) (µs)</w:t>
-            </w:r>
-          </w:p>
-        </w:tc>
-        <w:tc>
-          <w:tcPr/>
-          <w:p>
-            <w:pPr>
-              <w:pStyle w:val="Compact"/>
-              <w:jc w:val="right"/>
-            </w:pPr>
-            <w:r>
-              <w:t xml:space="preserve">peak ΔV (mV)</w:t>
+              <w:t xml:space="preserve">C-fiber membrane</w:t>
+            </w:r>
+          </w:p>
+        </w:tc>
+        <w:tc>
+          <w:tcPr/>
+          <w:p>
+            <w:pPr>
+              <w:pStyle w:val="Compact"/>
+              <w:jc w:val="right"/>
+            </w:pPr>
+            <w:r>
+              <w:t xml:space="preserve">Q_th 0.1 ms (pC)</w:t>
+            </w:r>
+          </w:p>
+        </w:tc>
+        <w:tc>
+          <w:tcPr/>
+          <w:p>
+            <w:pPr>
+              <w:pStyle w:val="Compact"/>
+              <w:jc w:val="right"/>
+            </w:pPr>
+            <w:r>
+              <w:t xml:space="preserve">V_peak 0.1 ms (mV)</w:t>
+            </w:r>
+          </w:p>
+        </w:tc>
+        <w:tc>
+          <w:tcPr/>
+          <w:p>
+            <w:pPr>
+              <w:pStyle w:val="Compact"/>
+              <w:jc w:val="right"/>
+            </w:pPr>
+            <w:r>
+              <w:t xml:space="preserve">V_peak 1 ms (mV)</w:t>
+            </w:r>
+          </w:p>
+        </w:tc>
+        <w:tc>
+          <w:tcPr/>
+          <w:p>
+            <w:pPr>
+              <w:pStyle w:val="Compact"/>
+              <w:jc w:val="right"/>
+            </w:pPr>
+            <w:r>
+              <w:t xml:space="preserve">V_peak 20 ms (mV)</w:t>
+            </w:r>
+          </w:p>
+        </w:tc>
+        <w:tc>
+          <w:tcPr/>
+          <w:p>
+            <w:pPr>
+              <w:pStyle w:val="Compact"/>
+              <w:jc w:val="right"/>
+            </w:pPr>
+            <w:r>
+              <w:t xml:space="preserve">I_th 0.1 / I_th 20 ms</w:t>
             </w:r>
           </w:p>
         </w:tc>
@@ -3839,55 +2513,67 @@
               <w:jc w:val="left"/>
             </w:pPr>
             <w:r>
-              <w:t xml:space="preserve">phases K</w:t>
-            </w:r>
-          </w:p>
-        </w:tc>
-        <w:tc>
-          <w:tcPr/>
-          <w:p>
-            <w:pPr>
-              <w:pStyle w:val="Compact"/>
-              <w:jc w:val="right"/>
-            </w:pPr>
-            <w:r>
-              <w:t xml:space="preserve">11</w:t>
-            </w:r>
-          </w:p>
-        </w:tc>
-        <w:tc>
-          <w:tcPr/>
-          <w:p>
-            <w:pPr>
-              <w:pStyle w:val="Compact"/>
-              <w:jc w:val="right"/>
-            </w:pPr>
-            <w:r>
-              <w:t xml:space="preserve">20</w:t>
-            </w:r>
-          </w:p>
-        </w:tc>
-        <w:tc>
-          <w:tcPr/>
-          <w:p>
-            <w:pPr>
-              <w:pStyle w:val="Compact"/>
-              <w:jc w:val="right"/>
-            </w:pPr>
-            <w:r>
-              <w:t xml:space="preserve">150</w:t>
-            </w:r>
-          </w:p>
-        </w:tc>
-        <w:tc>
-          <w:tcPr/>
-          <w:p>
-            <w:pPr>
-              <w:pStyle w:val="Compact"/>
-              <w:jc w:val="right"/>
-            </w:pPr>
-            <w:r>
-              <w:t xml:space="preserve">2.23</w:t>
+              <w:t xml:space="preserve">HH, 6.3 °C</w:t>
+            </w:r>
+          </w:p>
+        </w:tc>
+        <w:tc>
+          <w:tcPr/>
+          <w:p>
+            <w:pPr>
+              <w:pStyle w:val="Compact"/>
+              <w:jc w:val="right"/>
+            </w:pPr>
+            <w:r>
+              <w:t xml:space="preserve">0.14</w:t>
+            </w:r>
+          </w:p>
+        </w:tc>
+        <w:tc>
+          <w:tcPr/>
+          <w:p>
+            <w:pPr>
+              <w:pStyle w:val="Compact"/>
+              <w:jc w:val="right"/>
+            </w:pPr>
+            <w:r>
+              <w:t xml:space="preserve">-30</w:t>
+            </w:r>
+          </w:p>
+        </w:tc>
+        <w:tc>
+          <w:tcPr/>
+          <w:p>
+            <w:pPr>
+              <w:pStyle w:val="Compact"/>
+              <w:jc w:val="right"/>
+            </w:pPr>
+            <w:r>
+              <w:t xml:space="preserve">-51</w:t>
+            </w:r>
+          </w:p>
+        </w:tc>
+        <w:tc>
+          <w:tcPr/>
+          <w:p>
+            <w:pPr>
+              <w:pStyle w:val="Compact"/>
+              <w:jc w:val="right"/>
+            </w:pPr>
+            <w:r>
+              <w:t xml:space="preserve">-53</w:t>
+            </w:r>
+          </w:p>
+        </w:tc>
+        <w:tc>
+          <w:tcPr/>
+          <w:p>
+            <w:pPr>
+              <w:pStyle w:val="Compact"/>
+              <w:jc w:val="right"/>
+            </w:pPr>
+            <w:r>
+              <w:t xml:space="preserve">21.3</w:t>
             </w:r>
           </w:p>
         </w:tc>
@@ -3901,55 +2587,67 @@
               <w:jc w:val="left"/>
             </w:pPr>
             <w:r>
-              <w:t xml:space="preserve">phases K</w:t>
-            </w:r>
-          </w:p>
-        </w:tc>
-        <w:tc>
-          <w:tcPr/>
-          <w:p>
-            <w:pPr>
-              <w:pStyle w:val="Compact"/>
-              <w:jc w:val="right"/>
-            </w:pPr>
-            <w:r>
-              <w:t xml:space="preserve">21</w:t>
-            </w:r>
-          </w:p>
-        </w:tc>
-        <w:tc>
-          <w:tcPr/>
-          <w:p>
-            <w:pPr>
-              <w:pStyle w:val="Compact"/>
-              <w:jc w:val="right"/>
-            </w:pPr>
-            <w:r>
-              <w:t xml:space="preserve">20</w:t>
-            </w:r>
-          </w:p>
-        </w:tc>
-        <w:tc>
-          <w:tcPr/>
-          <w:p>
-            <w:pPr>
-              <w:pStyle w:val="Compact"/>
-              <w:jc w:val="right"/>
-            </w:pPr>
-            <w:r>
-              <w:t xml:space="preserve">75</w:t>
-            </w:r>
-          </w:p>
-        </w:tc>
-        <w:tc>
-          <w:tcPr/>
-          <w:p>
-            <w:pPr>
-              <w:pStyle w:val="Compact"/>
-              <w:jc w:val="right"/>
-            </w:pPr>
-            <w:r>
-              <w:t xml:space="preserve">1.31</w:t>
+              <w:t xml:space="preserve">HH, 25 °C</w:t>
+            </w:r>
+          </w:p>
+        </w:tc>
+        <w:tc>
+          <w:tcPr/>
+          <w:p>
+            <w:pPr>
+              <w:pStyle w:val="Compact"/>
+              <w:jc w:val="right"/>
+            </w:pPr>
+            <w:r>
+              <w:t xml:space="preserve">0.10</w:t>
+            </w:r>
+          </w:p>
+        </w:tc>
+        <w:tc>
+          <w:tcPr/>
+          <w:p>
+            <w:pPr>
+              <w:pStyle w:val="Compact"/>
+              <w:jc w:val="right"/>
+            </w:pPr>
+            <w:r>
+              <w:t xml:space="preserve">-38</w:t>
+            </w:r>
+          </w:p>
+        </w:tc>
+        <w:tc>
+          <w:tcPr/>
+          <w:p>
+            <w:pPr>
+              <w:pStyle w:val="Compact"/>
+              <w:jc w:val="right"/>
+            </w:pPr>
+            <w:r>
+              <w:t xml:space="preserve">-43</w:t>
+            </w:r>
+          </w:p>
+        </w:tc>
+        <w:tc>
+          <w:tcPr/>
+          <w:p>
+            <w:pPr>
+              <w:pStyle w:val="Compact"/>
+              <w:jc w:val="right"/>
+            </w:pPr>
+            <w:r>
+              <w:t xml:space="preserve">-38</w:t>
+            </w:r>
+          </w:p>
+        </w:tc>
+        <w:tc>
+          <w:tcPr/>
+          <w:p>
+            <w:pPr>
+              <w:pStyle w:val="Compact"/>
+              <w:jc w:val="right"/>
+            </w:pPr>
+            <w:r>
+              <w:t xml:space="preserve">5.4</w:t>
             </w:r>
           </w:p>
         </w:tc>
@@ -3963,55 +2661,67 @@
               <w:jc w:val="left"/>
             </w:pPr>
             <w:r>
-              <w:t xml:space="preserve">phases K</w:t>
-            </w:r>
-          </w:p>
-        </w:tc>
-        <w:tc>
-          <w:tcPr/>
-          <w:p>
-            <w:pPr>
-              <w:pStyle w:val="Compact"/>
-              <w:jc w:val="right"/>
-            </w:pPr>
-            <w:r>
-              <w:t xml:space="preserve">41</w:t>
-            </w:r>
-          </w:p>
-        </w:tc>
-        <w:tc>
-          <w:tcPr/>
-          <w:p>
-            <w:pPr>
-              <w:pStyle w:val="Compact"/>
-              <w:jc w:val="right"/>
-            </w:pPr>
-            <w:r>
-              <w:t xml:space="preserve">20</w:t>
-            </w:r>
-          </w:p>
-        </w:tc>
-        <w:tc>
-          <w:tcPr/>
-          <w:p>
-            <w:pPr>
-              <w:pStyle w:val="Compact"/>
-              <w:jc w:val="right"/>
-            </w:pPr>
-            <w:r>
-              <w:t xml:space="preserve">38</w:t>
-            </w:r>
-          </w:p>
-        </w:tc>
-        <w:tc>
-          <w:tcPr/>
-          <w:p>
-            <w:pPr>
-              <w:pStyle w:val="Compact"/>
-              <w:jc w:val="right"/>
-            </w:pPr>
-            <w:r>
-              <w:t xml:space="preserve">0.97</w:t>
+              <w:t xml:space="preserve">HH, conductances × 5</w:t>
+            </w:r>
+          </w:p>
+        </w:tc>
+        <w:tc>
+          <w:tcPr/>
+          <w:p>
+            <w:pPr>
+              <w:pStyle w:val="Compact"/>
+              <w:jc w:val="right"/>
+            </w:pPr>
+            <w:r>
+              <w:t xml:space="preserve">0.11</w:t>
+            </w:r>
+          </w:p>
+        </w:tc>
+        <w:tc>
+          <w:tcPr/>
+          <w:p>
+            <w:pPr>
+              <w:pStyle w:val="Compact"/>
+              <w:jc w:val="right"/>
+            </w:pPr>
+            <w:r>
+              <w:t xml:space="preserve">-38</w:t>
+            </w:r>
+          </w:p>
+        </w:tc>
+        <w:tc>
+          <w:tcPr/>
+          <w:p>
+            <w:pPr>
+              <w:pStyle w:val="Compact"/>
+              <w:jc w:val="right"/>
+            </w:pPr>
+            <w:r>
+              <w:t xml:space="preserve">-54</w:t>
+            </w:r>
+          </w:p>
+        </w:tc>
+        <w:tc>
+          <w:tcPr/>
+          <w:p>
+            <w:pPr>
+              <w:pStyle w:val="Compact"/>
+              <w:jc w:val="right"/>
+            </w:pPr>
+            <w:r>
+              <w:t xml:space="preserve">-56</w:t>
+            </w:r>
+          </w:p>
+        </w:tc>
+        <w:tc>
+          <w:tcPr/>
+          <w:p>
+            <w:pPr>
+              <w:pStyle w:val="Compact"/>
+              <w:jc w:val="right"/>
+            </w:pPr>
+            <w:r>
+              <w:t xml:space="preserve">12.7</w:t>
             </w:r>
           </w:p>
         </w:tc>
@@ -4025,55 +2735,67 @@
               <w:jc w:val="left"/>
             </w:pPr>
             <w:r>
-              <w:t xml:space="preserve">phases K</w:t>
-            </w:r>
-          </w:p>
-        </w:tc>
-        <w:tc>
-          <w:tcPr/>
-          <w:p>
-            <w:pPr>
-              <w:pStyle w:val="Compact"/>
-              <w:jc w:val="right"/>
-            </w:pPr>
-            <w:r>
-              <w:t xml:space="preserve">61</w:t>
-            </w:r>
-          </w:p>
-        </w:tc>
-        <w:tc>
-          <w:tcPr/>
-          <w:p>
-            <w:pPr>
-              <w:pStyle w:val="Compact"/>
-              <w:jc w:val="right"/>
-            </w:pPr>
-            <w:r>
-              <w:t xml:space="preserve">20</w:t>
-            </w:r>
-          </w:p>
-        </w:tc>
-        <w:tc>
-          <w:tcPr/>
-          <w:p>
-            <w:pPr>
-              <w:pStyle w:val="Compact"/>
-              <w:jc w:val="right"/>
-            </w:pPr>
-            <w:r>
-              <w:t xml:space="preserve">25</w:t>
-            </w:r>
-          </w:p>
-        </w:tc>
-        <w:tc>
-          <w:tcPr/>
-          <w:p>
-            <w:pPr>
-              <w:pStyle w:val="Compact"/>
-              <w:jc w:val="right"/>
-            </w:pPr>
-            <w:r>
-              <w:t xml:space="preserve">0.91</w:t>
+              <w:t xml:space="preserve">HH, rates &amp; conductances × 5</w:t>
+            </w:r>
+          </w:p>
+        </w:tc>
+        <w:tc>
+          <w:tcPr/>
+          <w:p>
+            <w:pPr>
+              <w:pStyle w:val="Compact"/>
+              <w:jc w:val="right"/>
+            </w:pPr>
+            <w:r>
+              <w:t xml:space="preserve">0.07</w:t>
+            </w:r>
+          </w:p>
+        </w:tc>
+        <w:tc>
+          <w:tcPr/>
+          <w:p>
+            <w:pPr>
+              <w:pStyle w:val="Compact"/>
+              <w:jc w:val="right"/>
+            </w:pPr>
+            <w:r>
+              <w:t xml:space="preserve">-48</w:t>
+            </w:r>
+          </w:p>
+        </w:tc>
+        <w:tc>
+          <w:tcPr/>
+          <w:p>
+            <w:pPr>
+              <w:pStyle w:val="Compact"/>
+              <w:jc w:val="right"/>
+            </w:pPr>
+            <w:r>
+              <w:t xml:space="preserve">-52</w:t>
+            </w:r>
+          </w:p>
+        </w:tc>
+        <w:tc>
+          <w:tcPr/>
+          <w:p>
+            <w:pPr>
+              <w:pStyle w:val="Compact"/>
+              <w:jc w:val="right"/>
+            </w:pPr>
+            <w:r>
+              <w:t xml:space="preserve">-53</w:t>
+            </w:r>
+          </w:p>
+        </w:tc>
+        <w:tc>
+          <w:tcPr/>
+          <w:p>
+            <w:pPr>
+              <w:pStyle w:val="Compact"/>
+              <w:jc w:val="right"/>
+            </w:pPr>
+            <w:r>
+              <w:t xml:space="preserve">4.6</w:t>
             </w:r>
           </w:p>
         </w:tc>
@@ -4087,55 +2809,67 @@
               <w:jc w:val="left"/>
             </w:pPr>
             <w:r>
-              <w:t xml:space="preserve">phases K</w:t>
-            </w:r>
-          </w:p>
-        </w:tc>
-        <w:tc>
-          <w:tcPr/>
-          <w:p>
-            <w:pPr>
-              <w:pStyle w:val="Compact"/>
-              <w:jc w:val="right"/>
-            </w:pPr>
-            <w:r>
-              <w:t xml:space="preserve">81</w:t>
-            </w:r>
-          </w:p>
-        </w:tc>
-        <w:tc>
-          <w:tcPr/>
-          <w:p>
-            <w:pPr>
-              <w:pStyle w:val="Compact"/>
-              <w:jc w:val="right"/>
-            </w:pPr>
-            <w:r>
-              <w:t xml:space="preserve">20</w:t>
-            </w:r>
-          </w:p>
-        </w:tc>
-        <w:tc>
-          <w:tcPr/>
-          <w:p>
-            <w:pPr>
-              <w:pStyle w:val="Compact"/>
-              <w:jc w:val="right"/>
-            </w:pPr>
-            <w:r>
-              <w:t xml:space="preserve">19</w:t>
-            </w:r>
-          </w:p>
-        </w:tc>
-        <w:tc>
-          <w:tcPr/>
-          <w:p>
-            <w:pPr>
-              <w:pStyle w:val="Compact"/>
-              <w:jc w:val="right"/>
-            </w:pPr>
-            <w:r>
-              <w:t xml:space="preserve">0.89</w:t>
+              <w:t xml:space="preserve">HH, rates &amp; conductances × 10</w:t>
+            </w:r>
+          </w:p>
+        </w:tc>
+        <w:tc>
+          <w:tcPr/>
+          <w:p>
+            <w:pPr>
+              <w:pStyle w:val="Compact"/>
+              <w:jc w:val="right"/>
+            </w:pPr>
+            <w:r>
+              <w:t xml:space="preserve">0.05</w:t>
+            </w:r>
+          </w:p>
+        </w:tc>
+        <w:tc>
+          <w:tcPr/>
+          <w:p>
+            <w:pPr>
+              <w:pStyle w:val="Compact"/>
+              <w:jc w:val="right"/>
+            </w:pPr>
+            <w:r>
+              <w:t xml:space="preserve">-51</w:t>
+            </w:r>
+          </w:p>
+        </w:tc>
+        <w:tc>
+          <w:tcPr/>
+          <w:p>
+            <w:pPr>
+              <w:pStyle w:val="Compact"/>
+              <w:jc w:val="right"/>
+            </w:pPr>
+            <w:r>
+              <w:t xml:space="preserve">-53</w:t>
+            </w:r>
+          </w:p>
+        </w:tc>
+        <w:tc>
+          <w:tcPr/>
+          <w:p>
+            <w:pPr>
+              <w:pStyle w:val="Compact"/>
+              <w:jc w:val="right"/>
+            </w:pPr>
+            <w:r>
+              <w:t xml:space="preserve">-53</w:t>
+            </w:r>
+          </w:p>
+        </w:tc>
+        <w:tc>
+          <w:tcPr/>
+          <w:p>
+            <w:pPr>
+              <w:pStyle w:val="Compact"/>
+              <w:jc w:val="right"/>
+            </w:pPr>
+            <w:r>
+              <w:t xml:space="preserve">2.5</w:t>
             </w:r>
           </w:p>
         </w:tc>
@@ -4149,55 +2883,79 @@
               <w:jc w:val="left"/>
             </w:pPr>
             <w:r>
-              <w:t xml:space="preserve">grid Δz</w:t>
-            </w:r>
-          </w:p>
-        </w:tc>
-        <w:tc>
-          <w:tcPr/>
-          <w:p>
-            <w:pPr>
-              <w:pStyle w:val="Compact"/>
-              <w:jc w:val="right"/>
-            </w:pPr>
-            <w:r>
-              <w:t xml:space="preserve">41</w:t>
-            </w:r>
-          </w:p>
-        </w:tc>
-        <w:tc>
-          <w:tcPr/>
-          <w:p>
-            <w:pPr>
-              <w:pStyle w:val="Compact"/>
-              <w:jc w:val="right"/>
-            </w:pPr>
-            <w:r>
-              <w:t xml:space="preserve">20</w:t>
-            </w:r>
-          </w:p>
-        </w:tc>
-        <w:tc>
-          <w:tcPr/>
-          <w:p>
-            <w:pPr>
-              <w:pStyle w:val="Compact"/>
-              <w:jc w:val="right"/>
-            </w:pPr>
-            <w:r>
-              <w:t xml:space="preserve">38</w:t>
-            </w:r>
-          </w:p>
-        </w:tc>
-        <w:tc>
-          <w:tcPr/>
-          <w:p>
-            <w:pPr>
-              <w:pStyle w:val="Compact"/>
-              <w:jc w:val="right"/>
-            </w:pPr>
-            <w:r>
-              <w:t xml:space="preserve">0.97</w:t>
+              <w:t xml:space="preserve">NavC, τ</w:t>
+            </w:r>
+            <w:r>
+              <w:rPr>
+                <w:vertAlign w:val="subscript"/>
+              </w:rPr>
+              <w:t xml:space="preserve">m8</w:t>
+            </w:r>
+            <w:r>
+              <w:t xml:space="preserve"> </w:t>
+            </w:r>
+            <w:r>
+              <w:t xml:space="preserve">= 1.5 ms</w:t>
+            </w:r>
+          </w:p>
+        </w:tc>
+        <w:tc>
+          <w:tcPr/>
+          <w:p>
+            <w:pPr>
+              <w:pStyle w:val="Compact"/>
+              <w:jc w:val="right"/>
+            </w:pPr>
+            <w:r>
+              <w:t xml:space="preserve">0.41</w:t>
+            </w:r>
+          </w:p>
+        </w:tc>
+        <w:tc>
+          <w:tcPr/>
+          <w:p>
+            <w:pPr>
+              <w:pStyle w:val="Compact"/>
+              <w:jc w:val="right"/>
+            </w:pPr>
+            <w:r>
+              <w:t xml:space="preserve">39</w:t>
+            </w:r>
+          </w:p>
+        </w:tc>
+        <w:tc>
+          <w:tcPr/>
+          <w:p>
+            <w:pPr>
+              <w:pStyle w:val="Compact"/>
+              <w:jc w:val="right"/>
+            </w:pPr>
+            <w:r>
+              <w:t xml:space="preserve">-19</w:t>
+            </w:r>
+          </w:p>
+        </w:tc>
+        <w:tc>
+          <w:tcPr/>
+          <w:p>
+            <w:pPr>
+              <w:pStyle w:val="Compact"/>
+              <w:jc w:val="right"/>
+            </w:pPr>
+            <w:r>
+              <w:t xml:space="preserve">-31</w:t>
+            </w:r>
+          </w:p>
+        </w:tc>
+        <w:tc>
+          <w:tcPr/>
+          <w:p>
+            <w:pPr>
+              <w:pStyle w:val="Compact"/>
+              <w:jc w:val="right"/>
+            </w:pPr>
+            <w:r>
+              <w:t xml:space="preserve">7.3</w:t>
             </w:r>
           </w:p>
         </w:tc>
@@ -4211,55 +2969,79 @@
               <w:jc w:val="left"/>
             </w:pPr>
             <w:r>
-              <w:t xml:space="preserve">grid Δz</w:t>
-            </w:r>
-          </w:p>
-        </w:tc>
-        <w:tc>
-          <w:tcPr/>
-          <w:p>
-            <w:pPr>
-              <w:pStyle w:val="Compact"/>
-              <w:jc w:val="right"/>
-            </w:pPr>
-            <w:r>
-              <w:t xml:space="preserve">41</w:t>
-            </w:r>
-          </w:p>
-        </w:tc>
-        <w:tc>
-          <w:tcPr/>
-          <w:p>
-            <w:pPr>
-              <w:pStyle w:val="Compact"/>
-              <w:jc w:val="right"/>
-            </w:pPr>
-            <w:r>
-              <w:t xml:space="preserve">10</w:t>
-            </w:r>
-          </w:p>
-        </w:tc>
-        <w:tc>
-          <w:tcPr/>
-          <w:p>
-            <w:pPr>
-              <w:pStyle w:val="Compact"/>
-              <w:jc w:val="right"/>
-            </w:pPr>
-            <w:r>
-              <w:t xml:space="preserve">38</w:t>
-            </w:r>
-          </w:p>
-        </w:tc>
-        <w:tc>
-          <w:tcPr/>
-          <w:p>
-            <w:pPr>
-              <w:pStyle w:val="Compact"/>
-              <w:jc w:val="right"/>
-            </w:pPr>
-            <w:r>
-              <w:t xml:space="preserve">1.02</w:t>
+              <w:t xml:space="preserve">NavC, τ</w:t>
+            </w:r>
+            <w:r>
+              <w:rPr>
+                <w:vertAlign w:val="subscript"/>
+              </w:rPr>
+              <w:t xml:space="preserve">m8</w:t>
+            </w:r>
+            <w:r>
+              <w:t xml:space="preserve"> </w:t>
+            </w:r>
+            <w:r>
+              <w:t xml:space="preserve">= 0.05 ms</w:t>
+            </w:r>
+          </w:p>
+        </w:tc>
+        <w:tc>
+          <w:tcPr/>
+          <w:p>
+            <w:pPr>
+              <w:pStyle w:val="Compact"/>
+              <w:jc w:val="right"/>
+            </w:pPr>
+            <w:r>
+              <w:t xml:space="preserve">0.16</w:t>
+            </w:r>
+          </w:p>
+        </w:tc>
+        <w:tc>
+          <w:tcPr/>
+          <w:p>
+            <w:pPr>
+              <w:pStyle w:val="Compact"/>
+              <w:jc w:val="right"/>
+            </w:pPr>
+            <w:r>
+              <w:t xml:space="preserve">-24</w:t>
+            </w:r>
+          </w:p>
+        </w:tc>
+        <w:tc>
+          <w:tcPr/>
+          <w:p>
+            <w:pPr>
+              <w:pStyle w:val="Compact"/>
+              <w:jc w:val="right"/>
+            </w:pPr>
+            <w:r>
+              <w:t xml:space="preserve">-34</w:t>
+            </w:r>
+          </w:p>
+        </w:tc>
+        <w:tc>
+          <w:tcPr/>
+          <w:p>
+            <w:pPr>
+              <w:pStyle w:val="Compact"/>
+              <w:jc w:val="right"/>
+            </w:pPr>
+            <w:r>
+              <w:t xml:space="preserve">-39</w:t>
+            </w:r>
+          </w:p>
+        </w:tc>
+        <w:tc>
+          <w:tcPr/>
+          <w:p>
+            <w:pPr>
+              <w:pStyle w:val="Compact"/>
+              <w:jc w:val="right"/>
+            </w:pPr>
+            <w:r>
+              <w:t xml:space="preserve">4.0</w:t>
             </w:r>
           </w:p>
         </w:tc>
@@ -4273,55 +3055,67 @@
               <w:jc w:val="left"/>
             </w:pPr>
             <w:r>
-              <w:t xml:space="preserve">grid Δz</w:t>
-            </w:r>
-          </w:p>
-        </w:tc>
-        <w:tc>
-          <w:tcPr/>
-          <w:p>
-            <w:pPr>
-              <w:pStyle w:val="Compact"/>
-              <w:jc w:val="right"/>
-            </w:pPr>
-            <w:r>
-              <w:t xml:space="preserve">41</w:t>
-            </w:r>
-          </w:p>
-        </w:tc>
-        <w:tc>
-          <w:tcPr/>
-          <w:p>
-            <w:pPr>
-              <w:pStyle w:val="Compact"/>
-              <w:jc w:val="right"/>
-            </w:pPr>
-            <w:r>
-              <w:t xml:space="preserve">5</w:t>
-            </w:r>
-          </w:p>
-        </w:tc>
-        <w:tc>
-          <w:tcPr/>
-          <w:p>
-            <w:pPr>
-              <w:pStyle w:val="Compact"/>
-              <w:jc w:val="right"/>
-            </w:pPr>
-            <w:r>
-              <w:t xml:space="preserve">38</w:t>
-            </w:r>
-          </w:p>
-        </w:tc>
-        <w:tc>
-          <w:tcPr/>
-          <w:p>
-            <w:pPr>
-              <w:pStyle w:val="Compact"/>
-              <w:jc w:val="right"/>
-            </w:pPr>
-            <w:r>
-              <w:t xml:space="preserve">1.03</w:t>
+              <w:t xml:space="preserve">NavC, time constants ÷ 10, conductances × 10</w:t>
+            </w:r>
+          </w:p>
+        </w:tc>
+        <w:tc>
+          <w:tcPr/>
+          <w:p>
+            <w:pPr>
+              <w:pStyle w:val="Compact"/>
+              <w:jc w:val="right"/>
+            </w:pPr>
+            <w:r>
+              <w:t xml:space="preserve">0.22</w:t>
+            </w:r>
+          </w:p>
+        </w:tc>
+        <w:tc>
+          <w:tcPr/>
+          <w:p>
+            <w:pPr>
+              <w:pStyle w:val="Compact"/>
+              <w:jc w:val="right"/>
+            </w:pPr>
+            <w:r>
+              <w:t xml:space="preserve">-19</w:t>
+            </w:r>
+          </w:p>
+        </w:tc>
+        <w:tc>
+          <w:tcPr/>
+          <w:p>
+            <w:pPr>
+              <w:pStyle w:val="Compact"/>
+              <w:jc w:val="right"/>
+            </w:pPr>
+            <w:r>
+              <w:t xml:space="preserve">-31</w:t>
+            </w:r>
+          </w:p>
+        </w:tc>
+        <w:tc>
+          <w:tcPr/>
+          <w:p>
+            <w:pPr>
+              <w:pStyle w:val="Compact"/>
+              <w:jc w:val="right"/>
+            </w:pPr>
+            <w:r>
+              <w:t xml:space="preserve">-31</w:t>
+            </w:r>
+          </w:p>
+        </w:tc>
+        <w:tc>
+          <w:tcPr/>
+          <w:p>
+            <w:pPr>
+              <w:pStyle w:val="Compact"/>
+              <w:jc w:val="right"/>
+            </w:pPr>
+            <w:r>
+              <w:t xml:space="preserve">1.2</w:t>
             </w:r>
           </w:p>
         </w:tc>
@@ -4336,126 +3130,41 @@
           <w:b/>
           <w:bCs/>
         </w:rPr>
-        <w:t xml:space="preserve">Table S5.</w:t>
+        <w:t xml:space="preserve">Table S3.</w:t>
       </w:r>
       <w:r>
         <w:t xml:space="preserve"> </w:t>
       </w:r>
       <w:r>
-        <w:t xml:space="preserve">Dispersed volley (</w:t>
+        <w:t xml:space="preserve">Point current injection at z = 5 mm into the isolated C-fiber. Q</w:t>
       </w:r>
       <w:r>
         <w:rPr>
-          <w:i/>
-          <w:iCs/>
+          <w:vertAlign w:val="subscript"/>
         </w:rPr>
-        <w:t xml:space="preserve">n</w:t>
-      </w:r>
-      <w:r>
-        <w:t xml:space="preserve"> </w:t>
-      </w:r>
-      <w:r>
-        <w:t xml:space="preserve">= 25,</w:t>
-      </w:r>
-      <w:r>
-        <w:t xml:space="preserve"> </w:t>
+        <w:t xml:space="preserve">th</w:t>
+      </w:r>
+      <w:r>
+        <w:t xml:space="preserve">: threshold charge for a 0.1-ms pulse; V</w:t>
       </w:r>
       <w:r>
         <w:rPr>
-          <w:i/>
-          <w:iCs/>
+          <w:vertAlign w:val="subscript"/>
         </w:rPr>
-        <w:t xml:space="preserve">W</w:t>
-      </w:r>
-      <w:r>
-        <w:t xml:space="preserve"> </w:t>
-      </w:r>
-      <w:r>
-        <w:t xml:space="preserve">= 1.5 ms, NavC). The peak depends on the number of onset phases</w:t>
-      </w:r>
-      <w:r>
-        <w:t xml:space="preserve"> </w:t>
-      </w:r>
-      <w:r>
-        <w:rPr>
-          <w:i/>
-          <w:iCs/>
-        </w:rPr>
-        <w:t xml:space="preserve">K</w:t>
-      </w:r>
-      <w:r>
-        <w:t xml:space="preserve"> </w:t>
-      </w:r>
-      <w:r>
-        <w:t xml:space="preserve">until the spacing</w:t>
-      </w:r>
-      <w:r>
-        <w:t xml:space="preserve"> </w:t>
-      </w:r>
-      <w:r>
-        <w:rPr>
-          <w:i/>
-          <w:iCs/>
-        </w:rPr>
-        <w:t xml:space="preserve">W</w:t>
-      </w:r>
-      <w:r>
-        <w:t xml:space="preserve">/(</w:t>
-      </w:r>
-      <w:r>
-        <w:rPr>
-          <w:i/>
-          <w:iCs/>
-        </w:rPr>
-        <w:t xml:space="preserve">K</w:t>
-      </w:r>
-      <w:r>
-        <w:t xml:space="preserve"> </w:t>
-      </w:r>
-      <w:r>
-        <w:t xml:space="preserve">− 1) is well below the ~0.1-ms duration of one fiber’s contribution; the production runs use a spacing of at most 25 µs. Grid refinement at</w:t>
-      </w:r>
-      <w:r>
-        <w:t xml:space="preserve"> </w:t>
-      </w:r>
-      <w:r>
-        <w:rPr>
-          <w:i/>
-          <w:iCs/>
-        </w:rPr>
-        <w:t xml:space="preserve">K</w:t>
-      </w:r>
-      <w:r>
-        <w:t xml:space="preserve"> </w:t>
-      </w:r>
-      <w:r>
-        <w:t xml:space="preserve">= 41 changes the peak by 6.2 %, so the sweep is run at Δz = 20 µm. One classification does depend on that choice: the synchronous</w:t>
-      </w:r>
-      <w:r>
-        <w:t xml:space="preserve"> </w:t>
-      </w:r>
-      <w:r>
-        <w:rPr>
-          <w:i/>
-          <w:iCs/>
-        </w:rPr>
-        <w:t xml:space="preserve">n</w:t>
-      </w:r>
-      <w:r>
-        <w:t xml:space="preserve"> </w:t>
-      </w:r>
-      <w:r>
-        <w:t xml:space="preserve">= 25 volley is close to Aβ conduction block, and on Δz = 20 µm its action potentials still cross the lesion, slowly (13 m/s), where every grid from Δz = 10 µm down blocks them (Table S2). The peak depolarization differs by only 2.3 % between the two grids, and the attenuations quoted in the text are ratios taken within one grid, so neither the attenuation nor the primary endpoint is affected.</w:t>
+        <w:t xml:space="preserve">peak</w:t>
+      </w:r>
+      <w:r>
+        <w:t xml:space="preserve">: largest membrane potential at the injection site for a pulse 0.5 % below threshold; last column: ratio of threshold currents for 0.1-ms and 20-ms pulses.</w:t>
       </w:r>
     </w:p>
-    <w:bookmarkEnd w:id="53"/>
-    <w:bookmarkStart w:id="60" w:name="s5-the-earlier-full-length-geometry"/>
+    <w:bookmarkEnd w:id="55"/>
+    <w:bookmarkStart w:id="56" w:name="s4-sensitizing-bias"/>
     <w:p>
       <w:pPr>
         <w:pStyle w:val="Heading2"/>
       </w:pPr>
       <w:r>
-        <w:t xml:space="preserve">S5 The earlier full-length geometry</w:t>
+        <w:t xml:space="preserve">S4 Sensitizing bias</w:t>
       </w:r>
     </w:p>
     <w:tbl>
@@ -4486,18 +3195,6 @@
               <w:jc w:val="left"/>
             </w:pPr>
             <w:r>
-              <w:t xml:space="preserve">electrode current</w:t>
-            </w:r>
-          </w:p>
-        </w:tc>
-        <w:tc>
-          <w:tcPr/>
-          <w:p>
-            <w:pPr>
-              <w:pStyle w:val="Compact"/>
-              <w:jc w:val="right"/>
-            </w:pPr>
-            <w:r>
               <w:t xml:space="preserve">model</w:t>
             </w:r>
           </w:p>
@@ -4510,55 +3207,67 @@
               <w:jc w:val="right"/>
             </w:pPr>
             <w:r>
-              <w:t xml:space="preserve">Aβ stimulus (nA)</w:t>
-            </w:r>
-          </w:p>
-        </w:tc>
-        <w:tc>
-          <w:tcPr/>
-          <w:p>
-            <w:pPr>
-              <w:pStyle w:val="Compact"/>
-              <w:jc w:val="right"/>
-            </w:pPr>
-            <w:r>
-              <w:t xml:space="preserve">propagating C-fiber AP for n ≥</w:t>
-            </w:r>
-          </w:p>
-        </w:tc>
-        <w:tc>
-          <w:tcPr/>
-          <w:p>
-            <w:pPr>
-              <w:pStyle w:val="Compact"/>
-              <w:jc w:val="right"/>
-            </w:pPr>
-            <w:r>
-              <w:t xml:space="preserve">initiation (mm)</w:t>
-            </w:r>
-          </w:p>
-        </w:tc>
-        <w:tc>
-          <w:tcPr/>
-          <w:p>
-            <w:pPr>
-              <w:pStyle w:val="Compact"/>
-              <w:jc w:val="right"/>
-            </w:pPr>
-            <w:r>
-              <w:t xml:space="preserve">Aβ node 0 peak, n = 25 (mV)</w:t>
-            </w:r>
-          </w:p>
-        </w:tc>
-        <w:tc>
-          <w:tcPr/>
-          <w:p>
-            <w:pPr>
-              <w:pStyle w:val="Compact"/>
-              <w:jc w:val="right"/>
-            </w:pPr>
-            <w:r>
-              <w:t xml:space="preserve">max</w:t>
+              <w:t xml:space="preserve">bias (A/m²)</w:t>
+            </w:r>
+          </w:p>
+        </w:tc>
+        <w:tc>
+          <w:tcPr/>
+          <w:p>
+            <w:pPr>
+              <w:pStyle w:val="Compact"/>
+              <w:jc w:val="right"/>
+            </w:pPr>
+            <w:r>
+              <w:t xml:space="preserve">rest (mV)</w:t>
+            </w:r>
+          </w:p>
+        </w:tc>
+        <w:tc>
+          <w:tcPr/>
+          <w:p>
+            <w:pPr>
+              <w:pStyle w:val="Compact"/>
+              <w:jc w:val="right"/>
+            </w:pPr>
+            <w:r>
+              <w:t xml:space="preserve">spontaneous AP</w:t>
+            </w:r>
+          </w:p>
+        </w:tc>
+        <w:tc>
+          <w:tcPr/>
+          <w:p>
+            <w:pPr>
+              <w:pStyle w:val="Compact"/>
+              <w:jc w:val="right"/>
+            </w:pPr>
+            <w:r>
+              <w:t xml:space="preserve">peak V, n = 25 (mV)</w:t>
+            </w:r>
+          </w:p>
+        </w:tc>
+        <w:tc>
+          <w:tcPr/>
+          <w:p>
+            <w:pPr>
+              <w:pStyle w:val="Compact"/>
+              <w:jc w:val="right"/>
+            </w:pPr>
+            <w:r>
+              <w:t xml:space="preserve">peak V, n = 100 (mV)</w:t>
+            </w:r>
+          </w:p>
+        </w:tc>
+        <w:tc>
+          <w:tcPr/>
+          <w:p>
+            <w:pPr>
+              <w:pStyle w:val="Compact"/>
+              <w:jc w:val="right"/>
+            </w:pPr>
+            <w:r>
+              <w:t xml:space="preserve">evoked AP (any n)</w:t>
             </w:r>
           </w:p>
         </w:tc>
@@ -4572,18 +3281,6 @@
               <w:jc w:val="left"/>
             </w:pPr>
             <w:r>
-              <w:t xml:space="preserve">omitted</w:t>
-            </w:r>
-          </w:p>
-        </w:tc>
-        <w:tc>
-          <w:tcPr/>
-          <w:p>
-            <w:pPr>
-              <w:pStyle w:val="Compact"/>
-              <w:jc w:val="right"/>
-            </w:pPr>
-            <w:r>
               <w:t xml:space="preserve">HH</w:t>
             </w:r>
           </w:p>
@@ -4596,55 +3293,67 @@
               <w:jc w:val="right"/>
             </w:pPr>
             <w:r>
-              <w:t xml:space="preserve">3.02</w:t>
-            </w:r>
-          </w:p>
-        </w:tc>
-        <w:tc>
-          <w:tcPr/>
-          <w:p>
-            <w:pPr>
-              <w:pStyle w:val="Compact"/>
-              <w:jc w:val="right"/>
-            </w:pPr>
-            <w:r>
-              <w:t xml:space="preserve">none (n ≤ 50)</w:t>
-            </w:r>
-          </w:p>
-        </w:tc>
-        <w:tc>
-          <w:tcPr/>
-          <w:p>
-            <w:pPr>
-              <w:pStyle w:val="Compact"/>
-              <w:jc w:val="right"/>
-            </w:pPr>
-            <w:r>
-              <w:t xml:space="preserve">–</w:t>
-            </w:r>
-          </w:p>
-        </w:tc>
-        <w:tc>
-          <w:tcPr/>
-          <w:p>
-            <w:pPr>
-              <w:pStyle w:val="Compact"/>
-              <w:jc w:val="right"/>
-            </w:pPr>
-            <w:r>
-              <w:t xml:space="preserve">+17</w:t>
-            </w:r>
-          </w:p>
-        </w:tc>
-        <w:tc>
-          <w:tcPr/>
-          <w:p>
-            <w:pPr>
-              <w:pStyle w:val="Compact"/>
-              <w:jc w:val="right"/>
-            </w:pPr>
-            <w:r>
-              <w:t xml:space="preserve">71</w:t>
+              <w:t xml:space="preserve">0</w:t>
+            </w:r>
+          </w:p>
+        </w:tc>
+        <w:tc>
+          <w:tcPr/>
+          <w:p>
+            <w:pPr>
+              <w:pStyle w:val="Compact"/>
+              <w:jc w:val="right"/>
+            </w:pPr>
+            <w:r>
+              <w:t xml:space="preserve">-65.00</w:t>
+            </w:r>
+          </w:p>
+        </w:tc>
+        <w:tc>
+          <w:tcPr/>
+          <w:p>
+            <w:pPr>
+              <w:pStyle w:val="Compact"/>
+              <w:jc w:val="right"/>
+            </w:pPr>
+            <w:r>
+              <w:t xml:space="preserve">no</w:t>
+            </w:r>
+          </w:p>
+        </w:tc>
+        <w:tc>
+          <w:tcPr/>
+          <w:p>
+            <w:pPr>
+              <w:pStyle w:val="Compact"/>
+              <w:jc w:val="right"/>
+            </w:pPr>
+            <w:r>
+              <w:t xml:space="preserve">-45.7</w:t>
+            </w:r>
+          </w:p>
+        </w:tc>
+        <w:tc>
+          <w:tcPr/>
+          <w:p>
+            <w:pPr>
+              <w:pStyle w:val="Compact"/>
+              <w:jc w:val="right"/>
+            </w:pPr>
+            <w:r>
+              <w:t xml:space="preserve">-38.1</w:t>
+            </w:r>
+          </w:p>
+        </w:tc>
+        <w:tc>
+          <w:tcPr/>
+          <w:p>
+            <w:pPr>
+              <w:pStyle w:val="Compact"/>
+              <w:jc w:val="right"/>
+            </w:pPr>
+            <w:r>
+              <w:t xml:space="preserve">no</w:t>
             </w:r>
           </w:p>
         </w:tc>
@@ -4658,18 +3367,6 @@
               <w:jc w:val="left"/>
             </w:pPr>
             <w:r>
-              <w:t xml:space="preserve">omitted</w:t>
-            </w:r>
-          </w:p>
-        </w:tc>
-        <w:tc>
-          <w:tcPr/>
-          <w:p>
-            <w:pPr>
-              <w:pStyle w:val="Compact"/>
-              <w:jc w:val="right"/>
-            </w:pPr>
-            <w:r>
               <w:t xml:space="preserve">HH</w:t>
             </w:r>
           </w:p>
@@ -4682,55 +3379,67 @@
               <w:jc w:val="right"/>
             </w:pPr>
             <w:r>
-              <w:t xml:space="preserve">10</w:t>
-            </w:r>
-          </w:p>
-        </w:tc>
-        <w:tc>
-          <w:tcPr/>
-          <w:p>
-            <w:pPr>
-              <w:pStyle w:val="Compact"/>
-              <w:jc w:val="right"/>
-            </w:pPr>
-            <w:r>
-              <w:t xml:space="preserve">25</w:t>
-            </w:r>
-          </w:p>
-        </w:tc>
-        <w:tc>
-          <w:tcPr/>
-          <w:p>
-            <w:pPr>
-              <w:pStyle w:val="Compact"/>
-              <w:jc w:val="right"/>
-            </w:pPr>
-            <w:r>
-              <w:t xml:space="preserve">0.00</w:t>
-            </w:r>
-          </w:p>
-        </w:tc>
-        <w:tc>
-          <w:tcPr/>
-          <w:p>
-            <w:pPr>
-              <w:pStyle w:val="Compact"/>
-              <w:jc w:val="right"/>
-            </w:pPr>
-            <w:r>
-              <w:t xml:space="preserve">+110</w:t>
-            </w:r>
-          </w:p>
-        </w:tc>
-        <w:tc>
-          <w:tcPr/>
-          <w:p>
-            <w:pPr>
-              <w:pStyle w:val="Compact"/>
-              <w:jc w:val="right"/>
-            </w:pPr>
-            <w:r>
-              <w:t xml:space="preserve">102</w:t>
+              <w:t xml:space="preserve">0.01</w:t>
+            </w:r>
+          </w:p>
+        </w:tc>
+        <w:tc>
+          <w:tcPr/>
+          <w:p>
+            <w:pPr>
+              <w:pStyle w:val="Compact"/>
+              <w:jc w:val="right"/>
+            </w:pPr>
+            <w:r>
+              <w:t xml:space="preserve">-64.20</w:t>
+            </w:r>
+          </w:p>
+        </w:tc>
+        <w:tc>
+          <w:tcPr/>
+          <w:p>
+            <w:pPr>
+              <w:pStyle w:val="Compact"/>
+              <w:jc w:val="right"/>
+            </w:pPr>
+            <w:r>
+              <w:t xml:space="preserve">no</w:t>
+            </w:r>
+          </w:p>
+        </w:tc>
+        <w:tc>
+          <w:tcPr/>
+          <w:p>
+            <w:pPr>
+              <w:pStyle w:val="Compact"/>
+              <w:jc w:val="right"/>
+            </w:pPr>
+            <w:r>
+              <w:t xml:space="preserve">-44.9</w:t>
+            </w:r>
+          </w:p>
+        </w:tc>
+        <w:tc>
+          <w:tcPr/>
+          <w:p>
+            <w:pPr>
+              <w:pStyle w:val="Compact"/>
+              <w:jc w:val="right"/>
+            </w:pPr>
+            <w:r>
+              <w:t xml:space="preserve">-37.3</w:t>
+            </w:r>
+          </w:p>
+        </w:tc>
+        <w:tc>
+          <w:tcPr/>
+          <w:p>
+            <w:pPr>
+              <w:pStyle w:val="Compact"/>
+              <w:jc w:val="right"/>
+            </w:pPr>
+            <w:r>
+              <w:t xml:space="preserve">no</w:t>
             </w:r>
           </w:p>
         </w:tc>
@@ -4744,18 +3453,6 @@
               <w:jc w:val="left"/>
             </w:pPr>
             <w:r>
-              <w:t xml:space="preserve">omitted</w:t>
-            </w:r>
-          </w:p>
-        </w:tc>
-        <w:tc>
-          <w:tcPr/>
-          <w:p>
-            <w:pPr>
-              <w:pStyle w:val="Compact"/>
-              <w:jc w:val="right"/>
-            </w:pPr>
-            <w:r>
               <w:t xml:space="preserve">HH</w:t>
             </w:r>
           </w:p>
@@ -4768,55 +3465,67 @@
               <w:jc w:val="right"/>
             </w:pPr>
             <w:r>
-              <w:t xml:space="preserve">30</w:t>
-            </w:r>
-          </w:p>
-        </w:tc>
-        <w:tc>
-          <w:tcPr/>
-          <w:p>
-            <w:pPr>
-              <w:pStyle w:val="Compact"/>
-              <w:jc w:val="right"/>
-            </w:pPr>
-            <w:r>
-              <w:t xml:space="preserve">10</w:t>
-            </w:r>
-          </w:p>
-        </w:tc>
-        <w:tc>
-          <w:tcPr/>
-          <w:p>
-            <w:pPr>
-              <w:pStyle w:val="Compact"/>
-              <w:jc w:val="right"/>
-            </w:pPr>
-            <w:r>
-              <w:t xml:space="preserve">0.00</w:t>
-            </w:r>
-          </w:p>
-        </w:tc>
-        <w:tc>
-          <w:tcPr/>
-          <w:p>
-            <w:pPr>
-              <w:pStyle w:val="Compact"/>
-              <w:jc w:val="right"/>
-            </w:pPr>
-            <w:r>
-              <w:t xml:space="preserve">+413</w:t>
-            </w:r>
-          </w:p>
-        </w:tc>
-        <w:tc>
-          <w:tcPr/>
-          <w:p>
-            <w:pPr>
-              <w:pStyle w:val="Compact"/>
-              <w:jc w:val="right"/>
-            </w:pPr>
-            <w:r>
-              <w:t xml:space="preserve">276</w:t>
+              <w:t xml:space="preserve">0.02</w:t>
+            </w:r>
+          </w:p>
+        </w:tc>
+        <w:tc>
+          <w:tcPr/>
+          <w:p>
+            <w:pPr>
+              <w:pStyle w:val="Compact"/>
+              <w:jc w:val="right"/>
+            </w:pPr>
+            <w:r>
+              <w:t xml:space="preserve">-63.48</w:t>
+            </w:r>
+          </w:p>
+        </w:tc>
+        <w:tc>
+          <w:tcPr/>
+          <w:p>
+            <w:pPr>
+              <w:pStyle w:val="Compact"/>
+              <w:jc w:val="right"/>
+            </w:pPr>
+            <w:r>
+              <w:t xml:space="preserve">no</w:t>
+            </w:r>
+          </w:p>
+        </w:tc>
+        <w:tc>
+          <w:tcPr/>
+          <w:p>
+            <w:pPr>
+              <w:pStyle w:val="Compact"/>
+              <w:jc w:val="right"/>
+            </w:pPr>
+            <w:r>
+              <w:t xml:space="preserve">-44.2</w:t>
+            </w:r>
+          </w:p>
+        </w:tc>
+        <w:tc>
+          <w:tcPr/>
+          <w:p>
+            <w:pPr>
+              <w:pStyle w:val="Compact"/>
+              <w:jc w:val="right"/>
+            </w:pPr>
+            <w:r>
+              <w:t xml:space="preserve">-36.6</w:t>
+            </w:r>
+          </w:p>
+        </w:tc>
+        <w:tc>
+          <w:tcPr/>
+          <w:p>
+            <w:pPr>
+              <w:pStyle w:val="Compact"/>
+              <w:jc w:val="right"/>
+            </w:pPr>
+            <w:r>
+              <w:t xml:space="preserve">no</w:t>
             </w:r>
           </w:p>
         </w:tc>
@@ -4830,18 +3539,6 @@
               <w:jc w:val="left"/>
             </w:pPr>
             <w:r>
-              <w:t xml:space="preserve">omitted</w:t>
-            </w:r>
-          </w:p>
-        </w:tc>
-        <w:tc>
-          <w:tcPr/>
-          <w:p>
-            <w:pPr>
-              <w:pStyle w:val="Compact"/>
-              <w:jc w:val="right"/>
-            </w:pPr>
-            <w:r>
               <w:t xml:space="preserve">HH</w:t>
             </w:r>
           </w:p>
@@ -4854,55 +3551,67 @@
               <w:jc w:val="right"/>
             </w:pPr>
             <w:r>
-              <w:t xml:space="preserve">100</w:t>
-            </w:r>
-          </w:p>
-        </w:tc>
-        <w:tc>
-          <w:tcPr/>
-          <w:p>
-            <w:pPr>
-              <w:pStyle w:val="Compact"/>
-              <w:jc w:val="right"/>
-            </w:pPr>
-            <w:r>
-              <w:t xml:space="preserve">2</w:t>
-            </w:r>
-          </w:p>
-        </w:tc>
-        <w:tc>
-          <w:tcPr/>
-          <w:p>
-            <w:pPr>
-              <w:pStyle w:val="Compact"/>
-              <w:jc w:val="right"/>
-            </w:pPr>
-            <w:r>
-              <w:t xml:space="preserve">0.00</w:t>
-            </w:r>
-          </w:p>
-        </w:tc>
-        <w:tc>
-          <w:tcPr/>
-          <w:p>
-            <w:pPr>
-              <w:pStyle w:val="Compact"/>
-              <w:jc w:val="right"/>
-            </w:pPr>
-            <w:r>
-              <w:t xml:space="preserve">+1465</w:t>
-            </w:r>
-          </w:p>
-        </w:tc>
-        <w:tc>
-          <w:tcPr/>
-          <w:p>
-            <w:pPr>
-              <w:pStyle w:val="Compact"/>
-              <w:jc w:val="right"/>
-            </w:pPr>
-            <w:r>
-              <w:t xml:space="preserve">935</w:t>
+              <w:t xml:space="preserve">0.03</w:t>
+            </w:r>
+          </w:p>
+        </w:tc>
+        <w:tc>
+          <w:tcPr/>
+          <w:p>
+            <w:pPr>
+              <w:pStyle w:val="Compact"/>
+              <w:jc w:val="right"/>
+            </w:pPr>
+            <w:r>
+              <w:t xml:space="preserve">-62.85</w:t>
+            </w:r>
+          </w:p>
+        </w:tc>
+        <w:tc>
+          <w:tcPr/>
+          <w:p>
+            <w:pPr>
+              <w:pStyle w:val="Compact"/>
+              <w:jc w:val="right"/>
+            </w:pPr>
+            <w:r>
+              <w:t xml:space="preserve">no</w:t>
+            </w:r>
+          </w:p>
+        </w:tc>
+        <w:tc>
+          <w:tcPr/>
+          <w:p>
+            <w:pPr>
+              <w:pStyle w:val="Compact"/>
+              <w:jc w:val="right"/>
+            </w:pPr>
+            <w:r>
+              <w:t xml:space="preserve">-43.5</w:t>
+            </w:r>
+          </w:p>
+        </w:tc>
+        <w:tc>
+          <w:tcPr/>
+          <w:p>
+            <w:pPr>
+              <w:pStyle w:val="Compact"/>
+              <w:jc w:val="right"/>
+            </w:pPr>
+            <w:r>
+              <w:t xml:space="preserve">-35.9</w:t>
+            </w:r>
+          </w:p>
+        </w:tc>
+        <w:tc>
+          <w:tcPr/>
+          <w:p>
+            <w:pPr>
+              <w:pStyle w:val="Compact"/>
+              <w:jc w:val="right"/>
+            </w:pPr>
+            <w:r>
+              <w:t xml:space="preserve">no</w:t>
             </w:r>
           </w:p>
         </w:tc>
@@ -4916,79 +3625,79 @@
               <w:jc w:val="left"/>
             </w:pPr>
             <w:r>
-              <w:t xml:space="preserve">omitted</w:t>
-            </w:r>
-          </w:p>
-        </w:tc>
-        <w:tc>
-          <w:tcPr/>
-          <w:p>
-            <w:pPr>
-              <w:pStyle w:val="Compact"/>
-              <w:jc w:val="right"/>
-            </w:pPr>
-            <w:r>
-              <w:t xml:space="preserve">NavC</w:t>
-            </w:r>
-          </w:p>
-        </w:tc>
-        <w:tc>
-          <w:tcPr/>
-          <w:p>
-            <w:pPr>
-              <w:pStyle w:val="Compact"/>
-              <w:jc w:val="right"/>
-            </w:pPr>
-            <w:r>
-              <w:t xml:space="preserve">3.02</w:t>
-            </w:r>
-          </w:p>
-        </w:tc>
-        <w:tc>
-          <w:tcPr/>
-          <w:p>
-            <w:pPr>
-              <w:pStyle w:val="Compact"/>
-              <w:jc w:val="right"/>
-            </w:pPr>
-            <w:r>
-              <w:t xml:space="preserve">none (n ≤ 50)</w:t>
-            </w:r>
-          </w:p>
-        </w:tc>
-        <w:tc>
-          <w:tcPr/>
-          <w:p>
-            <w:pPr>
-              <w:pStyle w:val="Compact"/>
-              <w:jc w:val="right"/>
-            </w:pPr>
-            <w:r>
-              <w:t xml:space="preserve">–</w:t>
-            </w:r>
-          </w:p>
-        </w:tc>
-        <w:tc>
-          <w:tcPr/>
-          <w:p>
-            <w:pPr>
-              <w:pStyle w:val="Compact"/>
-              <w:jc w:val="right"/>
-            </w:pPr>
-            <w:r>
-              <w:t xml:space="preserve">+17</w:t>
-            </w:r>
-          </w:p>
-        </w:tc>
-        <w:tc>
-          <w:tcPr/>
-          <w:p>
-            <w:pPr>
-              <w:pStyle w:val="Compact"/>
-              <w:jc w:val="right"/>
-            </w:pPr>
-            <w:r>
-              <w:t xml:space="preserve">71</w:t>
+              <w:t xml:space="preserve">HH</w:t>
+            </w:r>
+          </w:p>
+        </w:tc>
+        <w:tc>
+          <w:tcPr/>
+          <w:p>
+            <w:pPr>
+              <w:pStyle w:val="Compact"/>
+              <w:jc w:val="right"/>
+            </w:pPr>
+            <w:r>
+              <w:t xml:space="preserve">0.04</w:t>
+            </w:r>
+          </w:p>
+        </w:tc>
+        <w:tc>
+          <w:tcPr/>
+          <w:p>
+            <w:pPr>
+              <w:pStyle w:val="Compact"/>
+              <w:jc w:val="right"/>
+            </w:pPr>
+            <w:r>
+              <w:t xml:space="preserve">-62.27</w:t>
+            </w:r>
+          </w:p>
+        </w:tc>
+        <w:tc>
+          <w:tcPr/>
+          <w:p>
+            <w:pPr>
+              <w:pStyle w:val="Compact"/>
+              <w:jc w:val="right"/>
+            </w:pPr>
+            <w:r>
+              <w:t xml:space="preserve">no</w:t>
+            </w:r>
+          </w:p>
+        </w:tc>
+        <w:tc>
+          <w:tcPr/>
+          <w:p>
+            <w:pPr>
+              <w:pStyle w:val="Compact"/>
+              <w:jc w:val="right"/>
+            </w:pPr>
+            <w:r>
+              <w:t xml:space="preserve">-43.0</w:t>
+            </w:r>
+          </w:p>
+        </w:tc>
+        <w:tc>
+          <w:tcPr/>
+          <w:p>
+            <w:pPr>
+              <w:pStyle w:val="Compact"/>
+              <w:jc w:val="right"/>
+            </w:pPr>
+            <w:r>
+              <w:t xml:space="preserve">-35.4</w:t>
+            </w:r>
+          </w:p>
+        </w:tc>
+        <w:tc>
+          <w:tcPr/>
+          <w:p>
+            <w:pPr>
+              <w:pStyle w:val="Compact"/>
+              <w:jc w:val="right"/>
+            </w:pPr>
+            <w:r>
+              <w:t xml:space="preserve">no</w:t>
             </w:r>
           </w:p>
         </w:tc>
@@ -5002,79 +3711,79 @@
               <w:jc w:val="left"/>
             </w:pPr>
             <w:r>
-              <w:t xml:space="preserve">omitted</w:t>
-            </w:r>
-          </w:p>
-        </w:tc>
-        <w:tc>
-          <w:tcPr/>
-          <w:p>
-            <w:pPr>
-              <w:pStyle w:val="Compact"/>
-              <w:jc w:val="right"/>
-            </w:pPr>
-            <w:r>
-              <w:t xml:space="preserve">NavC</w:t>
-            </w:r>
-          </w:p>
-        </w:tc>
-        <w:tc>
-          <w:tcPr/>
-          <w:p>
-            <w:pPr>
-              <w:pStyle w:val="Compact"/>
-              <w:jc w:val="right"/>
-            </w:pPr>
-            <w:r>
-              <w:t xml:space="preserve">10</w:t>
-            </w:r>
-          </w:p>
-        </w:tc>
-        <w:tc>
-          <w:tcPr/>
-          <w:p>
-            <w:pPr>
-              <w:pStyle w:val="Compact"/>
-              <w:jc w:val="right"/>
-            </w:pPr>
-            <w:r>
-              <w:t xml:space="preserve">none (n ≤ 50)</w:t>
-            </w:r>
-          </w:p>
-        </w:tc>
-        <w:tc>
-          <w:tcPr/>
-          <w:p>
-            <w:pPr>
-              <w:pStyle w:val="Compact"/>
-              <w:jc w:val="right"/>
-            </w:pPr>
-            <w:r>
-              <w:t xml:space="preserve">–</w:t>
-            </w:r>
-          </w:p>
-        </w:tc>
-        <w:tc>
-          <w:tcPr/>
-          <w:p>
-            <w:pPr>
-              <w:pStyle w:val="Compact"/>
-              <w:jc w:val="right"/>
-            </w:pPr>
-            <w:r>
-              <w:t xml:space="preserve">+110</w:t>
-            </w:r>
-          </w:p>
-        </w:tc>
-        <w:tc>
-          <w:tcPr/>
-          <w:p>
-            <w:pPr>
-              <w:pStyle w:val="Compact"/>
-              <w:jc w:val="right"/>
-            </w:pPr>
-            <w:r>
-              <w:t xml:space="preserve">102</w:t>
+              <w:t xml:space="preserve">HH</w:t>
+            </w:r>
+          </w:p>
+        </w:tc>
+        <w:tc>
+          <w:tcPr/>
+          <w:p>
+            <w:pPr>
+              <w:pStyle w:val="Compact"/>
+              <w:jc w:val="right"/>
+            </w:pPr>
+            <w:r>
+              <w:t xml:space="preserve">0.05</w:t>
+            </w:r>
+          </w:p>
+        </w:tc>
+        <w:tc>
+          <w:tcPr/>
+          <w:p>
+            <w:pPr>
+              <w:pStyle w:val="Compact"/>
+              <w:jc w:val="right"/>
+            </w:pPr>
+            <w:r>
+              <w:t xml:space="preserve">-61.73</w:t>
+            </w:r>
+          </w:p>
+        </w:tc>
+        <w:tc>
+          <w:tcPr/>
+          <w:p>
+            <w:pPr>
+              <w:pStyle w:val="Compact"/>
+              <w:jc w:val="right"/>
+            </w:pPr>
+            <w:r>
+              <w:t xml:space="preserve">no</w:t>
+            </w:r>
+          </w:p>
+        </w:tc>
+        <w:tc>
+          <w:tcPr/>
+          <w:p>
+            <w:pPr>
+              <w:pStyle w:val="Compact"/>
+              <w:jc w:val="right"/>
+            </w:pPr>
+            <w:r>
+              <w:t xml:space="preserve">-42.4</w:t>
+            </w:r>
+          </w:p>
+        </w:tc>
+        <w:tc>
+          <w:tcPr/>
+          <w:p>
+            <w:pPr>
+              <w:pStyle w:val="Compact"/>
+              <w:jc w:val="right"/>
+            </w:pPr>
+            <w:r>
+              <w:t xml:space="preserve">-34.8</w:t>
+            </w:r>
+          </w:p>
+        </w:tc>
+        <w:tc>
+          <w:tcPr/>
+          <w:p>
+            <w:pPr>
+              <w:pStyle w:val="Compact"/>
+              <w:jc w:val="right"/>
+            </w:pPr>
+            <w:r>
+              <w:t xml:space="preserve">no</w:t>
             </w:r>
           </w:p>
         </w:tc>
@@ -5088,79 +3797,79 @@
               <w:jc w:val="left"/>
             </w:pPr>
             <w:r>
-              <w:t xml:space="preserve">omitted</w:t>
-            </w:r>
-          </w:p>
-        </w:tc>
-        <w:tc>
-          <w:tcPr/>
-          <w:p>
-            <w:pPr>
-              <w:pStyle w:val="Compact"/>
-              <w:jc w:val="right"/>
-            </w:pPr>
-            <w:r>
-              <w:t xml:space="preserve">NavC</w:t>
-            </w:r>
-          </w:p>
-        </w:tc>
-        <w:tc>
-          <w:tcPr/>
-          <w:p>
-            <w:pPr>
-              <w:pStyle w:val="Compact"/>
-              <w:jc w:val="right"/>
-            </w:pPr>
-            <w:r>
-              <w:t xml:space="preserve">30</w:t>
-            </w:r>
-          </w:p>
-        </w:tc>
-        <w:tc>
-          <w:tcPr/>
-          <w:p>
-            <w:pPr>
-              <w:pStyle w:val="Compact"/>
-              <w:jc w:val="right"/>
-            </w:pPr>
-            <w:r>
-              <w:t xml:space="preserve">none (n ≤ 50)</w:t>
-            </w:r>
-          </w:p>
-        </w:tc>
-        <w:tc>
-          <w:tcPr/>
-          <w:p>
-            <w:pPr>
-              <w:pStyle w:val="Compact"/>
-              <w:jc w:val="right"/>
-            </w:pPr>
-            <w:r>
-              <w:t xml:space="preserve">–</w:t>
-            </w:r>
-          </w:p>
-        </w:tc>
-        <w:tc>
-          <w:tcPr/>
-          <w:p>
-            <w:pPr>
-              <w:pStyle w:val="Compact"/>
-              <w:jc w:val="right"/>
-            </w:pPr>
-            <w:r>
-              <w:t xml:space="preserve">+414</w:t>
-            </w:r>
-          </w:p>
-        </w:tc>
-        <w:tc>
-          <w:tcPr/>
-          <w:p>
-            <w:pPr>
-              <w:pStyle w:val="Compact"/>
-              <w:jc w:val="right"/>
-            </w:pPr>
-            <w:r>
-              <w:t xml:space="preserve">277</w:t>
+              <w:t xml:space="preserve">HH</w:t>
+            </w:r>
+          </w:p>
+        </w:tc>
+        <w:tc>
+          <w:tcPr/>
+          <w:p>
+            <w:pPr>
+              <w:pStyle w:val="Compact"/>
+              <w:jc w:val="right"/>
+            </w:pPr>
+            <w:r>
+              <w:t xml:space="preserve">0.06</w:t>
+            </w:r>
+          </w:p>
+        </w:tc>
+        <w:tc>
+          <w:tcPr/>
+          <w:p>
+            <w:pPr>
+              <w:pStyle w:val="Compact"/>
+              <w:jc w:val="right"/>
+            </w:pPr>
+            <w:r>
+              <w:t xml:space="preserve">-61.24</w:t>
+            </w:r>
+          </w:p>
+        </w:tc>
+        <w:tc>
+          <w:tcPr/>
+          <w:p>
+            <w:pPr>
+              <w:pStyle w:val="Compact"/>
+              <w:jc w:val="right"/>
+            </w:pPr>
+            <w:r>
+              <w:t xml:space="preserve">no</w:t>
+            </w:r>
+          </w:p>
+        </w:tc>
+        <w:tc>
+          <w:tcPr/>
+          <w:p>
+            <w:pPr>
+              <w:pStyle w:val="Compact"/>
+              <w:jc w:val="right"/>
+            </w:pPr>
+            <w:r>
+              <w:t xml:space="preserve">-41.9</w:t>
+            </w:r>
+          </w:p>
+        </w:tc>
+        <w:tc>
+          <w:tcPr/>
+          <w:p>
+            <w:pPr>
+              <w:pStyle w:val="Compact"/>
+              <w:jc w:val="right"/>
+            </w:pPr>
+            <w:r>
+              <w:t xml:space="preserve">-34.4</w:t>
+            </w:r>
+          </w:p>
+        </w:tc>
+        <w:tc>
+          <w:tcPr/>
+          <w:p>
+            <w:pPr>
+              <w:pStyle w:val="Compact"/>
+              <w:jc w:val="right"/>
+            </w:pPr>
+            <w:r>
+              <w:t xml:space="preserve">no</w:t>
             </w:r>
           </w:p>
         </w:tc>
@@ -5174,79 +3883,79 @@
               <w:jc w:val="left"/>
             </w:pPr>
             <w:r>
-              <w:t xml:space="preserve">omitted</w:t>
-            </w:r>
-          </w:p>
-        </w:tc>
-        <w:tc>
-          <w:tcPr/>
-          <w:p>
-            <w:pPr>
-              <w:pStyle w:val="Compact"/>
-              <w:jc w:val="right"/>
-            </w:pPr>
-            <w:r>
-              <w:t xml:space="preserve">NavC</w:t>
-            </w:r>
-          </w:p>
-        </w:tc>
-        <w:tc>
-          <w:tcPr/>
-          <w:p>
-            <w:pPr>
-              <w:pStyle w:val="Compact"/>
-              <w:jc w:val="right"/>
-            </w:pPr>
-            <w:r>
-              <w:t xml:space="preserve">100</w:t>
-            </w:r>
-          </w:p>
-        </w:tc>
-        <w:tc>
-          <w:tcPr/>
-          <w:p>
-            <w:pPr>
-              <w:pStyle w:val="Compact"/>
-              <w:jc w:val="right"/>
-            </w:pPr>
-            <w:r>
-              <w:t xml:space="preserve">none (n ≤ 50)</w:t>
-            </w:r>
-          </w:p>
-        </w:tc>
-        <w:tc>
-          <w:tcPr/>
-          <w:p>
-            <w:pPr>
-              <w:pStyle w:val="Compact"/>
-              <w:jc w:val="right"/>
-            </w:pPr>
-            <w:r>
-              <w:t xml:space="preserve">–</w:t>
-            </w:r>
-          </w:p>
-        </w:tc>
-        <w:tc>
-          <w:tcPr/>
-          <w:p>
-            <w:pPr>
-              <w:pStyle w:val="Compact"/>
-              <w:jc w:val="right"/>
-            </w:pPr>
-            <w:r>
-              <w:t xml:space="preserve">+1466</w:t>
-            </w:r>
-          </w:p>
-        </w:tc>
-        <w:tc>
-          <w:tcPr/>
-          <w:p>
-            <w:pPr>
-              <w:pStyle w:val="Compact"/>
-              <w:jc w:val="right"/>
-            </w:pPr>
-            <w:r>
-              <w:t xml:space="preserve">938</w:t>
+              <w:t xml:space="preserve">HH</w:t>
+            </w:r>
+          </w:p>
+        </w:tc>
+        <w:tc>
+          <w:tcPr/>
+          <w:p>
+            <w:pPr>
+              <w:pStyle w:val="Compact"/>
+              <w:jc w:val="right"/>
+            </w:pPr>
+            <w:r>
+              <w:t xml:space="preserve">0.07</w:t>
+            </w:r>
+          </w:p>
+        </w:tc>
+        <w:tc>
+          <w:tcPr/>
+          <w:p>
+            <w:pPr>
+              <w:pStyle w:val="Compact"/>
+              <w:jc w:val="right"/>
+            </w:pPr>
+            <w:r>
+              <w:t xml:space="preserve">-60.78</w:t>
+            </w:r>
+          </w:p>
+        </w:tc>
+        <w:tc>
+          <w:tcPr/>
+          <w:p>
+            <w:pPr>
+              <w:pStyle w:val="Compact"/>
+              <w:jc w:val="right"/>
+            </w:pPr>
+            <w:r>
+              <w:t xml:space="preserve">no</w:t>
+            </w:r>
+          </w:p>
+        </w:tc>
+        <w:tc>
+          <w:tcPr/>
+          <w:p>
+            <w:pPr>
+              <w:pStyle w:val="Compact"/>
+              <w:jc w:val="right"/>
+            </w:pPr>
+            <w:r>
+              <w:t xml:space="preserve">-41.5</w:t>
+            </w:r>
+          </w:p>
+        </w:tc>
+        <w:tc>
+          <w:tcPr/>
+          <w:p>
+            <w:pPr>
+              <w:pStyle w:val="Compact"/>
+              <w:jc w:val="right"/>
+            </w:pPr>
+            <w:r>
+              <w:t xml:space="preserve">-33.9</w:t>
+            </w:r>
+          </w:p>
+        </w:tc>
+        <w:tc>
+          <w:tcPr/>
+          <w:p>
+            <w:pPr>
+              <w:pStyle w:val="Compact"/>
+              <w:jc w:val="right"/>
+            </w:pPr>
+            <w:r>
+              <w:t xml:space="preserve">no</w:t>
             </w:r>
           </w:p>
         </w:tc>
@@ -5260,79 +3969,79 @@
               <w:jc w:val="left"/>
             </w:pPr>
             <w:r>
-              <w:t xml:space="preserve">returned</w:t>
-            </w:r>
-          </w:p>
-        </w:tc>
-        <w:tc>
-          <w:tcPr/>
-          <w:p>
-            <w:pPr>
-              <w:pStyle w:val="Compact"/>
-              <w:jc w:val="right"/>
-            </w:pPr>
-            <w:r>
-              <w:t xml:space="preserve">HH</w:t>
-            </w:r>
-          </w:p>
-        </w:tc>
-        <w:tc>
-          <w:tcPr/>
-          <w:p>
-            <w:pPr>
-              <w:pStyle w:val="Compact"/>
-              <w:jc w:val="right"/>
-            </w:pPr>
-            <w:r>
-              <w:t xml:space="preserve">3.02</w:t>
-            </w:r>
-          </w:p>
-        </w:tc>
-        <w:tc>
-          <w:tcPr/>
-          <w:p>
-            <w:pPr>
-              <w:pStyle w:val="Compact"/>
-              <w:jc w:val="right"/>
-            </w:pPr>
-            <w:r>
-              <w:t xml:space="preserve">none (n ≤ 50)</w:t>
-            </w:r>
-          </w:p>
-        </w:tc>
-        <w:tc>
-          <w:tcPr/>
-          <w:p>
-            <w:pPr>
-              <w:pStyle w:val="Compact"/>
-              <w:jc w:val="right"/>
-            </w:pPr>
-            <w:r>
-              <w:t xml:space="preserve">–</w:t>
-            </w:r>
-          </w:p>
-        </w:tc>
-        <w:tc>
-          <w:tcPr/>
-          <w:p>
-            <w:pPr>
-              <w:pStyle w:val="Compact"/>
-              <w:jc w:val="right"/>
-            </w:pPr>
-            <w:r>
-              <w:t xml:space="preserve">+4</w:t>
-            </w:r>
-          </w:p>
-        </w:tc>
-        <w:tc>
-          <w:tcPr/>
-          <w:p>
-            <w:pPr>
-              <w:pStyle w:val="Compact"/>
-              <w:jc w:val="right"/>
-            </w:pPr>
-            <w:r>
-              <w:t xml:space="preserve">34</w:t>
+              <w:t xml:space="preserve">NavC</w:t>
+            </w:r>
+          </w:p>
+        </w:tc>
+        <w:tc>
+          <w:tcPr/>
+          <w:p>
+            <w:pPr>
+              <w:pStyle w:val="Compact"/>
+              <w:jc w:val="right"/>
+            </w:pPr>
+            <w:r>
+              <w:t xml:space="preserve">0</w:t>
+            </w:r>
+          </w:p>
+        </w:tc>
+        <w:tc>
+          <w:tcPr/>
+          <w:p>
+            <w:pPr>
+              <w:pStyle w:val="Compact"/>
+              <w:jc w:val="right"/>
+            </w:pPr>
+            <w:r>
+              <w:t xml:space="preserve">-66.82</w:t>
+            </w:r>
+          </w:p>
+        </w:tc>
+        <w:tc>
+          <w:tcPr/>
+          <w:p>
+            <w:pPr>
+              <w:pStyle w:val="Compact"/>
+              <w:jc w:val="right"/>
+            </w:pPr>
+            <w:r>
+              <w:t xml:space="preserve">no</w:t>
+            </w:r>
+          </w:p>
+        </w:tc>
+        <w:tc>
+          <w:tcPr/>
+          <w:p>
+            <w:pPr>
+              <w:pStyle w:val="Compact"/>
+              <w:jc w:val="right"/>
+            </w:pPr>
+            <w:r>
+              <w:t xml:space="preserve">-47.5</w:t>
+            </w:r>
+          </w:p>
+        </w:tc>
+        <w:tc>
+          <w:tcPr/>
+          <w:p>
+            <w:pPr>
+              <w:pStyle w:val="Compact"/>
+              <w:jc w:val="right"/>
+            </w:pPr>
+            <w:r>
+              <w:t xml:space="preserve">-39.9</w:t>
+            </w:r>
+          </w:p>
+        </w:tc>
+        <w:tc>
+          <w:tcPr/>
+          <w:p>
+            <w:pPr>
+              <w:pStyle w:val="Compact"/>
+              <w:jc w:val="right"/>
+            </w:pPr>
+            <w:r>
+              <w:t xml:space="preserve">no</w:t>
             </w:r>
           </w:p>
         </w:tc>
@@ -5346,79 +4055,79 @@
               <w:jc w:val="left"/>
             </w:pPr>
             <w:r>
-              <w:t xml:space="preserve">returned</w:t>
-            </w:r>
-          </w:p>
-        </w:tc>
-        <w:tc>
-          <w:tcPr/>
-          <w:p>
-            <w:pPr>
-              <w:pStyle w:val="Compact"/>
-              <w:jc w:val="right"/>
-            </w:pPr>
-            <w:r>
-              <w:t xml:space="preserve">HH</w:t>
-            </w:r>
-          </w:p>
-        </w:tc>
-        <w:tc>
-          <w:tcPr/>
-          <w:p>
-            <w:pPr>
-              <w:pStyle w:val="Compact"/>
-              <w:jc w:val="right"/>
-            </w:pPr>
-            <w:r>
-              <w:t xml:space="preserve">10</w:t>
-            </w:r>
-          </w:p>
-        </w:tc>
-        <w:tc>
-          <w:tcPr/>
-          <w:p>
-            <w:pPr>
-              <w:pStyle w:val="Compact"/>
-              <w:jc w:val="right"/>
-            </w:pPr>
-            <w:r>
-              <w:t xml:space="preserve">none (n ≤ 50)</w:t>
-            </w:r>
-          </w:p>
-        </w:tc>
-        <w:tc>
-          <w:tcPr/>
-          <w:p>
-            <w:pPr>
-              <w:pStyle w:val="Compact"/>
-              <w:jc w:val="right"/>
-            </w:pPr>
-            <w:r>
-              <w:t xml:space="preserve">–</w:t>
-            </w:r>
-          </w:p>
-        </w:tc>
-        <w:tc>
-          <w:tcPr/>
-          <w:p>
-            <w:pPr>
-              <w:pStyle w:val="Compact"/>
-              <w:jc w:val="right"/>
-            </w:pPr>
-            <w:r>
-              <w:t xml:space="preserve">+24</w:t>
-            </w:r>
-          </w:p>
-        </w:tc>
-        <w:tc>
-          <w:tcPr/>
-          <w:p>
-            <w:pPr>
-              <w:pStyle w:val="Compact"/>
-              <w:jc w:val="right"/>
-            </w:pPr>
-            <w:r>
-              <w:t xml:space="preserve">65</w:t>
+              <w:t xml:space="preserve">NavC</w:t>
+            </w:r>
+          </w:p>
+        </w:tc>
+        <w:tc>
+          <w:tcPr/>
+          <w:p>
+            <w:pPr>
+              <w:pStyle w:val="Compact"/>
+              <w:jc w:val="right"/>
+            </w:pPr>
+            <w:r>
+              <w:t xml:space="preserve">0.25</w:t>
+            </w:r>
+          </w:p>
+        </w:tc>
+        <w:tc>
+          <w:tcPr/>
+          <w:p>
+            <w:pPr>
+              <w:pStyle w:val="Compact"/>
+              <w:jc w:val="right"/>
+            </w:pPr>
+            <w:r>
+              <w:t xml:space="preserve">-59.30</w:t>
+            </w:r>
+          </w:p>
+        </w:tc>
+        <w:tc>
+          <w:tcPr/>
+          <w:p>
+            <w:pPr>
+              <w:pStyle w:val="Compact"/>
+              <w:jc w:val="right"/>
+            </w:pPr>
+            <w:r>
+              <w:t xml:space="preserve">no</w:t>
+            </w:r>
+          </w:p>
+        </w:tc>
+        <w:tc>
+          <w:tcPr/>
+          <w:p>
+            <w:pPr>
+              <w:pStyle w:val="Compact"/>
+              <w:jc w:val="right"/>
+            </w:pPr>
+            <w:r>
+              <w:t xml:space="preserve">-40.0</w:t>
+            </w:r>
+          </w:p>
+        </w:tc>
+        <w:tc>
+          <w:tcPr/>
+          <w:p>
+            <w:pPr>
+              <w:pStyle w:val="Compact"/>
+              <w:jc w:val="right"/>
+            </w:pPr>
+            <w:r>
+              <w:t xml:space="preserve">-32.3</w:t>
+            </w:r>
+          </w:p>
+        </w:tc>
+        <w:tc>
+          <w:tcPr/>
+          <w:p>
+            <w:pPr>
+              <w:pStyle w:val="Compact"/>
+              <w:jc w:val="right"/>
+            </w:pPr>
+            <w:r>
+              <w:t xml:space="preserve">no</w:t>
             </w:r>
           </w:p>
         </w:tc>
@@ -5432,79 +4141,79 @@
               <w:jc w:val="left"/>
             </w:pPr>
             <w:r>
-              <w:t xml:space="preserve">returned</w:t>
-            </w:r>
-          </w:p>
-        </w:tc>
-        <w:tc>
-          <w:tcPr/>
-          <w:p>
-            <w:pPr>
-              <w:pStyle w:val="Compact"/>
-              <w:jc w:val="right"/>
-            </w:pPr>
-            <w:r>
-              <w:t xml:space="preserve">HH</w:t>
-            </w:r>
-          </w:p>
-        </w:tc>
-        <w:tc>
-          <w:tcPr/>
-          <w:p>
-            <w:pPr>
-              <w:pStyle w:val="Compact"/>
-              <w:jc w:val="right"/>
-            </w:pPr>
-            <w:r>
-              <w:t xml:space="preserve">30</w:t>
-            </w:r>
-          </w:p>
-        </w:tc>
-        <w:tc>
-          <w:tcPr/>
-          <w:p>
-            <w:pPr>
-              <w:pStyle w:val="Compact"/>
-              <w:jc w:val="right"/>
-            </w:pPr>
-            <w:r>
-              <w:t xml:space="preserve">none (n ≤ 50)</w:t>
-            </w:r>
-          </w:p>
-        </w:tc>
-        <w:tc>
-          <w:tcPr/>
-          <w:p>
-            <w:pPr>
-              <w:pStyle w:val="Compact"/>
-              <w:jc w:val="right"/>
-            </w:pPr>
-            <w:r>
-              <w:t xml:space="preserve">–</w:t>
-            </w:r>
-          </w:p>
-        </w:tc>
-        <w:tc>
-          <w:tcPr/>
-          <w:p>
-            <w:pPr>
-              <w:pStyle w:val="Compact"/>
-              <w:jc w:val="right"/>
-            </w:pPr>
-            <w:r>
-              <w:t xml:space="preserve">+139</w:t>
-            </w:r>
-          </w:p>
-        </w:tc>
-        <w:tc>
-          <w:tcPr/>
-          <w:p>
-            <w:pPr>
-              <w:pStyle w:val="Compact"/>
-              <w:jc w:val="right"/>
-            </w:pPr>
-            <w:r>
-              <w:t xml:space="preserve">194</w:t>
+              <w:t xml:space="preserve">NavC</w:t>
+            </w:r>
+          </w:p>
+        </w:tc>
+        <w:tc>
+          <w:tcPr/>
+          <w:p>
+            <w:pPr>
+              <w:pStyle w:val="Compact"/>
+              <w:jc w:val="right"/>
+            </w:pPr>
+            <w:r>
+              <w:t xml:space="preserve">0.5</w:t>
+            </w:r>
+          </w:p>
+        </w:tc>
+        <w:tc>
+          <w:tcPr/>
+          <w:p>
+            <w:pPr>
+              <w:pStyle w:val="Compact"/>
+              <w:jc w:val="right"/>
+            </w:pPr>
+            <w:r>
+              <w:t xml:space="preserve">-56.11</w:t>
+            </w:r>
+          </w:p>
+        </w:tc>
+        <w:tc>
+          <w:tcPr/>
+          <w:p>
+            <w:pPr>
+              <w:pStyle w:val="Compact"/>
+              <w:jc w:val="right"/>
+            </w:pPr>
+            <w:r>
+              <w:t xml:space="preserve">no</w:t>
+            </w:r>
+          </w:p>
+        </w:tc>
+        <w:tc>
+          <w:tcPr/>
+          <w:p>
+            <w:pPr>
+              <w:pStyle w:val="Compact"/>
+              <w:jc w:val="right"/>
+            </w:pPr>
+            <w:r>
+              <w:t xml:space="preserve">-36.9</w:t>
+            </w:r>
+          </w:p>
+        </w:tc>
+        <w:tc>
+          <w:tcPr/>
+          <w:p>
+            <w:pPr>
+              <w:pStyle w:val="Compact"/>
+              <w:jc w:val="right"/>
+            </w:pPr>
+            <w:r>
+              <w:t xml:space="preserve">-29.1</w:t>
+            </w:r>
+          </w:p>
+        </w:tc>
+        <w:tc>
+          <w:tcPr/>
+          <w:p>
+            <w:pPr>
+              <w:pStyle w:val="Compact"/>
+              <w:jc w:val="right"/>
+            </w:pPr>
+            <w:r>
+              <w:t xml:space="preserve">no</w:t>
             </w:r>
           </w:p>
         </w:tc>
@@ -5518,79 +4227,79 @@
               <w:jc w:val="left"/>
             </w:pPr>
             <w:r>
-              <w:t xml:space="preserve">returned</w:t>
-            </w:r>
-          </w:p>
-        </w:tc>
-        <w:tc>
-          <w:tcPr/>
-          <w:p>
-            <w:pPr>
-              <w:pStyle w:val="Compact"/>
-              <w:jc w:val="right"/>
-            </w:pPr>
-            <w:r>
-              <w:t xml:space="preserve">HH</w:t>
-            </w:r>
-          </w:p>
-        </w:tc>
-        <w:tc>
-          <w:tcPr/>
-          <w:p>
-            <w:pPr>
-              <w:pStyle w:val="Compact"/>
-              <w:jc w:val="right"/>
-            </w:pPr>
-            <w:r>
-              <w:t xml:space="preserve">100</w:t>
-            </w:r>
-          </w:p>
-        </w:tc>
-        <w:tc>
-          <w:tcPr/>
-          <w:p>
-            <w:pPr>
-              <w:pStyle w:val="Compact"/>
-              <w:jc w:val="right"/>
-            </w:pPr>
-            <w:r>
-              <w:t xml:space="preserve">25</w:t>
-            </w:r>
-          </w:p>
-        </w:tc>
-        <w:tc>
-          <w:tcPr/>
-          <w:p>
-            <w:pPr>
-              <w:pStyle w:val="Compact"/>
-              <w:jc w:val="right"/>
-            </w:pPr>
-            <w:r>
-              <w:t xml:space="preserve">0.07</w:t>
-            </w:r>
-          </w:p>
-        </w:tc>
-        <w:tc>
-          <w:tcPr/>
-          <w:p>
-            <w:pPr>
-              <w:pStyle w:val="Compact"/>
-              <w:jc w:val="right"/>
-            </w:pPr>
-            <w:r>
-              <w:t xml:space="preserve">+556</w:t>
-            </w:r>
-          </w:p>
-        </w:tc>
-        <w:tc>
-          <w:tcPr/>
-          <w:p>
-            <w:pPr>
-              <w:pStyle w:val="Compact"/>
-              <w:jc w:val="right"/>
-            </w:pPr>
-            <w:r>
-              <w:t xml:space="preserve">676</w:t>
+              <w:t xml:space="preserve">NavC</w:t>
+            </w:r>
+          </w:p>
+        </w:tc>
+        <w:tc>
+          <w:tcPr/>
+          <w:p>
+            <w:pPr>
+              <w:pStyle w:val="Compact"/>
+              <w:jc w:val="right"/>
+            </w:pPr>
+            <w:r>
+              <w:t xml:space="preserve">1</w:t>
+            </w:r>
+          </w:p>
+        </w:tc>
+        <w:tc>
+          <w:tcPr/>
+          <w:p>
+            <w:pPr>
+              <w:pStyle w:val="Compact"/>
+              <w:jc w:val="right"/>
+            </w:pPr>
+            <w:r>
+              <w:t xml:space="preserve">-52.20</w:t>
+            </w:r>
+          </w:p>
+        </w:tc>
+        <w:tc>
+          <w:tcPr/>
+          <w:p>
+            <w:pPr>
+              <w:pStyle w:val="Compact"/>
+              <w:jc w:val="right"/>
+            </w:pPr>
+            <w:r>
+              <w:t xml:space="preserve">no</w:t>
+            </w:r>
+          </w:p>
+        </w:tc>
+        <w:tc>
+          <w:tcPr/>
+          <w:p>
+            <w:pPr>
+              <w:pStyle w:val="Compact"/>
+              <w:jc w:val="right"/>
+            </w:pPr>
+            <w:r>
+              <w:t xml:space="preserve">-33.1</w:t>
+            </w:r>
+          </w:p>
+        </w:tc>
+        <w:tc>
+          <w:tcPr/>
+          <w:p>
+            <w:pPr>
+              <w:pStyle w:val="Compact"/>
+              <w:jc w:val="right"/>
+            </w:pPr>
+            <w:r>
+              <w:t xml:space="preserve">-25.2</w:t>
+            </w:r>
+          </w:p>
+        </w:tc>
+        <w:tc>
+          <w:tcPr/>
+          <w:p>
+            <w:pPr>
+              <w:pStyle w:val="Compact"/>
+              <w:jc w:val="right"/>
+            </w:pPr>
+            <w:r>
+              <w:t xml:space="preserve">no</w:t>
             </w:r>
           </w:p>
         </w:tc>
@@ -5604,18 +4313,6 @@
               <w:jc w:val="left"/>
             </w:pPr>
             <w:r>
-              <w:t xml:space="preserve">returned</w:t>
-            </w:r>
-          </w:p>
-        </w:tc>
-        <w:tc>
-          <w:tcPr/>
-          <w:p>
-            <w:pPr>
-              <w:pStyle w:val="Compact"/>
-              <w:jc w:val="right"/>
-            </w:pPr>
-            <w:r>
               <w:t xml:space="preserve">NavC</w:t>
             </w:r>
           </w:p>
@@ -5628,55 +4325,67 @@
               <w:jc w:val="right"/>
             </w:pPr>
             <w:r>
-              <w:t xml:space="preserve">3.02</w:t>
-            </w:r>
-          </w:p>
-        </w:tc>
-        <w:tc>
-          <w:tcPr/>
-          <w:p>
-            <w:pPr>
-              <w:pStyle w:val="Compact"/>
-              <w:jc w:val="right"/>
-            </w:pPr>
-            <w:r>
-              <w:t xml:space="preserve">none (n ≤ 50)</w:t>
-            </w:r>
-          </w:p>
-        </w:tc>
-        <w:tc>
-          <w:tcPr/>
-          <w:p>
-            <w:pPr>
-              <w:pStyle w:val="Compact"/>
-              <w:jc w:val="right"/>
-            </w:pPr>
-            <w:r>
-              <w:t xml:space="preserve">–</w:t>
-            </w:r>
-          </w:p>
-        </w:tc>
-        <w:tc>
-          <w:tcPr/>
-          <w:p>
-            <w:pPr>
-              <w:pStyle w:val="Compact"/>
-              <w:jc w:val="right"/>
-            </w:pPr>
-            <w:r>
-              <w:t xml:space="preserve">+4</w:t>
-            </w:r>
-          </w:p>
-        </w:tc>
-        <w:tc>
-          <w:tcPr/>
-          <w:p>
-            <w:pPr>
-              <w:pStyle w:val="Compact"/>
-              <w:jc w:val="right"/>
-            </w:pPr>
-            <w:r>
-              <w:t xml:space="preserve">34</w:t>
+              <w:t xml:space="preserve">1.5</w:t>
+            </w:r>
+          </w:p>
+        </w:tc>
+        <w:tc>
+          <w:tcPr/>
+          <w:p>
+            <w:pPr>
+              <w:pStyle w:val="Compact"/>
+              <w:jc w:val="right"/>
+            </w:pPr>
+            <w:r>
+              <w:t xml:space="preserve">-49.52</w:t>
+            </w:r>
+          </w:p>
+        </w:tc>
+        <w:tc>
+          <w:tcPr/>
+          <w:p>
+            <w:pPr>
+              <w:pStyle w:val="Compact"/>
+              <w:jc w:val="right"/>
+            </w:pPr>
+            <w:r>
+              <w:t xml:space="preserve">no</w:t>
+            </w:r>
+          </w:p>
+        </w:tc>
+        <w:tc>
+          <w:tcPr/>
+          <w:p>
+            <w:pPr>
+              <w:pStyle w:val="Compact"/>
+              <w:jc w:val="right"/>
+            </w:pPr>
+            <w:r>
+              <w:t xml:space="preserve">-30.5</w:t>
+            </w:r>
+          </w:p>
+        </w:tc>
+        <w:tc>
+          <w:tcPr/>
+          <w:p>
+            <w:pPr>
+              <w:pStyle w:val="Compact"/>
+              <w:jc w:val="right"/>
+            </w:pPr>
+            <w:r>
+              <w:t xml:space="preserve">-22.6</w:t>
+            </w:r>
+          </w:p>
+        </w:tc>
+        <w:tc>
+          <w:tcPr/>
+          <w:p>
+            <w:pPr>
+              <w:pStyle w:val="Compact"/>
+              <w:jc w:val="right"/>
+            </w:pPr>
+            <w:r>
+              <w:t xml:space="preserve">no</w:t>
             </w:r>
           </w:p>
         </w:tc>
@@ -5690,18 +4399,6 @@
               <w:jc w:val="left"/>
             </w:pPr>
             <w:r>
-              <w:t xml:space="preserve">returned</w:t>
-            </w:r>
-          </w:p>
-        </w:tc>
-        <w:tc>
-          <w:tcPr/>
-          <w:p>
-            <w:pPr>
-              <w:pStyle w:val="Compact"/>
-              <w:jc w:val="right"/>
-            </w:pPr>
-            <w:r>
               <w:t xml:space="preserve">NavC</w:t>
             </w:r>
           </w:p>
@@ -5714,55 +4411,67 @@
               <w:jc w:val="right"/>
             </w:pPr>
             <w:r>
-              <w:t xml:space="preserve">10</w:t>
-            </w:r>
-          </w:p>
-        </w:tc>
-        <w:tc>
-          <w:tcPr/>
-          <w:p>
-            <w:pPr>
-              <w:pStyle w:val="Compact"/>
-              <w:jc w:val="right"/>
-            </w:pPr>
-            <w:r>
-              <w:t xml:space="preserve">none (n ≤ 50)</w:t>
-            </w:r>
-          </w:p>
-        </w:tc>
-        <w:tc>
-          <w:tcPr/>
-          <w:p>
-            <w:pPr>
-              <w:pStyle w:val="Compact"/>
-              <w:jc w:val="right"/>
-            </w:pPr>
-            <w:r>
-              <w:t xml:space="preserve">–</w:t>
-            </w:r>
-          </w:p>
-        </w:tc>
-        <w:tc>
-          <w:tcPr/>
-          <w:p>
-            <w:pPr>
-              <w:pStyle w:val="Compact"/>
-              <w:jc w:val="right"/>
-            </w:pPr>
-            <w:r>
-              <w:t xml:space="preserve">+24</w:t>
-            </w:r>
-          </w:p>
-        </w:tc>
-        <w:tc>
-          <w:tcPr/>
-          <w:p>
-            <w:pPr>
-              <w:pStyle w:val="Compact"/>
-              <w:jc w:val="right"/>
-            </w:pPr>
-            <w:r>
-              <w:t xml:space="preserve">65</w:t>
+              <w:t xml:space="preserve">2</w:t>
+            </w:r>
+          </w:p>
+        </w:tc>
+        <w:tc>
+          <w:tcPr/>
+          <w:p>
+            <w:pPr>
+              <w:pStyle w:val="Compact"/>
+              <w:jc w:val="right"/>
+            </w:pPr>
+            <w:r>
+              <w:t xml:space="preserve">-47.39</w:t>
+            </w:r>
+          </w:p>
+        </w:tc>
+        <w:tc>
+          <w:tcPr/>
+          <w:p>
+            <w:pPr>
+              <w:pStyle w:val="Compact"/>
+              <w:jc w:val="right"/>
+            </w:pPr>
+            <w:r>
+              <w:t xml:space="preserve">no</w:t>
+            </w:r>
+          </w:p>
+        </w:tc>
+        <w:tc>
+          <w:tcPr/>
+          <w:p>
+            <w:pPr>
+              <w:pStyle w:val="Compact"/>
+              <w:jc w:val="right"/>
+            </w:pPr>
+            <w:r>
+              <w:t xml:space="preserve">-28.4</w:t>
+            </w:r>
+          </w:p>
+        </w:tc>
+        <w:tc>
+          <w:tcPr/>
+          <w:p>
+            <w:pPr>
+              <w:pStyle w:val="Compact"/>
+              <w:jc w:val="right"/>
+            </w:pPr>
+            <w:r>
+              <w:t xml:space="preserve">-20.6</w:t>
+            </w:r>
+          </w:p>
+        </w:tc>
+        <w:tc>
+          <w:tcPr/>
+          <w:p>
+            <w:pPr>
+              <w:pStyle w:val="Compact"/>
+              <w:jc w:val="right"/>
+            </w:pPr>
+            <w:r>
+              <w:t xml:space="preserve">no</w:t>
             </w:r>
           </w:p>
         </w:tc>
@@ -5776,18 +4485,6 @@
               <w:jc w:val="left"/>
             </w:pPr>
             <w:r>
-              <w:t xml:space="preserve">returned</w:t>
-            </w:r>
-          </w:p>
-        </w:tc>
-        <w:tc>
-          <w:tcPr/>
-          <w:p>
-            <w:pPr>
-              <w:pStyle w:val="Compact"/>
-              <w:jc w:val="right"/>
-            </w:pPr>
-            <w:r>
               <w:t xml:space="preserve">NavC</w:t>
             </w:r>
           </w:p>
@@ -5800,55 +4497,67 @@
               <w:jc w:val="right"/>
             </w:pPr>
             <w:r>
-              <w:t xml:space="preserve">30</w:t>
-            </w:r>
-          </w:p>
-        </w:tc>
-        <w:tc>
-          <w:tcPr/>
-          <w:p>
-            <w:pPr>
-              <w:pStyle w:val="Compact"/>
-              <w:jc w:val="right"/>
-            </w:pPr>
-            <w:r>
-              <w:t xml:space="preserve">none (n ≤ 50)</w:t>
-            </w:r>
-          </w:p>
-        </w:tc>
-        <w:tc>
-          <w:tcPr/>
-          <w:p>
-            <w:pPr>
-              <w:pStyle w:val="Compact"/>
-              <w:jc w:val="right"/>
-            </w:pPr>
-            <w:r>
-              <w:t xml:space="preserve">–</w:t>
-            </w:r>
-          </w:p>
-        </w:tc>
-        <w:tc>
-          <w:tcPr/>
-          <w:p>
-            <w:pPr>
-              <w:pStyle w:val="Compact"/>
-              <w:jc w:val="right"/>
-            </w:pPr>
-            <w:r>
-              <w:t xml:space="preserve">+139</w:t>
-            </w:r>
-          </w:p>
-        </w:tc>
-        <w:tc>
-          <w:tcPr/>
-          <w:p>
-            <w:pPr>
-              <w:pStyle w:val="Compact"/>
-              <w:jc w:val="right"/>
-            </w:pPr>
-            <w:r>
-              <w:t xml:space="preserve">194</w:t>
+              <w:t xml:space="preserve">2.5</w:t>
+            </w:r>
+          </w:p>
+        </w:tc>
+        <w:tc>
+          <w:tcPr/>
+          <w:p>
+            <w:pPr>
+              <w:pStyle w:val="Compact"/>
+              <w:jc w:val="right"/>
+            </w:pPr>
+            <w:r>
+              <w:t xml:space="preserve">-45.55</w:t>
+            </w:r>
+          </w:p>
+        </w:tc>
+        <w:tc>
+          <w:tcPr/>
+          <w:p>
+            <w:pPr>
+              <w:pStyle w:val="Compact"/>
+              <w:jc w:val="right"/>
+            </w:pPr>
+            <w:r>
+              <w:t xml:space="preserve">no</w:t>
+            </w:r>
+          </w:p>
+        </w:tc>
+        <w:tc>
+          <w:tcPr/>
+          <w:p>
+            <w:pPr>
+              <w:pStyle w:val="Compact"/>
+              <w:jc w:val="right"/>
+            </w:pPr>
+            <w:r>
+              <w:t xml:space="preserve">-26.7</w:t>
+            </w:r>
+          </w:p>
+        </w:tc>
+        <w:tc>
+          <w:tcPr/>
+          <w:p>
+            <w:pPr>
+              <w:pStyle w:val="Compact"/>
+              <w:jc w:val="right"/>
+            </w:pPr>
+            <w:r>
+              <w:t xml:space="preserve">-18.8</w:t>
+            </w:r>
+          </w:p>
+        </w:tc>
+        <w:tc>
+          <w:tcPr/>
+          <w:p>
+            <w:pPr>
+              <w:pStyle w:val="Compact"/>
+              <w:jc w:val="right"/>
+            </w:pPr>
+            <w:r>
+              <w:t xml:space="preserve">no</w:t>
             </w:r>
           </w:p>
         </w:tc>
@@ -5862,18 +4571,6 @@
               <w:jc w:val="left"/>
             </w:pPr>
             <w:r>
-              <w:t xml:space="preserve">returned</w:t>
-            </w:r>
-          </w:p>
-        </w:tc>
-        <w:tc>
-          <w:tcPr/>
-          <w:p>
-            <w:pPr>
-              <w:pStyle w:val="Compact"/>
-              <w:jc w:val="right"/>
-            </w:pPr>
-            <w:r>
               <w:t xml:space="preserve">NavC</w:t>
             </w:r>
           </w:p>
@@ -5886,55 +4583,153 @@
               <w:jc w:val="right"/>
             </w:pPr>
             <w:r>
-              <w:t xml:space="preserve">100</w:t>
-            </w:r>
-          </w:p>
-        </w:tc>
-        <w:tc>
-          <w:tcPr/>
-          <w:p>
-            <w:pPr>
-              <w:pStyle w:val="Compact"/>
-              <w:jc w:val="right"/>
-            </w:pPr>
-            <w:r>
-              <w:t xml:space="preserve">50</w:t>
-            </w:r>
-          </w:p>
-        </w:tc>
-        <w:tc>
-          <w:tcPr/>
-          <w:p>
-            <w:pPr>
-              <w:pStyle w:val="Compact"/>
-              <w:jc w:val="right"/>
-            </w:pPr>
-            <w:r>
-              <w:t xml:space="preserve">0.07</w:t>
-            </w:r>
-          </w:p>
-        </w:tc>
-        <w:tc>
-          <w:tcPr/>
-          <w:p>
-            <w:pPr>
-              <w:pStyle w:val="Compact"/>
-              <w:jc w:val="right"/>
-            </w:pPr>
-            <w:r>
-              <w:t xml:space="preserve">+556</w:t>
-            </w:r>
-          </w:p>
-        </w:tc>
-        <w:tc>
-          <w:tcPr/>
-          <w:p>
-            <w:pPr>
-              <w:pStyle w:val="Compact"/>
-              <w:jc w:val="right"/>
-            </w:pPr>
-            <w:r>
-              <w:t xml:space="preserve">676</w:t>
+              <w:t xml:space="preserve">3</w:t>
+            </w:r>
+          </w:p>
+        </w:tc>
+        <w:tc>
+          <w:tcPr/>
+          <w:p>
+            <w:pPr>
+              <w:pStyle w:val="Compact"/>
+              <w:jc w:val="right"/>
+            </w:pPr>
+            <w:r>
+              <w:t xml:space="preserve">-43.90</w:t>
+            </w:r>
+          </w:p>
+        </w:tc>
+        <w:tc>
+          <w:tcPr/>
+          <w:p>
+            <w:pPr>
+              <w:pStyle w:val="Compact"/>
+              <w:jc w:val="right"/>
+            </w:pPr>
+            <w:r>
+              <w:t xml:space="preserve">no</w:t>
+            </w:r>
+          </w:p>
+        </w:tc>
+        <w:tc>
+          <w:tcPr/>
+          <w:p>
+            <w:pPr>
+              <w:pStyle w:val="Compact"/>
+              <w:jc w:val="right"/>
+            </w:pPr>
+            <w:r>
+              <w:t xml:space="preserve">-25.1</w:t>
+            </w:r>
+          </w:p>
+        </w:tc>
+        <w:tc>
+          <w:tcPr/>
+          <w:p>
+            <w:pPr>
+              <w:pStyle w:val="Compact"/>
+              <w:jc w:val="right"/>
+            </w:pPr>
+            <w:r>
+              <w:t xml:space="preserve">-17.3</w:t>
+            </w:r>
+          </w:p>
+        </w:tc>
+        <w:tc>
+          <w:tcPr/>
+          <w:p>
+            <w:pPr>
+              <w:pStyle w:val="Compact"/>
+              <w:jc w:val="right"/>
+            </w:pPr>
+            <w:r>
+              <w:t xml:space="preserve">no</w:t>
+            </w:r>
+          </w:p>
+        </w:tc>
+      </w:tr>
+      <w:tr>
+        <w:tc>
+          <w:tcPr/>
+          <w:p>
+            <w:pPr>
+              <w:pStyle w:val="Compact"/>
+              <w:jc w:val="left"/>
+            </w:pPr>
+            <w:r>
+              <w:t xml:space="preserve">NavC</w:t>
+            </w:r>
+          </w:p>
+        </w:tc>
+        <w:tc>
+          <w:tcPr/>
+          <w:p>
+            <w:pPr>
+              <w:pStyle w:val="Compact"/>
+              <w:jc w:val="right"/>
+            </w:pPr>
+            <w:r>
+              <w:t xml:space="preserve">3.5</w:t>
+            </w:r>
+          </w:p>
+        </w:tc>
+        <w:tc>
+          <w:tcPr/>
+          <w:p>
+            <w:pPr>
+              <w:pStyle w:val="Compact"/>
+              <w:jc w:val="right"/>
+            </w:pPr>
+            <w:r>
+              <w:t xml:space="preserve">-42.35</w:t>
+            </w:r>
+          </w:p>
+        </w:tc>
+        <w:tc>
+          <w:tcPr/>
+          <w:p>
+            <w:pPr>
+              <w:pStyle w:val="Compact"/>
+              <w:jc w:val="right"/>
+            </w:pPr>
+            <w:r>
+              <w:t xml:space="preserve">no</w:t>
+            </w:r>
+          </w:p>
+        </w:tc>
+        <w:tc>
+          <w:tcPr/>
+          <w:p>
+            <w:pPr>
+              <w:pStyle w:val="Compact"/>
+              <w:jc w:val="right"/>
+            </w:pPr>
+            <w:r>
+              <w:t xml:space="preserve">-23.7</w:t>
+            </w:r>
+          </w:p>
+        </w:tc>
+        <w:tc>
+          <w:tcPr/>
+          <w:p>
+            <w:pPr>
+              <w:pStyle w:val="Compact"/>
+              <w:jc w:val="right"/>
+            </w:pPr>
+            <w:r>
+              <w:t xml:space="preserve">-15.9</w:t>
+            </w:r>
+          </w:p>
+        </w:tc>
+        <w:tc>
+          <w:tcPr/>
+          <w:p>
+            <w:pPr>
+              <w:pStyle w:val="Compact"/>
+              <w:jc w:val="right"/>
+            </w:pPr>
+            <w:r>
+              <w:t xml:space="preserve">no</w:t>
             </w:r>
           </w:p>
         </w:tc>
@@ -5949,6 +4744,2285 @@
           <w:b/>
           <w:bCs/>
         </w:rPr>
+        <w:t xml:space="preserve">Table S4.</w:t>
+      </w:r>
+      <w:r>
+        <w:t xml:space="preserve"> </w:t>
+      </w:r>
+      <w:r>
+        <w:t xml:space="preserve">Uniform depolarizing bias current on the C-fiber (production configuration).</w:t>
+      </w:r>
+      <w:r>
+        <w:t xml:space="preserve"> </w:t>
+      </w:r>
+      <w:r>
+        <w:t xml:space="preserve">“Spontaneous AP”</w:t>
+      </w:r>
+      <w:r>
+        <w:t xml:space="preserve">: no-stimulus control of 200 ms. Peak V: largest C-fiber membrane potential in the lesion after the Aβ volley. The HH resting state is linearly stable up to 0.095 A m</w:t>
+      </w:r>
+      <w:r>
+        <w:rPr>
+          <w:vertAlign w:val="superscript"/>
+        </w:rPr>
+        <w:t xml:space="preserve">−2</w:t>
+      </w:r>
+      <w:r>
+        <w:t xml:space="preserve"> </w:t>
+      </w:r>
+      <w:r>
+        <w:t xml:space="preserve">and unstable from 0.1 A m</w:t>
+      </w:r>
+      <w:r>
+        <w:rPr>
+          <w:vertAlign w:val="superscript"/>
+        </w:rPr>
+        <w:t xml:space="preserve">−2</w:t>
+      </w:r>
+      <w:r>
+        <w:t xml:space="preserve">; the NavC resting state stays stable over the whole tested range (to 4 A m</w:t>
+      </w:r>
+      <w:r>
+        <w:rPr>
+          <w:vertAlign w:val="superscript"/>
+        </w:rPr>
+        <w:t xml:space="preserve">−2</w:t>
+      </w:r>
+      <w:r>
+        <w:t xml:space="preserve">) and a second stable, depolarized state appears above 2.75 A m</w:t>
+      </w:r>
+      <w:r>
+        <w:rPr>
+          <w:vertAlign w:val="superscript"/>
+        </w:rPr>
+        <w:t xml:space="preserve">−2</w:t>
+      </w:r>
+      <w:r>
+        <w:t xml:space="preserve"> </w:t>
+      </w:r>
+      <w:r>
+        <w:t xml:space="preserve">(space-clamped analysis with linear stability from the Jacobian,</w:t>
+      </w:r>
+      <w:r>
+        <w:t xml:space="preserve"> </w:t>
+      </w:r>
+      <w:r>
+        <w:rPr>
+          <w:rStyle w:val="VerbatimChar"/>
+        </w:rPr>
+        <w:t xml:space="preserve">e10_equilibria.csv</w:t>
+      </w:r>
+      <w:r>
+        <w:t xml:space="preserve">).</w:t>
+      </w:r>
+    </w:p>
+    <w:bookmarkEnd w:id="56"/>
+    <w:bookmarkStart w:id="57" w:name="X94f465482c3df29c8d7b385cabe91f5141f284a"/>
+    <w:p>
+      <w:pPr>
+        <w:pStyle w:val="Heading2"/>
+      </w:pPr>
+      <w:r>
+        <w:t xml:space="preserve">S5 Temporal dispersion: convergence in the number of onset phases</w:t>
+      </w:r>
+    </w:p>
+    <w:tbl>
+      <w:tblPr>
+        <w:tblStyle w:val="Table"/>
+        <w:tblW w:type="auto" w:w="0"/>
+        <w:tblLook w:firstRow="1" w:lastRow="0" w:firstColumn="0" w:lastColumn="0" w:noHBand="0" w:noVBand="0" w:val="0020"/>
+      </w:tblPr>
+      <w:tblGrid>
+        <w:gridCol w:w="1584"/>
+        <w:gridCol w:w="1584"/>
+        <w:gridCol w:w="1584"/>
+        <w:gridCol w:w="1584"/>
+        <w:gridCol w:w="1584"/>
+      </w:tblGrid>
+      <w:tr>
+        <w:trPr>
+          <w:tblHeader w:val="on"/>
+        </w:trPr>
+        <w:tc>
+          <w:tcPr/>
+          <w:p>
+            <w:pPr>
+              <w:pStyle w:val="Compact"/>
+              <w:jc w:val="left"/>
+            </w:pPr>
+            <w:r>
+              <w:t xml:space="preserve">study</w:t>
+            </w:r>
+          </w:p>
+        </w:tc>
+        <w:tc>
+          <w:tcPr/>
+          <w:p>
+            <w:pPr>
+              <w:pStyle w:val="Compact"/>
+              <w:jc w:val="right"/>
+            </w:pPr>
+            <w:r>
+              <w:t xml:space="preserve">K</w:t>
+            </w:r>
+          </w:p>
+        </w:tc>
+        <w:tc>
+          <w:tcPr/>
+          <w:p>
+            <w:pPr>
+              <w:pStyle w:val="Compact"/>
+              <w:jc w:val="right"/>
+            </w:pPr>
+            <w:r>
+              <w:t xml:space="preserve">Δz (µm)</w:t>
+            </w:r>
+          </w:p>
+        </w:tc>
+        <w:tc>
+          <w:tcPr/>
+          <w:p>
+            <w:pPr>
+              <w:pStyle w:val="Compact"/>
+              <w:jc w:val="right"/>
+            </w:pPr>
+            <w:r>
+              <w:t xml:space="preserve">spacing W/(K−1) (µs)</w:t>
+            </w:r>
+          </w:p>
+        </w:tc>
+        <w:tc>
+          <w:tcPr/>
+          <w:p>
+            <w:pPr>
+              <w:pStyle w:val="Compact"/>
+              <w:jc w:val="right"/>
+            </w:pPr>
+            <w:r>
+              <w:t xml:space="preserve">peak ΔV (mV)</w:t>
+            </w:r>
+          </w:p>
+        </w:tc>
+      </w:tr>
+      <w:tr>
+        <w:tc>
+          <w:tcPr/>
+          <w:p>
+            <w:pPr>
+              <w:pStyle w:val="Compact"/>
+              <w:jc w:val="left"/>
+            </w:pPr>
+            <w:r>
+              <w:t xml:space="preserve">phases K</w:t>
+            </w:r>
+          </w:p>
+        </w:tc>
+        <w:tc>
+          <w:tcPr/>
+          <w:p>
+            <w:pPr>
+              <w:pStyle w:val="Compact"/>
+              <w:jc w:val="right"/>
+            </w:pPr>
+            <w:r>
+              <w:t xml:space="preserve">11</w:t>
+            </w:r>
+          </w:p>
+        </w:tc>
+        <w:tc>
+          <w:tcPr/>
+          <w:p>
+            <w:pPr>
+              <w:pStyle w:val="Compact"/>
+              <w:jc w:val="right"/>
+            </w:pPr>
+            <w:r>
+              <w:t xml:space="preserve">20</w:t>
+            </w:r>
+          </w:p>
+        </w:tc>
+        <w:tc>
+          <w:tcPr/>
+          <w:p>
+            <w:pPr>
+              <w:pStyle w:val="Compact"/>
+              <w:jc w:val="right"/>
+            </w:pPr>
+            <w:r>
+              <w:t xml:space="preserve">150</w:t>
+            </w:r>
+          </w:p>
+        </w:tc>
+        <w:tc>
+          <w:tcPr/>
+          <w:p>
+            <w:pPr>
+              <w:pStyle w:val="Compact"/>
+              <w:jc w:val="right"/>
+            </w:pPr>
+            <w:r>
+              <w:t xml:space="preserve">2.23</w:t>
+            </w:r>
+          </w:p>
+        </w:tc>
+      </w:tr>
+      <w:tr>
+        <w:tc>
+          <w:tcPr/>
+          <w:p>
+            <w:pPr>
+              <w:pStyle w:val="Compact"/>
+              <w:jc w:val="left"/>
+            </w:pPr>
+            <w:r>
+              <w:t xml:space="preserve">phases K</w:t>
+            </w:r>
+          </w:p>
+        </w:tc>
+        <w:tc>
+          <w:tcPr/>
+          <w:p>
+            <w:pPr>
+              <w:pStyle w:val="Compact"/>
+              <w:jc w:val="right"/>
+            </w:pPr>
+            <w:r>
+              <w:t xml:space="preserve">21</w:t>
+            </w:r>
+          </w:p>
+        </w:tc>
+        <w:tc>
+          <w:tcPr/>
+          <w:p>
+            <w:pPr>
+              <w:pStyle w:val="Compact"/>
+              <w:jc w:val="right"/>
+            </w:pPr>
+            <w:r>
+              <w:t xml:space="preserve">20</w:t>
+            </w:r>
+          </w:p>
+        </w:tc>
+        <w:tc>
+          <w:tcPr/>
+          <w:p>
+            <w:pPr>
+              <w:pStyle w:val="Compact"/>
+              <w:jc w:val="right"/>
+            </w:pPr>
+            <w:r>
+              <w:t xml:space="preserve">75</w:t>
+            </w:r>
+          </w:p>
+        </w:tc>
+        <w:tc>
+          <w:tcPr/>
+          <w:p>
+            <w:pPr>
+              <w:pStyle w:val="Compact"/>
+              <w:jc w:val="right"/>
+            </w:pPr>
+            <w:r>
+              <w:t xml:space="preserve">1.31</w:t>
+            </w:r>
+          </w:p>
+        </w:tc>
+      </w:tr>
+      <w:tr>
+        <w:tc>
+          <w:tcPr/>
+          <w:p>
+            <w:pPr>
+              <w:pStyle w:val="Compact"/>
+              <w:jc w:val="left"/>
+            </w:pPr>
+            <w:r>
+              <w:t xml:space="preserve">phases K</w:t>
+            </w:r>
+          </w:p>
+        </w:tc>
+        <w:tc>
+          <w:tcPr/>
+          <w:p>
+            <w:pPr>
+              <w:pStyle w:val="Compact"/>
+              <w:jc w:val="right"/>
+            </w:pPr>
+            <w:r>
+              <w:t xml:space="preserve">41</w:t>
+            </w:r>
+          </w:p>
+        </w:tc>
+        <w:tc>
+          <w:tcPr/>
+          <w:p>
+            <w:pPr>
+              <w:pStyle w:val="Compact"/>
+              <w:jc w:val="right"/>
+            </w:pPr>
+            <w:r>
+              <w:t xml:space="preserve">20</w:t>
+            </w:r>
+          </w:p>
+        </w:tc>
+        <w:tc>
+          <w:tcPr/>
+          <w:p>
+            <w:pPr>
+              <w:pStyle w:val="Compact"/>
+              <w:jc w:val="right"/>
+            </w:pPr>
+            <w:r>
+              <w:t xml:space="preserve">38</w:t>
+            </w:r>
+          </w:p>
+        </w:tc>
+        <w:tc>
+          <w:tcPr/>
+          <w:p>
+            <w:pPr>
+              <w:pStyle w:val="Compact"/>
+              <w:jc w:val="right"/>
+            </w:pPr>
+            <w:r>
+              <w:t xml:space="preserve">0.97</w:t>
+            </w:r>
+          </w:p>
+        </w:tc>
+      </w:tr>
+      <w:tr>
+        <w:tc>
+          <w:tcPr/>
+          <w:p>
+            <w:pPr>
+              <w:pStyle w:val="Compact"/>
+              <w:jc w:val="left"/>
+            </w:pPr>
+            <w:r>
+              <w:t xml:space="preserve">phases K</w:t>
+            </w:r>
+          </w:p>
+        </w:tc>
+        <w:tc>
+          <w:tcPr/>
+          <w:p>
+            <w:pPr>
+              <w:pStyle w:val="Compact"/>
+              <w:jc w:val="right"/>
+            </w:pPr>
+            <w:r>
+              <w:t xml:space="preserve">61</w:t>
+            </w:r>
+          </w:p>
+        </w:tc>
+        <w:tc>
+          <w:tcPr/>
+          <w:p>
+            <w:pPr>
+              <w:pStyle w:val="Compact"/>
+              <w:jc w:val="right"/>
+            </w:pPr>
+            <w:r>
+              <w:t xml:space="preserve">20</w:t>
+            </w:r>
+          </w:p>
+        </w:tc>
+        <w:tc>
+          <w:tcPr/>
+          <w:p>
+            <w:pPr>
+              <w:pStyle w:val="Compact"/>
+              <w:jc w:val="right"/>
+            </w:pPr>
+            <w:r>
+              <w:t xml:space="preserve">25</w:t>
+            </w:r>
+          </w:p>
+        </w:tc>
+        <w:tc>
+          <w:tcPr/>
+          <w:p>
+            <w:pPr>
+              <w:pStyle w:val="Compact"/>
+              <w:jc w:val="right"/>
+            </w:pPr>
+            <w:r>
+              <w:t xml:space="preserve">0.91</w:t>
+            </w:r>
+          </w:p>
+        </w:tc>
+      </w:tr>
+      <w:tr>
+        <w:tc>
+          <w:tcPr/>
+          <w:p>
+            <w:pPr>
+              <w:pStyle w:val="Compact"/>
+              <w:jc w:val="left"/>
+            </w:pPr>
+            <w:r>
+              <w:t xml:space="preserve">phases K</w:t>
+            </w:r>
+          </w:p>
+        </w:tc>
+        <w:tc>
+          <w:tcPr/>
+          <w:p>
+            <w:pPr>
+              <w:pStyle w:val="Compact"/>
+              <w:jc w:val="right"/>
+            </w:pPr>
+            <w:r>
+              <w:t xml:space="preserve">81</w:t>
+            </w:r>
+          </w:p>
+        </w:tc>
+        <w:tc>
+          <w:tcPr/>
+          <w:p>
+            <w:pPr>
+              <w:pStyle w:val="Compact"/>
+              <w:jc w:val="right"/>
+            </w:pPr>
+            <w:r>
+              <w:t xml:space="preserve">20</w:t>
+            </w:r>
+          </w:p>
+        </w:tc>
+        <w:tc>
+          <w:tcPr/>
+          <w:p>
+            <w:pPr>
+              <w:pStyle w:val="Compact"/>
+              <w:jc w:val="right"/>
+            </w:pPr>
+            <w:r>
+              <w:t xml:space="preserve">19</w:t>
+            </w:r>
+          </w:p>
+        </w:tc>
+        <w:tc>
+          <w:tcPr/>
+          <w:p>
+            <w:pPr>
+              <w:pStyle w:val="Compact"/>
+              <w:jc w:val="right"/>
+            </w:pPr>
+            <w:r>
+              <w:t xml:space="preserve">0.89</w:t>
+            </w:r>
+          </w:p>
+        </w:tc>
+      </w:tr>
+      <w:tr>
+        <w:tc>
+          <w:tcPr/>
+          <w:p>
+            <w:pPr>
+              <w:pStyle w:val="Compact"/>
+              <w:jc w:val="left"/>
+            </w:pPr>
+            <w:r>
+              <w:t xml:space="preserve">grid Δz</w:t>
+            </w:r>
+          </w:p>
+        </w:tc>
+        <w:tc>
+          <w:tcPr/>
+          <w:p>
+            <w:pPr>
+              <w:pStyle w:val="Compact"/>
+              <w:jc w:val="right"/>
+            </w:pPr>
+            <w:r>
+              <w:t xml:space="preserve">41</w:t>
+            </w:r>
+          </w:p>
+        </w:tc>
+        <w:tc>
+          <w:tcPr/>
+          <w:p>
+            <w:pPr>
+              <w:pStyle w:val="Compact"/>
+              <w:jc w:val="right"/>
+            </w:pPr>
+            <w:r>
+              <w:t xml:space="preserve">20</w:t>
+            </w:r>
+          </w:p>
+        </w:tc>
+        <w:tc>
+          <w:tcPr/>
+          <w:p>
+            <w:pPr>
+              <w:pStyle w:val="Compact"/>
+              <w:jc w:val="right"/>
+            </w:pPr>
+            <w:r>
+              <w:t xml:space="preserve">38</w:t>
+            </w:r>
+          </w:p>
+        </w:tc>
+        <w:tc>
+          <w:tcPr/>
+          <w:p>
+            <w:pPr>
+              <w:pStyle w:val="Compact"/>
+              <w:jc w:val="right"/>
+            </w:pPr>
+            <w:r>
+              <w:t xml:space="preserve">0.97</w:t>
+            </w:r>
+          </w:p>
+        </w:tc>
+      </w:tr>
+      <w:tr>
+        <w:tc>
+          <w:tcPr/>
+          <w:p>
+            <w:pPr>
+              <w:pStyle w:val="Compact"/>
+              <w:jc w:val="left"/>
+            </w:pPr>
+            <w:r>
+              <w:t xml:space="preserve">grid Δz</w:t>
+            </w:r>
+          </w:p>
+        </w:tc>
+        <w:tc>
+          <w:tcPr/>
+          <w:p>
+            <w:pPr>
+              <w:pStyle w:val="Compact"/>
+              <w:jc w:val="right"/>
+            </w:pPr>
+            <w:r>
+              <w:t xml:space="preserve">41</w:t>
+            </w:r>
+          </w:p>
+        </w:tc>
+        <w:tc>
+          <w:tcPr/>
+          <w:p>
+            <w:pPr>
+              <w:pStyle w:val="Compact"/>
+              <w:jc w:val="right"/>
+            </w:pPr>
+            <w:r>
+              <w:t xml:space="preserve">10</w:t>
+            </w:r>
+          </w:p>
+        </w:tc>
+        <w:tc>
+          <w:tcPr/>
+          <w:p>
+            <w:pPr>
+              <w:pStyle w:val="Compact"/>
+              <w:jc w:val="right"/>
+            </w:pPr>
+            <w:r>
+              <w:t xml:space="preserve">38</w:t>
+            </w:r>
+          </w:p>
+        </w:tc>
+        <w:tc>
+          <w:tcPr/>
+          <w:p>
+            <w:pPr>
+              <w:pStyle w:val="Compact"/>
+              <w:jc w:val="right"/>
+            </w:pPr>
+            <w:r>
+              <w:t xml:space="preserve">1.02</w:t>
+            </w:r>
+          </w:p>
+        </w:tc>
+      </w:tr>
+      <w:tr>
+        <w:tc>
+          <w:tcPr/>
+          <w:p>
+            <w:pPr>
+              <w:pStyle w:val="Compact"/>
+              <w:jc w:val="left"/>
+            </w:pPr>
+            <w:r>
+              <w:t xml:space="preserve">grid Δz</w:t>
+            </w:r>
+          </w:p>
+        </w:tc>
+        <w:tc>
+          <w:tcPr/>
+          <w:p>
+            <w:pPr>
+              <w:pStyle w:val="Compact"/>
+              <w:jc w:val="right"/>
+            </w:pPr>
+            <w:r>
+              <w:t xml:space="preserve">41</w:t>
+            </w:r>
+          </w:p>
+        </w:tc>
+        <w:tc>
+          <w:tcPr/>
+          <w:p>
+            <w:pPr>
+              <w:pStyle w:val="Compact"/>
+              <w:jc w:val="right"/>
+            </w:pPr>
+            <w:r>
+              <w:t xml:space="preserve">5</w:t>
+            </w:r>
+          </w:p>
+        </w:tc>
+        <w:tc>
+          <w:tcPr/>
+          <w:p>
+            <w:pPr>
+              <w:pStyle w:val="Compact"/>
+              <w:jc w:val="right"/>
+            </w:pPr>
+            <w:r>
+              <w:t xml:space="preserve">38</w:t>
+            </w:r>
+          </w:p>
+        </w:tc>
+        <w:tc>
+          <w:tcPr/>
+          <w:p>
+            <w:pPr>
+              <w:pStyle w:val="Compact"/>
+              <w:jc w:val="right"/>
+            </w:pPr>
+            <w:r>
+              <w:t xml:space="preserve">1.03</w:t>
+            </w:r>
+          </w:p>
+        </w:tc>
+      </w:tr>
+    </w:tbl>
+    <w:p>
+      <w:pPr>
+        <w:pStyle w:val="BodyText"/>
+      </w:pPr>
+      <w:r>
+        <w:rPr>
+          <w:b/>
+          <w:bCs/>
+        </w:rPr>
+        <w:t xml:space="preserve">Table S5.</w:t>
+      </w:r>
+      <w:r>
+        <w:t xml:space="preserve"> </w:t>
+      </w:r>
+      <w:r>
+        <w:t xml:space="preserve">Dispersed volley (</w:t>
+      </w:r>
+      <w:r>
+        <w:rPr>
+          <w:i/>
+          <w:iCs/>
+        </w:rPr>
+        <w:t xml:space="preserve">n</w:t>
+      </w:r>
+      <w:r>
+        <w:t xml:space="preserve"> </w:t>
+      </w:r>
+      <w:r>
+        <w:t xml:space="preserve">= 25,</w:t>
+      </w:r>
+      <w:r>
+        <w:t xml:space="preserve"> </w:t>
+      </w:r>
+      <w:r>
+        <w:rPr>
+          <w:i/>
+          <w:iCs/>
+        </w:rPr>
+        <w:t xml:space="preserve">W</w:t>
+      </w:r>
+      <w:r>
+        <w:t xml:space="preserve"> </w:t>
+      </w:r>
+      <w:r>
+        <w:t xml:space="preserve">= 1.5 ms, NavC). The peak depends on the number of onset phases</w:t>
+      </w:r>
+      <w:r>
+        <w:t xml:space="preserve"> </w:t>
+      </w:r>
+      <w:r>
+        <w:rPr>
+          <w:i/>
+          <w:iCs/>
+        </w:rPr>
+        <w:t xml:space="preserve">K</w:t>
+      </w:r>
+      <w:r>
+        <w:t xml:space="preserve"> </w:t>
+      </w:r>
+      <w:r>
+        <w:t xml:space="preserve">until the spacing</w:t>
+      </w:r>
+      <w:r>
+        <w:t xml:space="preserve"> </w:t>
+      </w:r>
+      <w:r>
+        <w:rPr>
+          <w:i/>
+          <w:iCs/>
+        </w:rPr>
+        <w:t xml:space="preserve">W</w:t>
+      </w:r>
+      <w:r>
+        <w:t xml:space="preserve">/(</w:t>
+      </w:r>
+      <w:r>
+        <w:rPr>
+          <w:i/>
+          <w:iCs/>
+        </w:rPr>
+        <w:t xml:space="preserve">K</w:t>
+      </w:r>
+      <w:r>
+        <w:t xml:space="preserve"> </w:t>
+      </w:r>
+      <w:r>
+        <w:t xml:space="preserve">− 1) is well below the ~0.1-ms duration of one fiber’s contribution; the production runs use a spacing of at most 25 µs. Grid refinement at</w:t>
+      </w:r>
+      <w:r>
+        <w:t xml:space="preserve"> </w:t>
+      </w:r>
+      <w:r>
+        <w:rPr>
+          <w:i/>
+          <w:iCs/>
+        </w:rPr>
+        <w:t xml:space="preserve">K</w:t>
+      </w:r>
+      <w:r>
+        <w:t xml:space="preserve"> </w:t>
+      </w:r>
+      <w:r>
+        <w:t xml:space="preserve">= 41 changes the peak by 6.2 %, so the sweep is run at Δz = 20 µm. One classification does depend on that choice: the synchronous</w:t>
+      </w:r>
+      <w:r>
+        <w:t xml:space="preserve"> </w:t>
+      </w:r>
+      <w:r>
+        <w:rPr>
+          <w:i/>
+          <w:iCs/>
+        </w:rPr>
+        <w:t xml:space="preserve">n</w:t>
+      </w:r>
+      <w:r>
+        <w:t xml:space="preserve"> </w:t>
+      </w:r>
+      <w:r>
+        <w:t xml:space="preserve">= 25 volley is close to Aβ conduction block, and on Δz = 20 µm its action potentials still cross the lesion, slowly (13 m/s), where every grid from Δz = 10 µm down blocks them (Table S2). The peak depolarization differs by only 2.3 % between the two grids, and the attenuations quoted in the text are ratios taken within one grid, so neither the attenuation nor the primary endpoint is affected.</w:t>
+      </w:r>
+    </w:p>
+    <w:bookmarkEnd w:id="57"/>
+    <w:bookmarkStart w:id="64" w:name="s6-the-earlier-full-length-geometry"/>
+    <w:p>
+      <w:pPr>
+        <w:pStyle w:val="Heading2"/>
+      </w:pPr>
+      <w:r>
+        <w:t xml:space="preserve">S6 The earlier full-length geometry</w:t>
+      </w:r>
+    </w:p>
+    <w:tbl>
+      <w:tblPr>
+        <w:tblStyle w:val="Table"/>
+        <w:tblW w:type="pct" w:w="5000"/>
+        <w:tblLayout w:type="fixed"/>
+        <w:tblLook w:firstRow="1" w:lastRow="0" w:firstColumn="0" w:lastColumn="0" w:noHBand="0" w:noVBand="0" w:val="0020"/>
+      </w:tblPr>
+      <w:tblGrid>
+        <w:gridCol w:w="1131"/>
+        <w:gridCol w:w="1131"/>
+        <w:gridCol w:w="1131"/>
+        <w:gridCol w:w="1131"/>
+        <w:gridCol w:w="1131"/>
+        <w:gridCol w:w="1131"/>
+        <w:gridCol w:w="1131"/>
+      </w:tblGrid>
+      <w:tr>
+        <w:trPr>
+          <w:tblHeader w:val="on"/>
+        </w:trPr>
+        <w:tc>
+          <w:tcPr/>
+          <w:p>
+            <w:pPr>
+              <w:pStyle w:val="Compact"/>
+              <w:jc w:val="left"/>
+            </w:pPr>
+            <w:r>
+              <w:t xml:space="preserve">electrode current</w:t>
+            </w:r>
+          </w:p>
+        </w:tc>
+        <w:tc>
+          <w:tcPr/>
+          <w:p>
+            <w:pPr>
+              <w:pStyle w:val="Compact"/>
+              <w:jc w:val="right"/>
+            </w:pPr>
+            <w:r>
+              <w:t xml:space="preserve">model</w:t>
+            </w:r>
+          </w:p>
+        </w:tc>
+        <w:tc>
+          <w:tcPr/>
+          <w:p>
+            <w:pPr>
+              <w:pStyle w:val="Compact"/>
+              <w:jc w:val="right"/>
+            </w:pPr>
+            <w:r>
+              <w:t xml:space="preserve">Aβ stimulus (nA)</w:t>
+            </w:r>
+          </w:p>
+        </w:tc>
+        <w:tc>
+          <w:tcPr/>
+          <w:p>
+            <w:pPr>
+              <w:pStyle w:val="Compact"/>
+              <w:jc w:val="right"/>
+            </w:pPr>
+            <w:r>
+              <w:t xml:space="preserve">propagating C-fiber AP for n ≥</w:t>
+            </w:r>
+          </w:p>
+        </w:tc>
+        <w:tc>
+          <w:tcPr/>
+          <w:p>
+            <w:pPr>
+              <w:pStyle w:val="Compact"/>
+              <w:jc w:val="right"/>
+            </w:pPr>
+            <w:r>
+              <w:t xml:space="preserve">initiation (mm)</w:t>
+            </w:r>
+          </w:p>
+        </w:tc>
+        <w:tc>
+          <w:tcPr/>
+          <w:p>
+            <w:pPr>
+              <w:pStyle w:val="Compact"/>
+              <w:jc w:val="right"/>
+            </w:pPr>
+            <w:r>
+              <w:t xml:space="preserve">Aβ node 0 peak, n = 25 (mV)</w:t>
+            </w:r>
+          </w:p>
+        </w:tc>
+        <w:tc>
+          <w:tcPr/>
+          <w:p>
+            <w:pPr>
+              <w:pStyle w:val="Compact"/>
+              <w:jc w:val="right"/>
+            </w:pPr>
+            <w:r>
+              <w:t xml:space="preserve">max</w:t>
+            </w:r>
+          </w:p>
+        </w:tc>
+      </w:tr>
+      <w:tr>
+        <w:tc>
+          <w:tcPr/>
+          <w:p>
+            <w:pPr>
+              <w:pStyle w:val="Compact"/>
+              <w:jc w:val="left"/>
+            </w:pPr>
+            <w:r>
+              <w:t xml:space="preserve">omitted</w:t>
+            </w:r>
+          </w:p>
+        </w:tc>
+        <w:tc>
+          <w:tcPr/>
+          <w:p>
+            <w:pPr>
+              <w:pStyle w:val="Compact"/>
+              <w:jc w:val="right"/>
+            </w:pPr>
+            <w:r>
+              <w:t xml:space="preserve">HH</w:t>
+            </w:r>
+          </w:p>
+        </w:tc>
+        <w:tc>
+          <w:tcPr/>
+          <w:p>
+            <w:pPr>
+              <w:pStyle w:val="Compact"/>
+              <w:jc w:val="right"/>
+            </w:pPr>
+            <w:r>
+              <w:t xml:space="preserve">3.02</w:t>
+            </w:r>
+          </w:p>
+        </w:tc>
+        <w:tc>
+          <w:tcPr/>
+          <w:p>
+            <w:pPr>
+              <w:pStyle w:val="Compact"/>
+              <w:jc w:val="right"/>
+            </w:pPr>
+            <w:r>
+              <w:t xml:space="preserve">none (n ≤ 50)</w:t>
+            </w:r>
+          </w:p>
+        </w:tc>
+        <w:tc>
+          <w:tcPr/>
+          <w:p>
+            <w:pPr>
+              <w:pStyle w:val="Compact"/>
+              <w:jc w:val="right"/>
+            </w:pPr>
+            <w:r>
+              <w:t xml:space="preserve">–</w:t>
+            </w:r>
+          </w:p>
+        </w:tc>
+        <w:tc>
+          <w:tcPr/>
+          <w:p>
+            <w:pPr>
+              <w:pStyle w:val="Compact"/>
+              <w:jc w:val="right"/>
+            </w:pPr>
+            <w:r>
+              <w:t xml:space="preserve">+17</w:t>
+            </w:r>
+          </w:p>
+        </w:tc>
+        <w:tc>
+          <w:tcPr/>
+          <w:p>
+            <w:pPr>
+              <w:pStyle w:val="Compact"/>
+              <w:jc w:val="right"/>
+            </w:pPr>
+            <w:r>
+              <w:t xml:space="preserve">71</w:t>
+            </w:r>
+          </w:p>
+        </w:tc>
+      </w:tr>
+      <w:tr>
+        <w:tc>
+          <w:tcPr/>
+          <w:p>
+            <w:pPr>
+              <w:pStyle w:val="Compact"/>
+              <w:jc w:val="left"/>
+            </w:pPr>
+            <w:r>
+              <w:t xml:space="preserve">omitted</w:t>
+            </w:r>
+          </w:p>
+        </w:tc>
+        <w:tc>
+          <w:tcPr/>
+          <w:p>
+            <w:pPr>
+              <w:pStyle w:val="Compact"/>
+              <w:jc w:val="right"/>
+            </w:pPr>
+            <w:r>
+              <w:t xml:space="preserve">HH</w:t>
+            </w:r>
+          </w:p>
+        </w:tc>
+        <w:tc>
+          <w:tcPr/>
+          <w:p>
+            <w:pPr>
+              <w:pStyle w:val="Compact"/>
+              <w:jc w:val="right"/>
+            </w:pPr>
+            <w:r>
+              <w:t xml:space="preserve">10</w:t>
+            </w:r>
+          </w:p>
+        </w:tc>
+        <w:tc>
+          <w:tcPr/>
+          <w:p>
+            <w:pPr>
+              <w:pStyle w:val="Compact"/>
+              <w:jc w:val="right"/>
+            </w:pPr>
+            <w:r>
+              <w:t xml:space="preserve">25</w:t>
+            </w:r>
+          </w:p>
+        </w:tc>
+        <w:tc>
+          <w:tcPr/>
+          <w:p>
+            <w:pPr>
+              <w:pStyle w:val="Compact"/>
+              <w:jc w:val="right"/>
+            </w:pPr>
+            <w:r>
+              <w:t xml:space="preserve">0.00</w:t>
+            </w:r>
+          </w:p>
+        </w:tc>
+        <w:tc>
+          <w:tcPr/>
+          <w:p>
+            <w:pPr>
+              <w:pStyle w:val="Compact"/>
+              <w:jc w:val="right"/>
+            </w:pPr>
+            <w:r>
+              <w:t xml:space="preserve">+110</w:t>
+            </w:r>
+          </w:p>
+        </w:tc>
+        <w:tc>
+          <w:tcPr/>
+          <w:p>
+            <w:pPr>
+              <w:pStyle w:val="Compact"/>
+              <w:jc w:val="right"/>
+            </w:pPr>
+            <w:r>
+              <w:t xml:space="preserve">102</w:t>
+            </w:r>
+          </w:p>
+        </w:tc>
+      </w:tr>
+      <w:tr>
+        <w:tc>
+          <w:tcPr/>
+          <w:p>
+            <w:pPr>
+              <w:pStyle w:val="Compact"/>
+              <w:jc w:val="left"/>
+            </w:pPr>
+            <w:r>
+              <w:t xml:space="preserve">omitted</w:t>
+            </w:r>
+          </w:p>
+        </w:tc>
+        <w:tc>
+          <w:tcPr/>
+          <w:p>
+            <w:pPr>
+              <w:pStyle w:val="Compact"/>
+              <w:jc w:val="right"/>
+            </w:pPr>
+            <w:r>
+              <w:t xml:space="preserve">HH</w:t>
+            </w:r>
+          </w:p>
+        </w:tc>
+        <w:tc>
+          <w:tcPr/>
+          <w:p>
+            <w:pPr>
+              <w:pStyle w:val="Compact"/>
+              <w:jc w:val="right"/>
+            </w:pPr>
+            <w:r>
+              <w:t xml:space="preserve">30</w:t>
+            </w:r>
+          </w:p>
+        </w:tc>
+        <w:tc>
+          <w:tcPr/>
+          <w:p>
+            <w:pPr>
+              <w:pStyle w:val="Compact"/>
+              <w:jc w:val="right"/>
+            </w:pPr>
+            <w:r>
+              <w:t xml:space="preserve">10</w:t>
+            </w:r>
+          </w:p>
+        </w:tc>
+        <w:tc>
+          <w:tcPr/>
+          <w:p>
+            <w:pPr>
+              <w:pStyle w:val="Compact"/>
+              <w:jc w:val="right"/>
+            </w:pPr>
+            <w:r>
+              <w:t xml:space="preserve">0.00</w:t>
+            </w:r>
+          </w:p>
+        </w:tc>
+        <w:tc>
+          <w:tcPr/>
+          <w:p>
+            <w:pPr>
+              <w:pStyle w:val="Compact"/>
+              <w:jc w:val="right"/>
+            </w:pPr>
+            <w:r>
+              <w:t xml:space="preserve">+413</w:t>
+            </w:r>
+          </w:p>
+        </w:tc>
+        <w:tc>
+          <w:tcPr/>
+          <w:p>
+            <w:pPr>
+              <w:pStyle w:val="Compact"/>
+              <w:jc w:val="right"/>
+            </w:pPr>
+            <w:r>
+              <w:t xml:space="preserve">276</w:t>
+            </w:r>
+          </w:p>
+        </w:tc>
+      </w:tr>
+      <w:tr>
+        <w:tc>
+          <w:tcPr/>
+          <w:p>
+            <w:pPr>
+              <w:pStyle w:val="Compact"/>
+              <w:jc w:val="left"/>
+            </w:pPr>
+            <w:r>
+              <w:t xml:space="preserve">omitted</w:t>
+            </w:r>
+          </w:p>
+        </w:tc>
+        <w:tc>
+          <w:tcPr/>
+          <w:p>
+            <w:pPr>
+              <w:pStyle w:val="Compact"/>
+              <w:jc w:val="right"/>
+            </w:pPr>
+            <w:r>
+              <w:t xml:space="preserve">HH</w:t>
+            </w:r>
+          </w:p>
+        </w:tc>
+        <w:tc>
+          <w:tcPr/>
+          <w:p>
+            <w:pPr>
+              <w:pStyle w:val="Compact"/>
+              <w:jc w:val="right"/>
+            </w:pPr>
+            <w:r>
+              <w:t xml:space="preserve">100</w:t>
+            </w:r>
+          </w:p>
+        </w:tc>
+        <w:tc>
+          <w:tcPr/>
+          <w:p>
+            <w:pPr>
+              <w:pStyle w:val="Compact"/>
+              <w:jc w:val="right"/>
+            </w:pPr>
+            <w:r>
+              <w:t xml:space="preserve">2</w:t>
+            </w:r>
+          </w:p>
+        </w:tc>
+        <w:tc>
+          <w:tcPr/>
+          <w:p>
+            <w:pPr>
+              <w:pStyle w:val="Compact"/>
+              <w:jc w:val="right"/>
+            </w:pPr>
+            <w:r>
+              <w:t xml:space="preserve">0.00</w:t>
+            </w:r>
+          </w:p>
+        </w:tc>
+        <w:tc>
+          <w:tcPr/>
+          <w:p>
+            <w:pPr>
+              <w:pStyle w:val="Compact"/>
+              <w:jc w:val="right"/>
+            </w:pPr>
+            <w:r>
+              <w:t xml:space="preserve">+1465</w:t>
+            </w:r>
+          </w:p>
+        </w:tc>
+        <w:tc>
+          <w:tcPr/>
+          <w:p>
+            <w:pPr>
+              <w:pStyle w:val="Compact"/>
+              <w:jc w:val="right"/>
+            </w:pPr>
+            <w:r>
+              <w:t xml:space="preserve">935</w:t>
+            </w:r>
+          </w:p>
+        </w:tc>
+      </w:tr>
+      <w:tr>
+        <w:tc>
+          <w:tcPr/>
+          <w:p>
+            <w:pPr>
+              <w:pStyle w:val="Compact"/>
+              <w:jc w:val="left"/>
+            </w:pPr>
+            <w:r>
+              <w:t xml:space="preserve">omitted</w:t>
+            </w:r>
+          </w:p>
+        </w:tc>
+        <w:tc>
+          <w:tcPr/>
+          <w:p>
+            <w:pPr>
+              <w:pStyle w:val="Compact"/>
+              <w:jc w:val="right"/>
+            </w:pPr>
+            <w:r>
+              <w:t xml:space="preserve">NavC</w:t>
+            </w:r>
+          </w:p>
+        </w:tc>
+        <w:tc>
+          <w:tcPr/>
+          <w:p>
+            <w:pPr>
+              <w:pStyle w:val="Compact"/>
+              <w:jc w:val="right"/>
+            </w:pPr>
+            <w:r>
+              <w:t xml:space="preserve">3.02</w:t>
+            </w:r>
+          </w:p>
+        </w:tc>
+        <w:tc>
+          <w:tcPr/>
+          <w:p>
+            <w:pPr>
+              <w:pStyle w:val="Compact"/>
+              <w:jc w:val="right"/>
+            </w:pPr>
+            <w:r>
+              <w:t xml:space="preserve">none (n ≤ 50)</w:t>
+            </w:r>
+          </w:p>
+        </w:tc>
+        <w:tc>
+          <w:tcPr/>
+          <w:p>
+            <w:pPr>
+              <w:pStyle w:val="Compact"/>
+              <w:jc w:val="right"/>
+            </w:pPr>
+            <w:r>
+              <w:t xml:space="preserve">–</w:t>
+            </w:r>
+          </w:p>
+        </w:tc>
+        <w:tc>
+          <w:tcPr/>
+          <w:p>
+            <w:pPr>
+              <w:pStyle w:val="Compact"/>
+              <w:jc w:val="right"/>
+            </w:pPr>
+            <w:r>
+              <w:t xml:space="preserve">+17</w:t>
+            </w:r>
+          </w:p>
+        </w:tc>
+        <w:tc>
+          <w:tcPr/>
+          <w:p>
+            <w:pPr>
+              <w:pStyle w:val="Compact"/>
+              <w:jc w:val="right"/>
+            </w:pPr>
+            <w:r>
+              <w:t xml:space="preserve">71</w:t>
+            </w:r>
+          </w:p>
+        </w:tc>
+      </w:tr>
+      <w:tr>
+        <w:tc>
+          <w:tcPr/>
+          <w:p>
+            <w:pPr>
+              <w:pStyle w:val="Compact"/>
+              <w:jc w:val="left"/>
+            </w:pPr>
+            <w:r>
+              <w:t xml:space="preserve">omitted</w:t>
+            </w:r>
+          </w:p>
+        </w:tc>
+        <w:tc>
+          <w:tcPr/>
+          <w:p>
+            <w:pPr>
+              <w:pStyle w:val="Compact"/>
+              <w:jc w:val="right"/>
+            </w:pPr>
+            <w:r>
+              <w:t xml:space="preserve">NavC</w:t>
+            </w:r>
+          </w:p>
+        </w:tc>
+        <w:tc>
+          <w:tcPr/>
+          <w:p>
+            <w:pPr>
+              <w:pStyle w:val="Compact"/>
+              <w:jc w:val="right"/>
+            </w:pPr>
+            <w:r>
+              <w:t xml:space="preserve">10</w:t>
+            </w:r>
+          </w:p>
+        </w:tc>
+        <w:tc>
+          <w:tcPr/>
+          <w:p>
+            <w:pPr>
+              <w:pStyle w:val="Compact"/>
+              <w:jc w:val="right"/>
+            </w:pPr>
+            <w:r>
+              <w:t xml:space="preserve">none (n ≤ 50)</w:t>
+            </w:r>
+          </w:p>
+        </w:tc>
+        <w:tc>
+          <w:tcPr/>
+          <w:p>
+            <w:pPr>
+              <w:pStyle w:val="Compact"/>
+              <w:jc w:val="right"/>
+            </w:pPr>
+            <w:r>
+              <w:t xml:space="preserve">–</w:t>
+            </w:r>
+          </w:p>
+        </w:tc>
+        <w:tc>
+          <w:tcPr/>
+          <w:p>
+            <w:pPr>
+              <w:pStyle w:val="Compact"/>
+              <w:jc w:val="right"/>
+            </w:pPr>
+            <w:r>
+              <w:t xml:space="preserve">+110</w:t>
+            </w:r>
+          </w:p>
+        </w:tc>
+        <w:tc>
+          <w:tcPr/>
+          <w:p>
+            <w:pPr>
+              <w:pStyle w:val="Compact"/>
+              <w:jc w:val="right"/>
+            </w:pPr>
+            <w:r>
+              <w:t xml:space="preserve">102</w:t>
+            </w:r>
+          </w:p>
+        </w:tc>
+      </w:tr>
+      <w:tr>
+        <w:tc>
+          <w:tcPr/>
+          <w:p>
+            <w:pPr>
+              <w:pStyle w:val="Compact"/>
+              <w:jc w:val="left"/>
+            </w:pPr>
+            <w:r>
+              <w:t xml:space="preserve">omitted</w:t>
+            </w:r>
+          </w:p>
+        </w:tc>
+        <w:tc>
+          <w:tcPr/>
+          <w:p>
+            <w:pPr>
+              <w:pStyle w:val="Compact"/>
+              <w:jc w:val="right"/>
+            </w:pPr>
+            <w:r>
+              <w:t xml:space="preserve">NavC</w:t>
+            </w:r>
+          </w:p>
+        </w:tc>
+        <w:tc>
+          <w:tcPr/>
+          <w:p>
+            <w:pPr>
+              <w:pStyle w:val="Compact"/>
+              <w:jc w:val="right"/>
+            </w:pPr>
+            <w:r>
+              <w:t xml:space="preserve">30</w:t>
+            </w:r>
+          </w:p>
+        </w:tc>
+        <w:tc>
+          <w:tcPr/>
+          <w:p>
+            <w:pPr>
+              <w:pStyle w:val="Compact"/>
+              <w:jc w:val="right"/>
+            </w:pPr>
+            <w:r>
+              <w:t xml:space="preserve">none (n ≤ 50)</w:t>
+            </w:r>
+          </w:p>
+        </w:tc>
+        <w:tc>
+          <w:tcPr/>
+          <w:p>
+            <w:pPr>
+              <w:pStyle w:val="Compact"/>
+              <w:jc w:val="right"/>
+            </w:pPr>
+            <w:r>
+              <w:t xml:space="preserve">–</w:t>
+            </w:r>
+          </w:p>
+        </w:tc>
+        <w:tc>
+          <w:tcPr/>
+          <w:p>
+            <w:pPr>
+              <w:pStyle w:val="Compact"/>
+              <w:jc w:val="right"/>
+            </w:pPr>
+            <w:r>
+              <w:t xml:space="preserve">+414</w:t>
+            </w:r>
+          </w:p>
+        </w:tc>
+        <w:tc>
+          <w:tcPr/>
+          <w:p>
+            <w:pPr>
+              <w:pStyle w:val="Compact"/>
+              <w:jc w:val="right"/>
+            </w:pPr>
+            <w:r>
+              <w:t xml:space="preserve">277</w:t>
+            </w:r>
+          </w:p>
+        </w:tc>
+      </w:tr>
+      <w:tr>
+        <w:tc>
+          <w:tcPr/>
+          <w:p>
+            <w:pPr>
+              <w:pStyle w:val="Compact"/>
+              <w:jc w:val="left"/>
+            </w:pPr>
+            <w:r>
+              <w:t xml:space="preserve">omitted</w:t>
+            </w:r>
+          </w:p>
+        </w:tc>
+        <w:tc>
+          <w:tcPr/>
+          <w:p>
+            <w:pPr>
+              <w:pStyle w:val="Compact"/>
+              <w:jc w:val="right"/>
+            </w:pPr>
+            <w:r>
+              <w:t xml:space="preserve">NavC</w:t>
+            </w:r>
+          </w:p>
+        </w:tc>
+        <w:tc>
+          <w:tcPr/>
+          <w:p>
+            <w:pPr>
+              <w:pStyle w:val="Compact"/>
+              <w:jc w:val="right"/>
+            </w:pPr>
+            <w:r>
+              <w:t xml:space="preserve">100</w:t>
+            </w:r>
+          </w:p>
+        </w:tc>
+        <w:tc>
+          <w:tcPr/>
+          <w:p>
+            <w:pPr>
+              <w:pStyle w:val="Compact"/>
+              <w:jc w:val="right"/>
+            </w:pPr>
+            <w:r>
+              <w:t xml:space="preserve">none (n ≤ 50)</w:t>
+            </w:r>
+          </w:p>
+        </w:tc>
+        <w:tc>
+          <w:tcPr/>
+          <w:p>
+            <w:pPr>
+              <w:pStyle w:val="Compact"/>
+              <w:jc w:val="right"/>
+            </w:pPr>
+            <w:r>
+              <w:t xml:space="preserve">–</w:t>
+            </w:r>
+          </w:p>
+        </w:tc>
+        <w:tc>
+          <w:tcPr/>
+          <w:p>
+            <w:pPr>
+              <w:pStyle w:val="Compact"/>
+              <w:jc w:val="right"/>
+            </w:pPr>
+            <w:r>
+              <w:t xml:space="preserve">+1466</w:t>
+            </w:r>
+          </w:p>
+        </w:tc>
+        <w:tc>
+          <w:tcPr/>
+          <w:p>
+            <w:pPr>
+              <w:pStyle w:val="Compact"/>
+              <w:jc w:val="right"/>
+            </w:pPr>
+            <w:r>
+              <w:t xml:space="preserve">938</w:t>
+            </w:r>
+          </w:p>
+        </w:tc>
+      </w:tr>
+      <w:tr>
+        <w:tc>
+          <w:tcPr/>
+          <w:p>
+            <w:pPr>
+              <w:pStyle w:val="Compact"/>
+              <w:jc w:val="left"/>
+            </w:pPr>
+            <w:r>
+              <w:t xml:space="preserve">returned</w:t>
+            </w:r>
+          </w:p>
+        </w:tc>
+        <w:tc>
+          <w:tcPr/>
+          <w:p>
+            <w:pPr>
+              <w:pStyle w:val="Compact"/>
+              <w:jc w:val="right"/>
+            </w:pPr>
+            <w:r>
+              <w:t xml:space="preserve">HH</w:t>
+            </w:r>
+          </w:p>
+        </w:tc>
+        <w:tc>
+          <w:tcPr/>
+          <w:p>
+            <w:pPr>
+              <w:pStyle w:val="Compact"/>
+              <w:jc w:val="right"/>
+            </w:pPr>
+            <w:r>
+              <w:t xml:space="preserve">3.02</w:t>
+            </w:r>
+          </w:p>
+        </w:tc>
+        <w:tc>
+          <w:tcPr/>
+          <w:p>
+            <w:pPr>
+              <w:pStyle w:val="Compact"/>
+              <w:jc w:val="right"/>
+            </w:pPr>
+            <w:r>
+              <w:t xml:space="preserve">none (n ≤ 50)</w:t>
+            </w:r>
+          </w:p>
+        </w:tc>
+        <w:tc>
+          <w:tcPr/>
+          <w:p>
+            <w:pPr>
+              <w:pStyle w:val="Compact"/>
+              <w:jc w:val="right"/>
+            </w:pPr>
+            <w:r>
+              <w:t xml:space="preserve">–</w:t>
+            </w:r>
+          </w:p>
+        </w:tc>
+        <w:tc>
+          <w:tcPr/>
+          <w:p>
+            <w:pPr>
+              <w:pStyle w:val="Compact"/>
+              <w:jc w:val="right"/>
+            </w:pPr>
+            <w:r>
+              <w:t xml:space="preserve">+4</w:t>
+            </w:r>
+          </w:p>
+        </w:tc>
+        <w:tc>
+          <w:tcPr/>
+          <w:p>
+            <w:pPr>
+              <w:pStyle w:val="Compact"/>
+              <w:jc w:val="right"/>
+            </w:pPr>
+            <w:r>
+              <w:t xml:space="preserve">34</w:t>
+            </w:r>
+          </w:p>
+        </w:tc>
+      </w:tr>
+      <w:tr>
+        <w:tc>
+          <w:tcPr/>
+          <w:p>
+            <w:pPr>
+              <w:pStyle w:val="Compact"/>
+              <w:jc w:val="left"/>
+            </w:pPr>
+            <w:r>
+              <w:t xml:space="preserve">returned</w:t>
+            </w:r>
+          </w:p>
+        </w:tc>
+        <w:tc>
+          <w:tcPr/>
+          <w:p>
+            <w:pPr>
+              <w:pStyle w:val="Compact"/>
+              <w:jc w:val="right"/>
+            </w:pPr>
+            <w:r>
+              <w:t xml:space="preserve">HH</w:t>
+            </w:r>
+          </w:p>
+        </w:tc>
+        <w:tc>
+          <w:tcPr/>
+          <w:p>
+            <w:pPr>
+              <w:pStyle w:val="Compact"/>
+              <w:jc w:val="right"/>
+            </w:pPr>
+            <w:r>
+              <w:t xml:space="preserve">10</w:t>
+            </w:r>
+          </w:p>
+        </w:tc>
+        <w:tc>
+          <w:tcPr/>
+          <w:p>
+            <w:pPr>
+              <w:pStyle w:val="Compact"/>
+              <w:jc w:val="right"/>
+            </w:pPr>
+            <w:r>
+              <w:t xml:space="preserve">none (n ≤ 50)</w:t>
+            </w:r>
+          </w:p>
+        </w:tc>
+        <w:tc>
+          <w:tcPr/>
+          <w:p>
+            <w:pPr>
+              <w:pStyle w:val="Compact"/>
+              <w:jc w:val="right"/>
+            </w:pPr>
+            <w:r>
+              <w:t xml:space="preserve">–</w:t>
+            </w:r>
+          </w:p>
+        </w:tc>
+        <w:tc>
+          <w:tcPr/>
+          <w:p>
+            <w:pPr>
+              <w:pStyle w:val="Compact"/>
+              <w:jc w:val="right"/>
+            </w:pPr>
+            <w:r>
+              <w:t xml:space="preserve">+24</w:t>
+            </w:r>
+          </w:p>
+        </w:tc>
+        <w:tc>
+          <w:tcPr/>
+          <w:p>
+            <w:pPr>
+              <w:pStyle w:val="Compact"/>
+              <w:jc w:val="right"/>
+            </w:pPr>
+            <w:r>
+              <w:t xml:space="preserve">65</w:t>
+            </w:r>
+          </w:p>
+        </w:tc>
+      </w:tr>
+      <w:tr>
+        <w:tc>
+          <w:tcPr/>
+          <w:p>
+            <w:pPr>
+              <w:pStyle w:val="Compact"/>
+              <w:jc w:val="left"/>
+            </w:pPr>
+            <w:r>
+              <w:t xml:space="preserve">returned</w:t>
+            </w:r>
+          </w:p>
+        </w:tc>
+        <w:tc>
+          <w:tcPr/>
+          <w:p>
+            <w:pPr>
+              <w:pStyle w:val="Compact"/>
+              <w:jc w:val="right"/>
+            </w:pPr>
+            <w:r>
+              <w:t xml:space="preserve">HH</w:t>
+            </w:r>
+          </w:p>
+        </w:tc>
+        <w:tc>
+          <w:tcPr/>
+          <w:p>
+            <w:pPr>
+              <w:pStyle w:val="Compact"/>
+              <w:jc w:val="right"/>
+            </w:pPr>
+            <w:r>
+              <w:t xml:space="preserve">30</w:t>
+            </w:r>
+          </w:p>
+        </w:tc>
+        <w:tc>
+          <w:tcPr/>
+          <w:p>
+            <w:pPr>
+              <w:pStyle w:val="Compact"/>
+              <w:jc w:val="right"/>
+            </w:pPr>
+            <w:r>
+              <w:t xml:space="preserve">none (n ≤ 50)</w:t>
+            </w:r>
+          </w:p>
+        </w:tc>
+        <w:tc>
+          <w:tcPr/>
+          <w:p>
+            <w:pPr>
+              <w:pStyle w:val="Compact"/>
+              <w:jc w:val="right"/>
+            </w:pPr>
+            <w:r>
+              <w:t xml:space="preserve">–</w:t>
+            </w:r>
+          </w:p>
+        </w:tc>
+        <w:tc>
+          <w:tcPr/>
+          <w:p>
+            <w:pPr>
+              <w:pStyle w:val="Compact"/>
+              <w:jc w:val="right"/>
+            </w:pPr>
+            <w:r>
+              <w:t xml:space="preserve">+139</w:t>
+            </w:r>
+          </w:p>
+        </w:tc>
+        <w:tc>
+          <w:tcPr/>
+          <w:p>
+            <w:pPr>
+              <w:pStyle w:val="Compact"/>
+              <w:jc w:val="right"/>
+            </w:pPr>
+            <w:r>
+              <w:t xml:space="preserve">194</w:t>
+            </w:r>
+          </w:p>
+        </w:tc>
+      </w:tr>
+      <w:tr>
+        <w:tc>
+          <w:tcPr/>
+          <w:p>
+            <w:pPr>
+              <w:pStyle w:val="Compact"/>
+              <w:jc w:val="left"/>
+            </w:pPr>
+            <w:r>
+              <w:t xml:space="preserve">returned</w:t>
+            </w:r>
+          </w:p>
+        </w:tc>
+        <w:tc>
+          <w:tcPr/>
+          <w:p>
+            <w:pPr>
+              <w:pStyle w:val="Compact"/>
+              <w:jc w:val="right"/>
+            </w:pPr>
+            <w:r>
+              <w:t xml:space="preserve">HH</w:t>
+            </w:r>
+          </w:p>
+        </w:tc>
+        <w:tc>
+          <w:tcPr/>
+          <w:p>
+            <w:pPr>
+              <w:pStyle w:val="Compact"/>
+              <w:jc w:val="right"/>
+            </w:pPr>
+            <w:r>
+              <w:t xml:space="preserve">100</w:t>
+            </w:r>
+          </w:p>
+        </w:tc>
+        <w:tc>
+          <w:tcPr/>
+          <w:p>
+            <w:pPr>
+              <w:pStyle w:val="Compact"/>
+              <w:jc w:val="right"/>
+            </w:pPr>
+            <w:r>
+              <w:t xml:space="preserve">25</w:t>
+            </w:r>
+          </w:p>
+        </w:tc>
+        <w:tc>
+          <w:tcPr/>
+          <w:p>
+            <w:pPr>
+              <w:pStyle w:val="Compact"/>
+              <w:jc w:val="right"/>
+            </w:pPr>
+            <w:r>
+              <w:t xml:space="preserve">0.07</w:t>
+            </w:r>
+          </w:p>
+        </w:tc>
+        <w:tc>
+          <w:tcPr/>
+          <w:p>
+            <w:pPr>
+              <w:pStyle w:val="Compact"/>
+              <w:jc w:val="right"/>
+            </w:pPr>
+            <w:r>
+              <w:t xml:space="preserve">+556</w:t>
+            </w:r>
+          </w:p>
+        </w:tc>
+        <w:tc>
+          <w:tcPr/>
+          <w:p>
+            <w:pPr>
+              <w:pStyle w:val="Compact"/>
+              <w:jc w:val="right"/>
+            </w:pPr>
+            <w:r>
+              <w:t xml:space="preserve">676</w:t>
+            </w:r>
+          </w:p>
+        </w:tc>
+      </w:tr>
+      <w:tr>
+        <w:tc>
+          <w:tcPr/>
+          <w:p>
+            <w:pPr>
+              <w:pStyle w:val="Compact"/>
+              <w:jc w:val="left"/>
+            </w:pPr>
+            <w:r>
+              <w:t xml:space="preserve">returned</w:t>
+            </w:r>
+          </w:p>
+        </w:tc>
+        <w:tc>
+          <w:tcPr/>
+          <w:p>
+            <w:pPr>
+              <w:pStyle w:val="Compact"/>
+              <w:jc w:val="right"/>
+            </w:pPr>
+            <w:r>
+              <w:t xml:space="preserve">NavC</w:t>
+            </w:r>
+          </w:p>
+        </w:tc>
+        <w:tc>
+          <w:tcPr/>
+          <w:p>
+            <w:pPr>
+              <w:pStyle w:val="Compact"/>
+              <w:jc w:val="right"/>
+            </w:pPr>
+            <w:r>
+              <w:t xml:space="preserve">3.02</w:t>
+            </w:r>
+          </w:p>
+        </w:tc>
+        <w:tc>
+          <w:tcPr/>
+          <w:p>
+            <w:pPr>
+              <w:pStyle w:val="Compact"/>
+              <w:jc w:val="right"/>
+            </w:pPr>
+            <w:r>
+              <w:t xml:space="preserve">none (n ≤ 50)</w:t>
+            </w:r>
+          </w:p>
+        </w:tc>
+        <w:tc>
+          <w:tcPr/>
+          <w:p>
+            <w:pPr>
+              <w:pStyle w:val="Compact"/>
+              <w:jc w:val="right"/>
+            </w:pPr>
+            <w:r>
+              <w:t xml:space="preserve">–</w:t>
+            </w:r>
+          </w:p>
+        </w:tc>
+        <w:tc>
+          <w:tcPr/>
+          <w:p>
+            <w:pPr>
+              <w:pStyle w:val="Compact"/>
+              <w:jc w:val="right"/>
+            </w:pPr>
+            <w:r>
+              <w:t xml:space="preserve">+4</w:t>
+            </w:r>
+          </w:p>
+        </w:tc>
+        <w:tc>
+          <w:tcPr/>
+          <w:p>
+            <w:pPr>
+              <w:pStyle w:val="Compact"/>
+              <w:jc w:val="right"/>
+            </w:pPr>
+            <w:r>
+              <w:t xml:space="preserve">34</w:t>
+            </w:r>
+          </w:p>
+        </w:tc>
+      </w:tr>
+      <w:tr>
+        <w:tc>
+          <w:tcPr/>
+          <w:p>
+            <w:pPr>
+              <w:pStyle w:val="Compact"/>
+              <w:jc w:val="left"/>
+            </w:pPr>
+            <w:r>
+              <w:t xml:space="preserve">returned</w:t>
+            </w:r>
+          </w:p>
+        </w:tc>
+        <w:tc>
+          <w:tcPr/>
+          <w:p>
+            <w:pPr>
+              <w:pStyle w:val="Compact"/>
+              <w:jc w:val="right"/>
+            </w:pPr>
+            <w:r>
+              <w:t xml:space="preserve">NavC</w:t>
+            </w:r>
+          </w:p>
+        </w:tc>
+        <w:tc>
+          <w:tcPr/>
+          <w:p>
+            <w:pPr>
+              <w:pStyle w:val="Compact"/>
+              <w:jc w:val="right"/>
+            </w:pPr>
+            <w:r>
+              <w:t xml:space="preserve">10</w:t>
+            </w:r>
+          </w:p>
+        </w:tc>
+        <w:tc>
+          <w:tcPr/>
+          <w:p>
+            <w:pPr>
+              <w:pStyle w:val="Compact"/>
+              <w:jc w:val="right"/>
+            </w:pPr>
+            <w:r>
+              <w:t xml:space="preserve">none (n ≤ 50)</w:t>
+            </w:r>
+          </w:p>
+        </w:tc>
+        <w:tc>
+          <w:tcPr/>
+          <w:p>
+            <w:pPr>
+              <w:pStyle w:val="Compact"/>
+              <w:jc w:val="right"/>
+            </w:pPr>
+            <w:r>
+              <w:t xml:space="preserve">–</w:t>
+            </w:r>
+          </w:p>
+        </w:tc>
+        <w:tc>
+          <w:tcPr/>
+          <w:p>
+            <w:pPr>
+              <w:pStyle w:val="Compact"/>
+              <w:jc w:val="right"/>
+            </w:pPr>
+            <w:r>
+              <w:t xml:space="preserve">+24</w:t>
+            </w:r>
+          </w:p>
+        </w:tc>
+        <w:tc>
+          <w:tcPr/>
+          <w:p>
+            <w:pPr>
+              <w:pStyle w:val="Compact"/>
+              <w:jc w:val="right"/>
+            </w:pPr>
+            <w:r>
+              <w:t xml:space="preserve">65</w:t>
+            </w:r>
+          </w:p>
+        </w:tc>
+      </w:tr>
+      <w:tr>
+        <w:tc>
+          <w:tcPr/>
+          <w:p>
+            <w:pPr>
+              <w:pStyle w:val="Compact"/>
+              <w:jc w:val="left"/>
+            </w:pPr>
+            <w:r>
+              <w:t xml:space="preserve">returned</w:t>
+            </w:r>
+          </w:p>
+        </w:tc>
+        <w:tc>
+          <w:tcPr/>
+          <w:p>
+            <w:pPr>
+              <w:pStyle w:val="Compact"/>
+              <w:jc w:val="right"/>
+            </w:pPr>
+            <w:r>
+              <w:t xml:space="preserve">NavC</w:t>
+            </w:r>
+          </w:p>
+        </w:tc>
+        <w:tc>
+          <w:tcPr/>
+          <w:p>
+            <w:pPr>
+              <w:pStyle w:val="Compact"/>
+              <w:jc w:val="right"/>
+            </w:pPr>
+            <w:r>
+              <w:t xml:space="preserve">30</w:t>
+            </w:r>
+          </w:p>
+        </w:tc>
+        <w:tc>
+          <w:tcPr/>
+          <w:p>
+            <w:pPr>
+              <w:pStyle w:val="Compact"/>
+              <w:jc w:val="right"/>
+            </w:pPr>
+            <w:r>
+              <w:t xml:space="preserve">none (n ≤ 50)</w:t>
+            </w:r>
+          </w:p>
+        </w:tc>
+        <w:tc>
+          <w:tcPr/>
+          <w:p>
+            <w:pPr>
+              <w:pStyle w:val="Compact"/>
+              <w:jc w:val="right"/>
+            </w:pPr>
+            <w:r>
+              <w:t xml:space="preserve">–</w:t>
+            </w:r>
+          </w:p>
+        </w:tc>
+        <w:tc>
+          <w:tcPr/>
+          <w:p>
+            <w:pPr>
+              <w:pStyle w:val="Compact"/>
+              <w:jc w:val="right"/>
+            </w:pPr>
+            <w:r>
+              <w:t xml:space="preserve">+139</w:t>
+            </w:r>
+          </w:p>
+        </w:tc>
+        <w:tc>
+          <w:tcPr/>
+          <w:p>
+            <w:pPr>
+              <w:pStyle w:val="Compact"/>
+              <w:jc w:val="right"/>
+            </w:pPr>
+            <w:r>
+              <w:t xml:space="preserve">194</w:t>
+            </w:r>
+          </w:p>
+        </w:tc>
+      </w:tr>
+      <w:tr>
+        <w:tc>
+          <w:tcPr/>
+          <w:p>
+            <w:pPr>
+              <w:pStyle w:val="Compact"/>
+              <w:jc w:val="left"/>
+            </w:pPr>
+            <w:r>
+              <w:t xml:space="preserve">returned</w:t>
+            </w:r>
+          </w:p>
+        </w:tc>
+        <w:tc>
+          <w:tcPr/>
+          <w:p>
+            <w:pPr>
+              <w:pStyle w:val="Compact"/>
+              <w:jc w:val="right"/>
+            </w:pPr>
+            <w:r>
+              <w:t xml:space="preserve">NavC</w:t>
+            </w:r>
+          </w:p>
+        </w:tc>
+        <w:tc>
+          <w:tcPr/>
+          <w:p>
+            <w:pPr>
+              <w:pStyle w:val="Compact"/>
+              <w:jc w:val="right"/>
+            </w:pPr>
+            <w:r>
+              <w:t xml:space="preserve">100</w:t>
+            </w:r>
+          </w:p>
+        </w:tc>
+        <w:tc>
+          <w:tcPr/>
+          <w:p>
+            <w:pPr>
+              <w:pStyle w:val="Compact"/>
+              <w:jc w:val="right"/>
+            </w:pPr>
+            <w:r>
+              <w:t xml:space="preserve">50</w:t>
+            </w:r>
+          </w:p>
+        </w:tc>
+        <w:tc>
+          <w:tcPr/>
+          <w:p>
+            <w:pPr>
+              <w:pStyle w:val="Compact"/>
+              <w:jc w:val="right"/>
+            </w:pPr>
+            <w:r>
+              <w:t xml:space="preserve">0.07</w:t>
+            </w:r>
+          </w:p>
+        </w:tc>
+        <w:tc>
+          <w:tcPr/>
+          <w:p>
+            <w:pPr>
+              <w:pStyle w:val="Compact"/>
+              <w:jc w:val="right"/>
+            </w:pPr>
+            <w:r>
+              <w:t xml:space="preserve">+556</w:t>
+            </w:r>
+          </w:p>
+        </w:tc>
+        <w:tc>
+          <w:tcPr/>
+          <w:p>
+            <w:pPr>
+              <w:pStyle w:val="Compact"/>
+              <w:jc w:val="right"/>
+            </w:pPr>
+            <w:r>
+              <w:t xml:space="preserve">676</w:t>
+            </w:r>
+          </w:p>
+        </w:tc>
+      </w:tr>
+    </w:tbl>
+    <w:p>
+      <w:pPr>
+        <w:pStyle w:val="BodyText"/>
+      </w:pPr>
+      <w:r>
+        <w:rPr>
+          <w:b/>
+          <w:bCs/>
+        </w:rPr>
         <w:t xml:space="preserve">Table S6.</w:t>
       </w:r>
       <w:r>
@@ -6019,18 +7093,18 @@
           <wp:inline>
             <wp:extent cx="5943600" cy="2014544"/>
             <wp:effectExtent b="0" l="0" r="0" t="0"/>
-            <wp:docPr descr="Fig. S1 Earlier full-length geometry. (a, b) Peak C-fiber membrane potential at the electrode site z = 0 vs n for Aβ stimuli of 2× threshold to 100 nA (stars: propagating C-fiber AP launched at the electrode). (c) Peak Aβ membrane potential at the stimulated node." title="" id="55" name="Picture"/>
+            <wp:docPr descr="Fig. S1 Earlier full-length geometry. (a, b) Peak C-fiber membrane potential at the electrode site z = 0 vs n for Aβ stimuli of 2× threshold to 100 nA (stars: propagating C-fiber AP launched at the electrode). (c) Peak Aβ membrane potential at the stimulated node." title="" id="59" name="Picture"/>
             <a:graphic>
               <a:graphicData uri="http://schemas.openxmlformats.org/drawingml/2006/picture">
                 <pic:pic>
                   <pic:nvPicPr>
-                    <pic:cNvPr descr="../results/figures/figS1_full_length.png" id="56" name="Picture"/>
+                    <pic:cNvPr descr="../results/figures/figS1_full_length.png" id="60" name="Picture"/>
                     <pic:cNvPicPr>
                       <a:picLocks noChangeArrowheads="1" noChangeAspect="1"/>
                     </pic:cNvPicPr>
                   </pic:nvPicPr>
                   <pic:blipFill>
-                    <a:blip r:embed="rId54"/>
+                    <a:blip r:embed="rId58"/>
                     <a:stretch>
                       <a:fillRect/>
                     </a:stretch>
@@ -6100,18 +7174,18 @@
           <wp:inline>
             <wp:extent cx="4457700" cy="1931484"/>
             <wp:effectExtent b="0" l="0" r="0" t="0"/>
-            <wp:docPr descr="Fig. S2 Lesion length (a) and Aβ stimulus strength (b) in the production configuration (NavC). No C-fiber action potential occurred." title="" id="58" name="Picture"/>
+            <wp:docPr descr="Fig. S2 Lesion length (a) and Aβ stimulus strength (b) in the production configuration (NavC). No C-fiber action potential occurred." title="" id="62" name="Picture"/>
             <a:graphic>
               <a:graphicData uri="http://schemas.openxmlformats.org/drawingml/2006/picture">
                 <pic:pic>
                   <pic:nvPicPr>
-                    <pic:cNvPr descr="../results/figures/figS2_lesion_stimulus.png" id="59" name="Picture"/>
+                    <pic:cNvPr descr="../results/figures/figS2_lesion_stimulus.png" id="63" name="Picture"/>
                     <pic:cNvPicPr>
                       <a:picLocks noChangeArrowheads="1" noChangeAspect="1"/>
                     </pic:cNvPicPr>
                   </pic:nvPicPr>
                   <pic:blipFill>
-                    <a:blip r:embed="rId57"/>
+                    <a:blip r:embed="rId61"/>
                     <a:stretch>
                       <a:fillRect/>
                     </a:stretch>
@@ -6156,7 +7230,7 @@
         <w:t xml:space="preserve">Lesion length (a) and Aβ stimulus strength (b) in the production configuration (NavC). No C-fiber action potential occurred.</w:t>
       </w:r>
     </w:p>
-    <w:bookmarkEnd w:id="60"/>
+    <w:bookmarkEnd w:id="64"/>
     <w:sectPr>
       <w:footerReference r:id="rId41" w:type="default"/>
       <w:pgSz w:h="15840" w:w="12240"/>

--- a/manuscript/supplementary_information.docx
+++ b/manuscript/supplementary_information.docx
@@ -1347,12 +1347,12 @@
           <wp:inline>
             <wp:extent cx="5943600" cy="1631523"/>
             <wp:effectExtent b="0" l="0" r="0" t="0"/>
-            <wp:docPr descr="Fig. S3 Verification of the Aβ source. (a) CRRSS steady-state activation and inactivation and (b) their time constants over the modelled range, at 37 °C. (c) Action potential at a node (z = 5 mm) followed through repolarization to rest. (d) Paired-pulse recovery: peak of the response at z = 8 mm after a second stimulus, against the interpulse interval. Grey crosses mark intervals at which no second action potential propagates; the value plotted there is the decaying tail of the first action potential, not a second spike." title="" id="52" name="Picture"/>
+            <wp:docPr descr="Fig. S1 Verification of the Aβ source. (a) CRRSS steady-state activation and inactivation and (b) their time constants over the modelled range, at 37 °C. (c) Action potential at a node (z = 5 mm) followed through repolarization to rest. (d) Paired-pulse recovery: peak of the response at z = 8 mm after a second stimulus, against the interpulse interval. Grey crosses mark intervals at which no second action potential propagates; the value plotted there is the decaying tail of the first action potential, not a second spike." title="" id="52" name="Picture"/>
             <a:graphic>
               <a:graphicData uri="http://schemas.openxmlformats.org/drawingml/2006/picture">
                 <pic:pic>
                   <pic:nvPicPr>
-                    <pic:cNvPr descr="../results/figures/figS3_membrane_verification.png" id="53" name="Picture"/>
+                    <pic:cNvPr descr="../results/figures/figS1_membrane_verification.png" id="53" name="Picture"/>
                     <pic:cNvPicPr>
                       <a:picLocks noChangeArrowheads="1" noChangeAspect="1"/>
                     </pic:cNvPicPr>
@@ -1394,7 +1394,7 @@
           <w:b/>
           <w:bCs/>
         </w:rPr>
-        <w:t xml:space="preserve">Fig. S3</w:t>
+        <w:t xml:space="preserve">Fig. S1</w:t>
       </w:r>
       <w:r>
         <w:t xml:space="preserve"> </w:t>
@@ -1988,7 +1988,7 @@
           <w:b/>
           <w:bCs/>
         </w:rPr>
-        <w:t xml:space="preserve">Table S7.</w:t>
+        <w:t xml:space="preserve">Table S3.</w:t>
       </w:r>
       <w:r>
         <w:t xml:space="preserve"> </w:t>
@@ -2320,7 +2320,7 @@
           <w:b/>
           <w:bCs/>
         </w:rPr>
-        <w:t xml:space="preserve">Table S8.</w:t>
+        <w:t xml:space="preserve">Table S4.</w:t>
       </w:r>
       <w:r>
         <w:t xml:space="preserve"> </w:t>
@@ -3130,7 +3130,7 @@
           <w:b/>
           <w:bCs/>
         </w:rPr>
-        <w:t xml:space="preserve">Table S3.</w:t>
+        <w:t xml:space="preserve">Table S5.</w:t>
       </w:r>
       <w:r>
         <w:t xml:space="preserve"> </w:t>
@@ -4744,7 +4744,7 @@
           <w:b/>
           <w:bCs/>
         </w:rPr>
-        <w:t xml:space="preserve">Table S4.</w:t>
+        <w:t xml:space="preserve">Table S6.</w:t>
       </w:r>
       <w:r>
         <w:t xml:space="preserve"> </w:t>
@@ -5410,7 +5410,7 @@
           <w:b/>
           <w:bCs/>
         </w:rPr>
-        <w:t xml:space="preserve">Table S5.</w:t>
+        <w:t xml:space="preserve">Table S7.</w:t>
       </w:r>
       <w:r>
         <w:t xml:space="preserve"> </w:t>
@@ -7023,7 +7023,7 @@
           <w:b/>
           <w:bCs/>
         </w:rPr>
-        <w:t xml:space="preserve">Table S6.</w:t>
+        <w:t xml:space="preserve">Table S8.</w:t>
       </w:r>
       <w:r>
         <w:t xml:space="preserve"> </w:t>
@@ -7093,12 +7093,12 @@
           <wp:inline>
             <wp:extent cx="5943600" cy="2014544"/>
             <wp:effectExtent b="0" l="0" r="0" t="0"/>
-            <wp:docPr descr="Fig. S1 Earlier full-length geometry. (a, b) Peak C-fiber membrane potential at the electrode site z = 0 vs n for Aβ stimuli of 2× threshold to 100 nA (stars: propagating C-fiber AP launched at the electrode). (c) Peak Aβ membrane potential at the stimulated node." title="" id="59" name="Picture"/>
+            <wp:docPr descr="Fig. S2 Earlier full-length geometry. (a, b) Peak C-fiber membrane potential at the electrode site z = 0 vs n for Aβ stimuli of 2× threshold to 100 nA (stars: propagating C-fiber AP launched at the electrode). (c) Peak Aβ membrane potential at the stimulated node." title="" id="59" name="Picture"/>
             <a:graphic>
               <a:graphicData uri="http://schemas.openxmlformats.org/drawingml/2006/picture">
                 <pic:pic>
                   <pic:nvPicPr>
-                    <pic:cNvPr descr="../results/figures/figS1_full_length.png" id="60" name="Picture"/>
+                    <pic:cNvPr descr="../results/figures/figS2_full_length.png" id="60" name="Picture"/>
                     <pic:cNvPicPr>
                       <a:picLocks noChangeArrowheads="1" noChangeAspect="1"/>
                     </pic:cNvPicPr>
@@ -7140,7 +7140,7 @@
           <w:b/>
           <w:bCs/>
         </w:rPr>
-        <w:t xml:space="preserve">Fig. S1</w:t>
+        <w:t xml:space="preserve">Fig. S2</w:t>
       </w:r>
       <w:r>
         <w:t xml:space="preserve"> </w:t>
@@ -7172,14 +7172,14 @@
       <w:r>
         <w:drawing>
           <wp:inline>
-            <wp:extent cx="4457700" cy="1931484"/>
+            <wp:extent cx="4457700" cy="1848111"/>
             <wp:effectExtent b="0" l="0" r="0" t="0"/>
-            <wp:docPr descr="Fig. S2 Lesion length (a) and Aβ stimulus strength (b) in the production configuration (NavC). No C-fiber action potential occurred." title="" id="62" name="Picture"/>
+            <wp:docPr descr="Fig. S3 Lesion length (a) and Aβ stimulus strength (b) in the production configuration (NavC). No C-fiber action potential occurred." title="" id="62" name="Picture"/>
             <a:graphic>
               <a:graphicData uri="http://schemas.openxmlformats.org/drawingml/2006/picture">
                 <pic:pic>
                   <pic:nvPicPr>
-                    <pic:cNvPr descr="../results/figures/figS2_lesion_stimulus.png" id="63" name="Picture"/>
+                    <pic:cNvPr descr="../results/figures/figS3_lesion_stimulus.png" id="63" name="Picture"/>
                     <pic:cNvPicPr>
                       <a:picLocks noChangeArrowheads="1" noChangeAspect="1"/>
                     </pic:cNvPicPr>
@@ -7193,7 +7193,7 @@
                   <pic:spPr bwMode="auto">
                     <a:xfrm>
                       <a:off x="0" y="0"/>
-                      <a:ext cx="4457700" cy="1931484"/>
+                      <a:ext cx="4457700" cy="1848111"/>
                     </a:xfrm>
                     <a:prstGeom prst="rect">
                       <a:avLst/>
@@ -7221,7 +7221,7 @@
           <w:b/>
           <w:bCs/>
         </w:rPr>
-        <w:t xml:space="preserve">Fig. S2</w:t>
+        <w:t xml:space="preserve">Fig. S3</w:t>
       </w:r>
       <w:r>
         <w:t xml:space="preserve"> </w:t>

--- a/manuscript/supplementary_information.docx
+++ b/manuscript/supplementary_information.docx
@@ -370,7 +370,7 @@
         <w:t xml:space="preserve"> </w:t>
       </w:r>
       <w:r>
-        <w:t xml:space="preserve">The lagged coupling scheme of the earlier version vs the monolithic scheme, in the earlier full-length geometry and parameters (HH E</w:t>
+        <w:t xml:space="preserve">The lagged coupling scheme vs the monolithic scheme, in the extended-compartment configuration (HH E</w:t>
       </w:r>
       <w:r>
         <w:rPr>
@@ -5523,13 +5523,13 @@
       </w:r>
     </w:p>
     <w:bookmarkEnd w:id="57"/>
-    <w:bookmarkStart w:id="64" w:name="s6-the-earlier-full-length-geometry"/>
+    <w:bookmarkStart w:id="64" w:name="X2397a42bcf604765721666d0e14a9f6dc08dde9"/>
     <w:p>
       <w:pPr>
         <w:pStyle w:val="Heading2"/>
       </w:pPr>
       <w:r>
-        <w:t xml:space="preserve">S6 The earlier full-length geometry</w:t>
+        <w:t xml:space="preserve">S6 The extended-compartment configuration</w:t>
       </w:r>
     </w:p>
     <w:tbl>
